--- a/PP-salygos/templates/SSD_LTEN_SPS.docx
+++ b/PP-salygos/templates/SSD_LTEN_SPS.docx
@@ -37,7 +37,7 @@
                 <w:sz w:val="20"/>
                 <w:szCs w:val="20"/>
               </w:rPr>
-              <w:t>/ĮMONĖS PAVADINIMAS/</w:t>
+              <w:t>ĮMONĖS PAVADINIMAS</w:t>
             </w:r>
           </w:p>
         </w:tc>
@@ -120,17 +120,6 @@
                 <w:lang w:val="lt-LT"/>
               </w:rPr>
             </w:pPr>
-            <w:r>
-              <w:rPr>
-                <w:rFonts w:ascii="Arial" w:hAnsi="Arial" w:cs="Arial"/>
-                <w:i/>
-                <w:iCs/>
-                <w:sz w:val="20"/>
-                <w:szCs w:val="20"/>
-                <w:lang w:val="lt-LT"/>
-              </w:rPr>
-              <w:t>___________</w:t>
-            </w:r>
             <w:r>
               <w:rPr>
                 <w:rFonts w:ascii="Arial" w:hAnsi="Arial" w:cs="Arial"/>
@@ -291,14 +280,13 @@
                 <w:placeholder>
                   <w:docPart w:val="DefaultPlaceholder_-1854013437"/>
                 </w:placeholder>
-                <w:date>
+                <w:date w:fullDate="2022-04-05T00:00:00Z">
                   <w:dateFormat w:val="yyyy-MM-dd"/>
                   <w:lid w:val="lt-LT"/>
                   <w:storeMappedDataAs w:val="dateTime"/>
                   <w:calendar w:val="gregorian"/>
                 </w:date>
               </w:sdtPr>
-              <w:sdtEndPr/>
               <w:sdtContent>
                 <w:r>
                   <w:rPr>
@@ -307,7 +295,7 @@
                     <w:sz w:val="20"/>
                     <w:szCs w:val="20"/>
                   </w:rPr>
-                  <w:t>Pasirinkti datą</w:t>
+                  <w:t>2022-04-05</w:t>
                 </w:r>
               </w:sdtContent>
             </w:sdt>
@@ -2824,7 +2812,6 @@
                   <w:listItem w:displayText="Tarptautinis pirkimas" w:value="Tarptautinis pirkimas"/>
                 </w:dropDownList>
               </w:sdtPr>
-              <w:sdtEndPr/>
               <w:sdtContent>
                 <w:r>
                   <w:rPr>
@@ -2895,7 +2882,6 @@
                   <w:listItem w:displayText="International Procurement" w:value="International Procurement"/>
                 </w:comboBox>
               </w:sdtPr>
-              <w:sdtEndPr/>
               <w:sdtContent>
                 <w:r>
                   <w:rPr>
@@ -3034,7 +3020,6 @@
                   <w:listItem w:displayText="elektroniniu paštu" w:value="elektroniniu paštu"/>
                 </w:comboBox>
               </w:sdtPr>
-              <w:sdtEndPr/>
               <w:sdtContent>
                 <w:r>
                   <w:rPr>
@@ -3168,7 +3153,6 @@
                   <w:listItem w:displayText="by e-mail" w:value="by e-mail"/>
                 </w:comboBox>
               </w:sdtPr>
-              <w:sdtEndPr/>
               <w:sdtContent>
                 <w:r>
                   <w:rPr>
@@ -3880,18 +3864,7 @@
                 <w:sz w:val="20"/>
                 <w:szCs w:val="20"/>
               </w:rPr>
-              <w:t xml:space="preserve">Perkantysis subjektas atskiru pranešimu, po pranešimo Tiekėjams apie sudarytą Pasiūlymų eilę išsiuntimo, kreipsis CVP IS priemonėmis į Pirkimą Laimėjusį </w:t>
-            </w:r>
-            <w:r>
-              <w:rPr>
-                <w:rFonts w:ascii="Arial" w:hAnsi="Arial" w:cs="Arial"/>
-                <w:iCs/>
-                <w:color w:val="FF0000"/>
-                <w:sz w:val="20"/>
-                <w:szCs w:val="20"/>
-              </w:rPr>
-              <w:lastRenderedPageBreak/>
-              <w:t>Tiekėją prašydamas pateikti Sutarties projektą</w:t>
+              <w:t>Perkantysis subjektas atskiru pranešimu, po pranešimo Tiekėjams apie sudarytą Pasiūlymų eilę išsiuntimo, kreipsis CVP IS priemonėmis į Pirkimą Laimėjusį Tiekėją prašydamas pateikti Sutarties projektą</w:t>
             </w:r>
             <w:r>
               <w:rPr>
@@ -3935,7 +3908,6 @@
                 <w:szCs w:val="20"/>
                 <w:lang w:val="en-GB"/>
               </w:rPr>
-              <w:lastRenderedPageBreak/>
               <w:t xml:space="preserve">No draft Contract has been drawn up for the purpose of the present Contract. The material terms of the Contract are laid down in </w:t>
             </w:r>
             <w:r>
@@ -4113,18 +4085,7 @@
                 <w:szCs w:val="20"/>
                 <w:lang w:val="en-GB"/>
               </w:rPr>
-              <w:t xml:space="preserve">to provide the draft </w:t>
-            </w:r>
-            <w:r>
-              <w:rPr>
-                <w:rFonts w:ascii="Arial" w:hAnsi="Arial" w:cs="Arial"/>
-                <w:color w:val="FF0000"/>
-                <w:sz w:val="20"/>
-                <w:szCs w:val="20"/>
-                <w:lang w:val="en-GB"/>
-              </w:rPr>
-              <w:lastRenderedPageBreak/>
-              <w:t>Contract including the essential terms of the Contract as specified in Section __ of the SPC.</w:t>
+              <w:t>to provide the draft Contract including the essential terms of the Contract as specified in Section __ of the SPC.</w:t>
             </w:r>
           </w:p>
         </w:tc>
@@ -6558,16 +6519,7 @@
                 <w:sz w:val="20"/>
                 <w:szCs w:val="20"/>
               </w:rPr>
-              <w:t xml:space="preserve"> Perkantysis subjektas objekto apžiūros </w:t>
-            </w:r>
-            <w:r>
-              <w:rPr>
-                <w:rFonts w:ascii="Arial" w:hAnsi="Arial" w:cs="Arial"/>
-                <w:sz w:val="20"/>
-                <w:szCs w:val="20"/>
-              </w:rPr>
-              <w:lastRenderedPageBreak/>
-              <w:t>metu neatsakinės į jokius Tiekėjų klausimus. Klausimus po objekto apžiūros bus galima pateikti CVP IS susirašinėjimo priemonėmis.</w:t>
+              <w:t xml:space="preserve"> Perkantysis subjektas objekto apžiūros metu neatsakinės į jokius Tiekėjų klausimus. Klausimus po objekto apžiūros bus galima pateikti CVP IS susirašinėjimo priemonėmis.</w:t>
             </w:r>
           </w:p>
         </w:tc>
@@ -6592,7 +6544,6 @@
                 <w:szCs w:val="20"/>
                 <w:lang w:val="en-GB"/>
               </w:rPr>
-              <w:lastRenderedPageBreak/>
               <w:t xml:space="preserve">The object of the Procurement will be inspected, Suppliers wishing to inspect the construction site have to contact the Contracting Entity </w:t>
             </w:r>
             <w:r>
@@ -6667,17 +6618,7 @@
                 <w:szCs w:val="20"/>
                 <w:lang w:val="en-GB"/>
               </w:rPr>
-              <w:t xml:space="preserve">questions during the </w:t>
-            </w:r>
-            <w:r>
-              <w:rPr>
-                <w:rFonts w:ascii="Arial" w:hAnsi="Arial" w:cs="Arial"/>
-                <w:sz w:val="20"/>
-                <w:szCs w:val="20"/>
-                <w:lang w:val="en-GB"/>
-              </w:rPr>
-              <w:lastRenderedPageBreak/>
-              <w:t xml:space="preserve">inspection of the object, it will be possible to submit questions after the inspection of the object </w:t>
+              <w:t xml:space="preserve">questions during the inspection of the object, it will be possible to submit questions after the inspection of the object </w:t>
             </w:r>
             <w:r>
               <w:rPr>
@@ -6840,7 +6781,16 @@
                 <w:sz w:val="20"/>
                 <w:szCs w:val="20"/>
               </w:rPr>
-              <w:t xml:space="preserve">Jeigu Perkantysis subjektas gaus klausimų dėl Pirkimo dokumentų, į kuriuos atsakant reikės pateikti konfidencialią Perkančiojo subjekto informaciją, Perkantysis subjektas tokią informaciją pateiks CVP IS susirašinėjimo priemonėmis kiekvienam Tiekėjui asmeniškai. Tiekėjas, norėdamas susipažinti su tokia informacija, privalės CVP IS susirašinėjimo priemonėmis atsiųsti prašymą ir užpildytą bei pasirašytą Konfidencialumo įsipareigojimą </w:t>
+              <w:t xml:space="preserve">Jeigu Perkantysis subjektas gaus klausimų dėl Pirkimo dokumentų, į kuriuos atsakant reikės pateikti konfidencialią Perkančiojo subjekto informaciją, Perkantysis subjektas tokią informaciją pateiks CVP IS susirašinėjimo priemonėmis kiekvienam Tiekėjui asmeniškai. Tiekėjas, norėdamas susipažinti su tokia informacija, privalės CVP </w:t>
+            </w:r>
+            <w:r>
+              <w:rPr>
+                <w:rFonts w:ascii="Arial" w:hAnsi="Arial" w:cs="Arial"/>
+                <w:sz w:val="20"/>
+                <w:szCs w:val="20"/>
+              </w:rPr>
+              <w:lastRenderedPageBreak/>
+              <w:t xml:space="preserve">IS susirašinėjimo priemonėmis atsiųsti prašymą ir užpildytą bei pasirašytą Konfidencialumo įsipareigojimą </w:t>
             </w:r>
             <w:r>
               <w:rPr>
@@ -6880,6 +6830,7 @@
                 <w:szCs w:val="20"/>
                 <w:lang w:val="en-GB"/>
               </w:rPr>
+              <w:lastRenderedPageBreak/>
               <w:t xml:space="preserve">If the Contracting Entity receives questions regarding the Procurement </w:t>
             </w:r>
             <w:r>
@@ -6916,7 +6867,17 @@
                 <w:szCs w:val="20"/>
                 <w:lang w:val="en-GB"/>
               </w:rPr>
-              <w:t xml:space="preserve"> CPP IS. In order to access such information, the Supplier will be required to send a request, as well as a completed and signed </w:t>
+              <w:t xml:space="preserve"> CPP IS. In order to access such information, the Supplier will be required to send a request, as well as a </w:t>
+            </w:r>
+            <w:r>
+              <w:rPr>
+                <w:rFonts w:ascii="Arial" w:hAnsi="Arial" w:cs="Arial"/>
+                <w:sz w:val="20"/>
+                <w:szCs w:val="20"/>
+                <w:lang w:val="en-GB"/>
+              </w:rPr>
+              <w:lastRenderedPageBreak/>
+              <w:t xml:space="preserve">completed and signed </w:t>
             </w:r>
             <w:r>
               <w:rPr>
@@ -6986,6 +6947,7 @@
                 <w:sz w:val="20"/>
                 <w:szCs w:val="20"/>
               </w:rPr>
+              <w:lastRenderedPageBreak/>
               <w:t>3.</w:t>
             </w:r>
           </w:p>
@@ -7599,7 +7561,6 @@
                 <w:sz w:val="20"/>
                 <w:szCs w:val="20"/>
               </w:rPr>
-              <w:lastRenderedPageBreak/>
               <w:t>(</w:t>
             </w:r>
             <w:r>
@@ -7763,7 +7724,6 @@
                 <w:szCs w:val="20"/>
                 <w:lang w:val="en-GB"/>
               </w:rPr>
-              <w:lastRenderedPageBreak/>
               <w:t xml:space="preserve">The absence of the grounds for exclusion and the qualification of </w:t>
             </w:r>
             <w:r>
@@ -7990,18 +7950,7 @@
                 <w:szCs w:val="20"/>
                 <w:lang w:val="en-GB"/>
               </w:rPr>
-              <w:t xml:space="preserve">of </w:t>
-            </w:r>
-            <w:r>
-              <w:rPr>
-                <w:rFonts w:ascii="Arial" w:hAnsi="Arial" w:cs="Arial"/>
-                <w:iCs/>
-                <w:sz w:val="20"/>
-                <w:szCs w:val="20"/>
-                <w:lang w:val="en-GB"/>
-              </w:rPr>
-              <w:lastRenderedPageBreak/>
-              <w:t xml:space="preserve">this </w:t>
+              <w:t xml:space="preserve">of this </w:t>
             </w:r>
             <w:r>
               <w:rPr>
@@ -9164,7 +9113,17 @@
                 <w:sz w:val="20"/>
                 <w:szCs w:val="20"/>
               </w:rPr>
-              <w:t xml:space="preserve">Iš ne Lietuvoje įsteigtų subjektų bus reikalaujama tokios rūšies pažymų ir tokių dokumentinių įrodymų formų, apie kuriuos pateikta informacija Europos Komisijos informacinėje dokumentų saugykloje </w:t>
+              <w:t xml:space="preserve">Iš ne Lietuvoje įsteigtų subjektų bus reikalaujama tokios rūšies pažymų ir tokių dokumentinių įrodymų formų, apie kuriuos pateikta informacija Europos </w:t>
+            </w:r>
+            <w:r>
+              <w:rPr>
+                <w:rFonts w:ascii="Arial" w:hAnsi="Arial" w:cs="Arial"/>
+                <w:color w:val="000000"/>
+                <w:sz w:val="20"/>
+                <w:szCs w:val="20"/>
+              </w:rPr>
+              <w:lastRenderedPageBreak/>
+              <w:t xml:space="preserve">Komisijos informacinėje dokumentų saugykloje </w:t>
             </w:r>
           </w:p>
           <w:p>
@@ -9372,7 +9331,18 @@
                 <w:szCs w:val="20"/>
                 <w:lang w:val="en-GB"/>
               </w:rPr>
-              <w:t xml:space="preserve">Entities established outside Lithuania will be required to provide the type of certificate and such documentary evidence as is provided in the European Commission's Information Document Repository E-Certis: </w:t>
+              <w:t xml:space="preserve">Entities established outside Lithuania will be required to provide the type of certificate and such documentary evidence as is provided in the European </w:t>
+            </w:r>
+            <w:r>
+              <w:rPr>
+                <w:rFonts w:ascii="Arial" w:hAnsi="Arial" w:cs="Arial"/>
+                <w:color w:val="000000"/>
+                <w:sz w:val="20"/>
+                <w:szCs w:val="20"/>
+                <w:lang w:val="en-GB"/>
+              </w:rPr>
+              <w:lastRenderedPageBreak/>
+              <w:t xml:space="preserve">Commission's Information Document Repository E-Certis: </w:t>
             </w:r>
             <w:r>
               <w:rPr>
@@ -9537,7 +9507,6 @@
                 <w:szCs w:val="20"/>
                 <w:lang w:val="en-GB"/>
               </w:rPr>
-              <w:lastRenderedPageBreak/>
               <w:t>During the Procurement, the Supplier has entered into a situation of conflict of interest as defined in Article 33 of the LP, and the respective situation cannot be remedied.</w:t>
             </w:r>
           </w:p>
@@ -9576,7 +9545,19 @@
                 <w:szCs w:val="20"/>
                 <w:lang w:val="en-GB"/>
               </w:rPr>
-              <w:t>It is considered that the respective situation cannot be remedied due to a conflict of interest if the persons involved in the conflict of interest have determined the decisions of the Commission or the Contracting Entity and the amendment of these decisions would be contrary to the provisions of the LP.</w:t>
+              <w:t xml:space="preserve">It is considered that the respective situation cannot be remedied due to a conflict of interest if the persons involved in the conflict of interest have determined the decisions of the Commission or the Contracting Entity </w:t>
+            </w:r>
+            <w:r>
+              <w:rPr>
+                <w:rFonts w:ascii="Arial" w:hAnsi="Arial" w:cs="Arial"/>
+                <w:iCs/>
+                <w:color w:val="000000"/>
+                <w:sz w:val="20"/>
+                <w:szCs w:val="20"/>
+                <w:lang w:val="en-GB"/>
+              </w:rPr>
+              <w:lastRenderedPageBreak/>
+              <w:t>and the amendment of these decisions would be contrary to the provisions of the LP.</w:t>
             </w:r>
           </w:p>
         </w:tc>
@@ -9894,8 +9875,18 @@
                 <w:sz w:val="20"/>
                 <w:szCs w:val="20"/>
               </w:rPr>
+              <w:t xml:space="preserve">Šiuo pagrindu Tiekėjas taip pat pašalinamas iš Pirkimo procedūros, kai, vadovaujantis kitų valstybių teisės aktais, ankstesnių procedūrų metu jis nuslėpė informaciją ar pateikė melagingą informaciją arba dėl melagingos informacijos pateikimo negalėjo pateikti </w:t>
+            </w:r>
+            <w:r>
+              <w:rPr>
+                <w:rFonts w:ascii="Arial" w:hAnsi="Arial" w:cs="Arial"/>
+                <w:iCs/>
+                <w:color w:val="000000"/>
+                <w:sz w:val="20"/>
+                <w:szCs w:val="20"/>
+              </w:rPr>
               <w:lastRenderedPageBreak/>
-              <w:t>Šiuo pagrindu Tiekėjas taip pat pašalinamas iš Pirkimo procedūros, kai, vadovaujantis kitų valstybių teisės aktais, ankstesnių procedūrų metu jis nuslėpė informaciją ar pateikė melagingą informaciją arba dėl melagingos informacijos pateikimo negalėjo pateikti patvirtinančių dokumentų, dėl ko per pastaruosius vienus metus buvo pašalintas iš pirkimo ar koncesijos suteikimo procedūrų arba taikomos kitos panašios sankcijos.</w:t>
+              <w:t>patvirtinančių dokumentų, dėl ko per pastaruosius vienus metus buvo pašalintas iš pirkimo ar koncesijos suteikimo procedūrų arba taikomos kitos panašios sankcijos.</w:t>
             </w:r>
           </w:p>
         </w:tc>
@@ -10065,7 +10056,7 @@
                 <w:szCs w:val="20"/>
                 <w:lang w:val="en-GB"/>
               </w:rPr>
-              <w:t xml:space="preserve">On this basis, the Supplier shall also be excluded from the Procurement procedure if, in accordance with the legislation of other states, he concealed information or provided </w:t>
+              <w:t xml:space="preserve">On this basis, the Supplier shall also be excluded from the Procurement procedure if, in accordance with the legislation of other states, he concealed information or provided false information during previous procedures or was unable to provide supporting documents due to false information which resulted in its exclusion from the procurement or concession award </w:t>
             </w:r>
             <w:r>
               <w:rPr>
@@ -10076,7 +10067,7 @@
                 <w:lang w:val="en-GB"/>
               </w:rPr>
               <w:lastRenderedPageBreak/>
-              <w:t>false information during previous procedures or was unable to provide supporting documents due to false information which resulted in its exclusion from the procurement or concession award procedures in the last one year or other similar sanctions.</w:t>
+              <w:t>procedures in the last one year or other similar sanctions.</w:t>
             </w:r>
           </w:p>
         </w:tc>
@@ -10367,7 +10358,17 @@
                 <w:sz w:val="20"/>
                 <w:szCs w:val="20"/>
               </w:rPr>
-              <w:t xml:space="preserve">Iš ne Lietuvoje įsteigtų subjektų bus reikalaujama tokios rūšies pažymų ir tokių dokumentinių įrodymų formų, apie kuriuos pateikta informacija Europos Komisijos informacinėje dokumentų saugykloje </w:t>
+              <w:t xml:space="preserve">Iš ne Lietuvoje įsteigtų subjektų bus reikalaujama tokios rūšies pažymų ir tokių dokumentinių įrodymų formų, </w:t>
+            </w:r>
+            <w:r>
+              <w:rPr>
+                <w:rFonts w:ascii="Arial" w:hAnsi="Arial" w:cs="Arial"/>
+                <w:color w:val="000000"/>
+                <w:sz w:val="20"/>
+                <w:szCs w:val="20"/>
+              </w:rPr>
+              <w:lastRenderedPageBreak/>
+              <w:t xml:space="preserve">apie kuriuos pateikta informacija Europos Komisijos informacinėje dokumentų saugykloje </w:t>
             </w:r>
           </w:p>
           <w:p>
@@ -10647,7 +10648,18 @@
                 <w:szCs w:val="20"/>
                 <w:lang w:val="en-GB"/>
               </w:rPr>
-              <w:t xml:space="preserve">Entities established outside Lithuania will be required to provide the type of certificate and such documentary evidence as is provided in the European Commission's Information Document Repository E-Certis: </w:t>
+              <w:t xml:space="preserve">Entities established outside Lithuania will be required to provide the type of certificate and such documentary evidence as </w:t>
+            </w:r>
+            <w:r>
+              <w:rPr>
+                <w:rFonts w:ascii="Arial" w:hAnsi="Arial" w:cs="Arial"/>
+                <w:color w:val="000000"/>
+                <w:sz w:val="20"/>
+                <w:szCs w:val="20"/>
+                <w:lang w:val="en-GB"/>
+              </w:rPr>
+              <w:lastRenderedPageBreak/>
+              <w:t xml:space="preserve">is provided in the European Commission's Information Document Repository E-Certis: </w:t>
             </w:r>
             <w:r>
               <w:rPr>
@@ -11171,7 +11183,7 @@
                 <w:sz w:val="20"/>
                 <w:szCs w:val="20"/>
               </w:rPr>
-              <w:t xml:space="preserve">, Viešųjų </w:t>
+              <w:t xml:space="preserve">, Viešųjų pirkimų, atliekamų gynybos ir saugumo srityje, įstatymu ar PĮ, ar koncesijos sutarties arba yra netinkamai ją įvykdęs ir tai buvo esminis sutarties pažeidimas, kaip nustatyta Lietuvos Respublikos civilinio kodekso 6.217 straipsnyje, dėl kurio per pastaruosius 3 metus buvo </w:t>
             </w:r>
             <w:r>
               <w:rPr>
@@ -11182,7 +11194,7 @@
                 <w:szCs w:val="20"/>
               </w:rPr>
               <w:lastRenderedPageBreak/>
-              <w:t xml:space="preserve">pirkimų, atliekamų gynybos ir saugumo srityje, įstatymu ar PĮ, ar koncesijos sutarties arba yra netinkamai ją įvykdęs ir tai buvo esminis sutarties pažeidimas, kaip nustatyta Lietuvos Respublikos civilinio kodekso 6.217 straipsnyje, dėl kurio per pastaruosius 3 metus buvo nutraukta sutartis arba per pastaruosius 3 metus buvo priimtas ir įsiteisėjęs teismo sprendimas, kuriuo tenkinamas perkančiosios organizacijos, perkančiojo subjekto ar suteikiančiosios institucijos reikalavimas atlyginti nuostolius, patirtus dėl to, kad Tiekėjas sutartyje nustatytą esminę sutarties sąlygą vykdė su dideliais arba nuolatiniais trūkumais, ar per pastaruosius 3 metus buvo priimtas Perkančiojo subjekto sprendimas, kad Tiekėjas sutartyje nustatytą esminę sutarties sąlygą vykdė su dideliais arba nuolatiniais trūkumais ir dėl to buvo pritaikyta sutartyje nustatyta sankcija. </w:t>
+              <w:t xml:space="preserve">nutraukta sutartis arba per pastaruosius 3 metus buvo priimtas ir įsiteisėjęs teismo sprendimas, kuriuo tenkinamas perkančiosios organizacijos, perkančiojo subjekto ar suteikiančiosios institucijos reikalavimas atlyginti nuostolius, patirtus dėl to, kad Tiekėjas sutartyje nustatytą esminę sutarties sąlygą vykdė su dideliais arba nuolatiniais trūkumais, ar per pastaruosius 3 metus buvo priimtas Perkančiojo subjekto sprendimas, kad Tiekėjas sutartyje nustatytą esminę sutarties sąlygą vykdė su dideliais arba nuolatiniais trūkumais ir dėl to buvo pritaikyta sutartyje nustatyta sankcija. </w:t>
             </w:r>
           </w:p>
           <w:p>
@@ -11237,7 +11249,7 @@
                 <w:lang w:val="en-GB"/>
               </w:rPr>
               <w:lastRenderedPageBreak/>
-              <w:t xml:space="preserve">The Supplier has failed to perform or has improperly performed a contract concluded </w:t>
+              <w:t xml:space="preserve">The Supplier has failed to perform or has improperly performed a contract concluded in accordance with the </w:t>
             </w:r>
             <w:r>
               <w:rPr>
@@ -11248,30 +11260,30 @@
                 <w:szCs w:val="20"/>
                 <w:lang w:val="en-GB"/>
               </w:rPr>
+              <w:t>LPP</w:t>
+            </w:r>
+            <w:r>
+              <w:rPr>
+                <w:rFonts w:ascii="Arial" w:hAnsi="Arial" w:cs="Arial"/>
+                <w:iCs/>
+                <w:color w:val="000000" w:themeColor="text1"/>
+                <w:sz w:val="20"/>
+                <w:szCs w:val="20"/>
+                <w:lang w:val="en-GB"/>
+              </w:rPr>
+              <w:t xml:space="preserve">, the Law on Public Procurement in the Field of Defence and Security or LP or concession contract, and this was a material breach of contract as defined in Article 6.217 of the Civil Code of the Republic of Lithuania which resulted in the termination of the contract within the </w:t>
+            </w:r>
+            <w:r>
+              <w:rPr>
+                <w:rFonts w:ascii="Arial" w:hAnsi="Arial" w:cs="Arial"/>
+                <w:iCs/>
+                <w:color w:val="000000" w:themeColor="text1"/>
+                <w:sz w:val="20"/>
+                <w:szCs w:val="20"/>
+                <w:lang w:val="en-GB"/>
+              </w:rPr>
               <w:lastRenderedPageBreak/>
-              <w:t xml:space="preserve">in accordance with the </w:t>
-            </w:r>
-            <w:r>
-              <w:rPr>
-                <w:rFonts w:ascii="Arial" w:hAnsi="Arial" w:cs="Arial"/>
-                <w:iCs/>
-                <w:color w:val="000000" w:themeColor="text1"/>
-                <w:sz w:val="20"/>
-                <w:szCs w:val="20"/>
-                <w:lang w:val="en-GB"/>
-              </w:rPr>
-              <w:t>LPP</w:t>
-            </w:r>
-            <w:r>
-              <w:rPr>
-                <w:rFonts w:ascii="Arial" w:hAnsi="Arial" w:cs="Arial"/>
-                <w:iCs/>
-                <w:color w:val="000000" w:themeColor="text1"/>
-                <w:sz w:val="20"/>
-                <w:szCs w:val="20"/>
-                <w:lang w:val="en-GB"/>
-              </w:rPr>
-              <w:t>, the Law on Public Procurement in the Field of Defence and Security or LP or concession contract, and this was a material breach of contract as defined in Article 6.217 of the Civil Code of the Republic of Lithuania which resulted in the termination of the contract within the last 3 years or a court decision has been issued and entered into force during the last 3 years, satisfying the claim of the contracting entity, the contracting entity or the awarding entity for damages caused by the Supplier and caused because the Supplier has fulfilled the essential condition of the contract with significant or permanent defects, or during the last 3 years the Contracting Entity has decided that the Supplier has fulfilled the essential condition of the contract with significant or permanent defects and therefore the sanction specified in the contract has been applied.</w:t>
+              <w:t>last 3 years or a court decision has been issued and entered into force during the last 3 years, satisfying the claim of the contracting entity, the contracting entity or the awarding entity for damages caused by the Supplier and caused because the Supplier has fulfilled the essential condition of the contract with significant or permanent defects, or during the last 3 years the Contracting Entity has decided that the Supplier has fulfilled the essential condition of the contract with significant or permanent defects and therefore the sanction specified in the contract has been applied.</w:t>
             </w:r>
           </w:p>
           <w:p>
@@ -11337,7 +11349,6 @@
                 <w:sz w:val="20"/>
                 <w:szCs w:val="20"/>
               </w:rPr>
-              <w:lastRenderedPageBreak/>
               <w:t xml:space="preserve">Su </w:t>
             </w:r>
             <w:r>
@@ -11882,7 +11893,6 @@
                 <w:sz w:val="20"/>
                 <w:szCs w:val="20"/>
               </w:rPr>
-              <w:lastRenderedPageBreak/>
               <w:t>https://ec.europa.eu/tools/ecertis/.</w:t>
             </w:r>
           </w:p>
@@ -11989,16 +11999,26 @@
                 <w:sz w:val="20"/>
                 <w:szCs w:val="20"/>
               </w:rPr>
-              <w:t xml:space="preserve"> finansinės atskaitomybės ir audito teisės aktų </w:t>
-            </w:r>
-            <w:r>
-              <w:rPr>
-                <w:rFonts w:ascii="Arial" w:hAnsi="Arial" w:cs="Arial"/>
-                <w:iCs/>
+              <w:t xml:space="preserve"> finansinės </w:t>
+            </w:r>
+            <w:r>
+              <w:rPr>
+                <w:rFonts w:ascii="Arial" w:hAnsi="Arial" w:cs="Arial"/>
                 <w:color w:val="000000"/>
                 <w:sz w:val="20"/>
                 <w:szCs w:val="20"/>
               </w:rPr>
+              <w:lastRenderedPageBreak/>
+              <w:t xml:space="preserve">atskaitomybės ir audito teisės aktų </w:t>
+            </w:r>
+            <w:r>
+              <w:rPr>
+                <w:rFonts w:ascii="Arial" w:hAnsi="Arial" w:cs="Arial"/>
+                <w:iCs/>
+                <w:color w:val="000000"/>
+                <w:sz w:val="20"/>
+                <w:szCs w:val="20"/>
+              </w:rPr>
               <w:t>pažeidimą</w:t>
             </w:r>
             <w:r>
@@ -12053,7 +12073,20 @@
                 <w:szCs w:val="20"/>
                 <w:lang w:val="en-GB"/>
               </w:rPr>
-              <w:t>The Supplier has committed a serious professional misconduct, due to which the Contracting Entity doubts the integrity of the Supplier, when he has committed a violation of the financial reporting and auditing legislation and less than one year has passed since committing a violation.</w:t>
+              <w:lastRenderedPageBreak/>
+              <w:t xml:space="preserve">The Supplier has committed a serious professional misconduct, due to which the Contracting Entity doubts the integrity of the Supplier, when he has committed a violation </w:t>
+            </w:r>
+            <w:r>
+              <w:rPr>
+                <w:rFonts w:ascii="Arial" w:hAnsi="Arial" w:cs="Arial"/>
+                <w:iCs/>
+                <w:color w:val="000000" w:themeColor="text1"/>
+                <w:sz w:val="20"/>
+                <w:szCs w:val="20"/>
+                <w:lang w:val="en-GB"/>
+              </w:rPr>
+              <w:lastRenderedPageBreak/>
+              <w:t>of the financial reporting and auditing legislation and less than one year has passed since committing a violation.</w:t>
             </w:r>
           </w:p>
         </w:tc>
@@ -12077,6 +12110,7 @@
                 <w:sz w:val="20"/>
                 <w:szCs w:val="20"/>
               </w:rPr>
+              <w:lastRenderedPageBreak/>
               <w:t>PATEIKIAMA:</w:t>
             </w:r>
           </w:p>
@@ -12149,6 +12183,7 @@
                 <w:sz w:val="20"/>
                 <w:szCs w:val="20"/>
               </w:rPr>
+              <w:lastRenderedPageBreak/>
               <w:t>Iš Lietuvoje įsteigtų subjektų kitų dokumentų pagal šį punktą nebus reikalaujama.</w:t>
             </w:r>
           </w:p>
@@ -12289,36 +12324,27 @@
                 <w:sz w:val="20"/>
                 <w:szCs w:val="20"/>
               </w:rPr>
-              <w:t xml:space="preserve">Iš ne Lietuvoje įsteigtų subjektų bus reikalaujama tokios rūšies pažymų ir tokių </w:t>
-            </w:r>
-            <w:r>
+              <w:t xml:space="preserve">Iš ne Lietuvoje įsteigtų subjektų bus reikalaujama tokios rūšies pažymų ir tokių dokumentinių įrodymų formų, apie kuriuos pateikta informacija Europos Komisijos informacinėje dokumentų saugykloje </w:t>
+            </w:r>
+          </w:p>
+          <w:p>
+            <w:pPr>
+              <w:jc w:val="both"/>
               <w:rPr>
                 <w:rFonts w:ascii="Arial" w:hAnsi="Arial" w:cs="Arial"/>
                 <w:color w:val="000000"/>
                 <w:sz w:val="20"/>
                 <w:szCs w:val="20"/>
               </w:rPr>
+            </w:pPr>
+            <w:r>
+              <w:rPr>
+                <w:rFonts w:ascii="Arial" w:hAnsi="Arial" w:cs="Arial"/>
+                <w:color w:val="000000"/>
+                <w:sz w:val="20"/>
+                <w:szCs w:val="20"/>
+              </w:rPr>
               <w:lastRenderedPageBreak/>
-              <w:t xml:space="preserve">dokumentinių įrodymų formų, apie kuriuos pateikta informacija Europos Komisijos informacinėje dokumentų saugykloje </w:t>
-            </w:r>
-          </w:p>
-          <w:p>
-            <w:pPr>
-              <w:jc w:val="both"/>
-              <w:rPr>
-                <w:rFonts w:ascii="Arial" w:hAnsi="Arial" w:cs="Arial"/>
-                <w:color w:val="000000"/>
-                <w:sz w:val="20"/>
-                <w:szCs w:val="20"/>
-              </w:rPr>
-            </w:pPr>
-            <w:r>
-              <w:rPr>
-                <w:rFonts w:ascii="Arial" w:hAnsi="Arial" w:cs="Arial"/>
-                <w:color w:val="000000"/>
-                <w:sz w:val="20"/>
-                <w:szCs w:val="20"/>
-              </w:rPr>
               <w:t xml:space="preserve">„e-Certis“ adresu:  </w:t>
             </w:r>
             <w:hyperlink r:id="rId18" w:history="1">
@@ -12625,18 +12651,7 @@
                 <w:szCs w:val="20"/>
                 <w:lang w:val="en-GB"/>
               </w:rPr>
-              <w:t xml:space="preserve">Entities established outside Lithuania will be required to provide the type of certificate and such </w:t>
-            </w:r>
-            <w:r>
-              <w:rPr>
-                <w:rFonts w:ascii="Arial" w:hAnsi="Arial" w:cs="Arial"/>
-                <w:color w:val="000000"/>
-                <w:sz w:val="20"/>
-                <w:szCs w:val="20"/>
-                <w:lang w:val="en-GB"/>
-              </w:rPr>
-              <w:lastRenderedPageBreak/>
-              <w:t xml:space="preserve">documentary evidence as is provided in the European Commission's Information Document Repository E-Certis: </w:t>
+              <w:t xml:space="preserve">Entities established outside Lithuania will be required to provide the type of certificate and such documentary evidence as is provided in the European Commission's Information Document Repository E-Certis: </w:t>
             </w:r>
             <w:r>
               <w:rPr>
@@ -12935,7 +12950,6 @@
                 <w:sz w:val="20"/>
                 <w:szCs w:val="20"/>
               </w:rPr>
-              <w:lastRenderedPageBreak/>
               <w:t xml:space="preserve">„e-Certis“ adresu:  </w:t>
             </w:r>
             <w:hyperlink r:id="rId22" w:history="1">
@@ -12992,7 +13006,6 @@
                 <w:szCs w:val="20"/>
                 <w:lang w:val="en-GB"/>
               </w:rPr>
-              <w:lastRenderedPageBreak/>
               <w:t>SUBMITTED:</w:t>
             </w:r>
           </w:p>
@@ -13203,7 +13216,7 @@
                 <w:szCs w:val="20"/>
                 <w:lang w:val="en-GB"/>
               </w:rPr>
-              <w:t xml:space="preserve">Entities established outside Lithuania will be required to provide the type of </w:t>
+              <w:t xml:space="preserve">Entities established outside Lithuania will be required to provide the type of certificate and such documentary evidence as is provided in the European Commission's Information Document Repository E-Certis: </w:t>
             </w:r>
             <w:r>
               <w:rPr>
@@ -13211,18 +13224,8 @@
                 <w:color w:val="000000"/>
                 <w:sz w:val="20"/>
                 <w:szCs w:val="20"/>
-                <w:lang w:val="en-GB"/>
               </w:rPr>
               <w:lastRenderedPageBreak/>
-              <w:t xml:space="preserve">certificate and such documentary evidence as is provided in the European Commission's Information Document Repository E-Certis: </w:t>
-            </w:r>
-            <w:r>
-              <w:rPr>
-                <w:rFonts w:ascii="Arial" w:hAnsi="Arial" w:cs="Arial"/>
-                <w:color w:val="000000"/>
-                <w:sz w:val="20"/>
-                <w:szCs w:val="20"/>
-              </w:rPr>
               <w:t>https://ec.europa.eu/tools/ecertis/.</w:t>
             </w:r>
           </w:p>
@@ -13751,7 +13754,7 @@
                 <w:szCs w:val="20"/>
                 <w:lang w:eastAsia="en-US"/>
               </w:rPr>
-              <w:t xml:space="preserve">3) sukčiavimą, turto pasisavinimą, turto iššvaistymą, apgaulingą pareiškimą apie </w:t>
+              <w:t xml:space="preserve">3) sukčiavimą, turto pasisavinimą, turto iššvaistymą, apgaulingą pareiškimą apie juridinio asmens veiklą, kredito, paskolos ar tikslinės paramos panaudojimą ne pagal paskirtį ar nustatytą tvarką, kreditinį sukčiavimą, neteisingų duomenų apie </w:t>
             </w:r>
             <w:r>
               <w:rPr>
@@ -13762,7 +13765,7 @@
                 <w:lang w:eastAsia="en-US"/>
               </w:rPr>
               <w:lastRenderedPageBreak/>
-              <w:t>juridinio asmens veiklą, kredito, paskolos ar tikslinės paramos panaudojimą ne pagal paskirtį ar nustatytą tvarką, kreditinį sukčiavimą, neteisingų duomenų apie pajamas, pelną ar turtą pateikimą, deklaracijos, ataskaitos ar kito dokumento nepateikimą, apgaulingą apskaitos tvarkymą ar piktnaudžiavimą, kai šiomis nusikalstamomis veikomis kėsinamasi į Europos Sąjungos finansinius interesus, kaip apibrėžta Konvencijos dėl Europos Bendrijų finansinių interesų apsaugos 1 straipsnyje;</w:t>
+              <w:t>pajamas, pelną ar turtą pateikimą, deklaracijos, ataskaitos ar kito dokumento nepateikimą, apgaulingą apskaitos tvarkymą ar piktnaudžiavimą, kai šiomis nusikalstamomis veikomis kėsinamasi į Europos Sąjungos finansinius interesus, kaip apibrėžta Konvencijos dėl Europos Bendrijų finansinių interesų apsaugos 1 straipsnyje;</w:t>
             </w:r>
           </w:p>
           <w:p>
@@ -14008,7 +14011,7 @@
                 <w:szCs w:val="20"/>
                 <w:lang w:eastAsia="en-US"/>
               </w:rPr>
-              <w:t xml:space="preserve"> padalinys, vadovo ar asmens (asmenų), turinčio </w:t>
+              <w:t xml:space="preserve"> padalinys, vadovo ar asmens (asmenų), turinčio (turinčių) teisę surašyti ir pasirašyti tiekėjo finansinės apskaitos dokumentus, per </w:t>
             </w:r>
             <w:r>
               <w:rPr>
@@ -14018,7 +14021,7 @@
                 <w:lang w:eastAsia="en-US"/>
               </w:rPr>
               <w:lastRenderedPageBreak/>
-              <w:t>(turinčių) teisę surašyti ir pasirašyti tiekėjo finansinės apskaitos dokumentus, per pastaruosius 5 metus buvo priimtas ir įsiteisėjęs apkaltinamasis teismo nuosprendis ir šis asmuo turi neišnykusį ar nepanaikintą teistumą;</w:t>
+              <w:t>pastaruosius 5 metus buvo priimtas ir įsiteisėjęs apkaltinamasis teismo nuosprendis ir šis asmuo turi neišnykusį ar nepanaikintą teistumą;</w:t>
             </w:r>
           </w:p>
           <w:p>
@@ -14200,7 +14203,7 @@
                 <w:szCs w:val="20"/>
                 <w:lang w:val="en-GB"/>
               </w:rPr>
-              <w:t xml:space="preserve">Fraud, misappropriation of property, embezzlement, making false </w:t>
+              <w:t xml:space="preserve">Fraud, misappropriation of property, embezzlement, making false statements about the activities of a legal entity, misuse of credit, loans, or targeted support, credit fraud, providing false information about </w:t>
             </w:r>
             <w:r>
               <w:rPr>
@@ -14211,7 +14214,8 @@
                 <w:szCs w:val="20"/>
                 <w:lang w:val="en-GB"/>
               </w:rPr>
-              <w:t>statements about the activities of a legal entity, misuse of credit, loans, or targeted support, credit fraud, providing false information about income, profit, or assets, failure to submit declarations, reports, or other documents, fraudulent accounting, or abuse, when such criminal acts threaten the financial interests of the European Union as defined in Article 1 of the Convention on the Protection of the European Communities' Financial Interests;</w:t>
+              <w:lastRenderedPageBreak/>
+              <w:t>income, profit, or assets, failure to submit declarations, reports, or other documents, fraudulent accounting, or abuse, when such criminal acts threaten the financial interests of the European Union as defined in Article 1 of the Convention on the Protection of the European Communities' Financial Interests;</w:t>
             </w:r>
           </w:p>
           <w:p>
@@ -14472,7 +14476,7 @@
                 <w:szCs w:val="20"/>
                 <w:lang w:val="en-GB"/>
               </w:rPr>
-              <w:t xml:space="preserve">2) For a supplier that is a legal entity, another organization, or its structural unit, a final and binding conviction has been issued within </w:t>
+              <w:t xml:space="preserve">2) For a supplier that is a legal entity, another organization, or its structural unit, a final and binding conviction has been issued within the last 5 years for the manager or the person(s) authorized to prepare and sign the </w:t>
             </w:r>
             <w:r>
               <w:rPr>
@@ -14484,7 +14488,7 @@
                 <w:lang w:val="en-GB"/>
               </w:rPr>
               <w:lastRenderedPageBreak/>
-              <w:t>the last 5 years for the manager or the person(s) authorized to prepare and sign the supplier’s financial accounting documents, and such person has an unexpired or unrevoked criminal record;</w:t>
+              <w:t>supplier’s financial accounting documents, and such person has an unexpired or unrevoked criminal record;</w:t>
             </w:r>
           </w:p>
           <w:p>
@@ -14664,15 +14668,7 @@
                 <w:szCs w:val="20"/>
               </w:rPr>
               <w:tab/>
-              <w:t xml:space="preserve">Informatikos ir ryšių departamento prie </w:t>
-            </w:r>
-            <w:r>
-              <w:rPr>
-                <w:rFonts w:ascii="Arial" w:hAnsi="Arial" w:cs="Arial"/>
-                <w:sz w:val="20"/>
-                <w:szCs w:val="20"/>
-              </w:rPr>
-              <w:t>Vidaus reikalų ministerijos pažymos, arba</w:t>
+              <w:t>Informatikos ir ryšių departamento prie Vidaus reikalų ministerijos pažymos, arba</w:t>
             </w:r>
           </w:p>
           <w:p>
@@ -14700,7 +14696,16 @@
                 <w:szCs w:val="20"/>
               </w:rPr>
               <w:tab/>
-              <w:t>valstybės įmonės Registrų centro Lietuvos Respublikos Vyriausybės nustatyta tvarka išduoto dokumento, patvirtinančio jungtinius kompetentingų institucijų tvarkomus duomenis.</w:t>
+              <w:t xml:space="preserve">valstybės įmonės Registrų centro Lietuvos Respublikos </w:t>
+            </w:r>
+            <w:r>
+              <w:rPr>
+                <w:rFonts w:ascii="Arial" w:hAnsi="Arial" w:cs="Arial"/>
+                <w:sz w:val="20"/>
+                <w:szCs w:val="20"/>
+              </w:rPr>
+              <w:lastRenderedPageBreak/>
+              <w:t>Vyriausybės nustatyta tvarka išduoto dokumento, patvirtinančio jungtinius kompetentingų institucijų tvarkomus duomenis.</w:t>
             </w:r>
           </w:p>
           <w:p>
@@ -14818,16 +14823,7 @@
                 <w:sz w:val="20"/>
                 <w:szCs w:val="20"/>
               </w:rPr>
-              <w:t xml:space="preserve">Jei dokumentas išduotas anksčiau, tačiau jame nurodytas galiojimo terminas ilgesnis nei pašalinimo pagrindų nebuvimą patvirtinančių dokumentų pagal EBVPD galutinis </w:t>
-            </w:r>
-            <w:r>
-              <w:rPr>
-                <w:rFonts w:ascii="Arial" w:hAnsi="Arial" w:cs="Arial"/>
-                <w:sz w:val="20"/>
-                <w:szCs w:val="20"/>
-              </w:rPr>
-              <w:lastRenderedPageBreak/>
-              <w:t>pateikimo terminas, toks dokumentas jo galiojimo laikotarpiu yra priimtinas.</w:t>
+              <w:t>Jei dokumentas išduotas anksčiau, tačiau jame nurodytas galiojimo terminas ilgesnis nei pašalinimo pagrindų nebuvimą patvirtinančių dokumentų pagal EBVPD galutinis pateikimo terminas, toks dokumentas jo galiojimo laikotarpiu yra priimtinas.</w:t>
             </w:r>
           </w:p>
           <w:p>
@@ -15036,16 +15032,7 @@
                 <w:szCs w:val="20"/>
                 <w:lang w:val="en-GB"/>
               </w:rPr>
-              <w:t xml:space="preserve">A certificate from the Department of </w:t>
-            </w:r>
-            <w:r>
-              <w:rPr>
-                <w:rFonts w:ascii="Arial" w:hAnsi="Arial" w:cs="Arial"/>
-                <w:sz w:val="20"/>
-                <w:szCs w:val="20"/>
-                <w:lang w:val="en-GB"/>
-              </w:rPr>
-              <w:t>Informatics and Communications under the Ministry of the Interior; or</w:t>
+              <w:t>A certificate from the Department of Informatics and Communications under the Ministry of the Interior; or</w:t>
             </w:r>
           </w:p>
           <w:p>
@@ -15070,6 +15057,7 @@
                 <w:szCs w:val="20"/>
                 <w:lang w:val="en-GB"/>
               </w:rPr>
+              <w:lastRenderedPageBreak/>
               <w:t>A document issued by the State Enterprise Centre of Registers in accordance with the procedure established by the Government of the Republic of Lithuania, confirming the consolidated data managed by the competent authorities.</w:t>
             </w:r>
           </w:p>
@@ -15168,7 +15156,7 @@
                 <w:szCs w:val="20"/>
                 <w:lang w:val="en-GB"/>
               </w:rPr>
-              <w:t xml:space="preserve">The specified documents must be issued no earlier than 180 days before the date on which the supplier, at the request of the contracting entity, must submit documents confirming the absence of grounds for exclusion. For example: If the contracting entity requests the supplier on 2022-10-10 to submit </w:t>
+              <w:t xml:space="preserve">The specified documents must be issued no earlier than 180 days before the date on which the supplier, at the request of the contracting entity, must submit documents confirming the absence of grounds for exclusion. For example: If the contracting entity requests the supplier on 2022-10-10 to submit supporting documents by 2022-10-14, the documents </w:t>
             </w:r>
             <w:r>
               <w:rPr>
@@ -15178,7 +15166,7 @@
                 <w:lang w:val="en-GB"/>
               </w:rPr>
               <w:lastRenderedPageBreak/>
-              <w:t>supporting documents by 2022-10-14, the documents must be issued no earlier than 180 days, counting backwards from 2022-10-14.</w:t>
+              <w:t>must be issued no earlier than 180 days, counting backwards from 2022-10-14.</w:t>
             </w:r>
           </w:p>
           <w:p>
@@ -15580,16 +15568,8 @@
                 <w:sz w:val="20"/>
                 <w:szCs w:val="20"/>
               </w:rPr>
-              <w:t xml:space="preserve">Pažymų, patvirtinančių šio pašalinimo pagrindų </w:t>
-            </w:r>
-            <w:r>
-              <w:rPr>
-                <w:rFonts w:ascii="Arial" w:hAnsi="Arial" w:cs="Arial"/>
-                <w:sz w:val="20"/>
-                <w:szCs w:val="20"/>
-              </w:rPr>
               <w:lastRenderedPageBreak/>
-              <w:t>nebuvimą, pateikti nereikalaujama. Jų perkantysis subjektas reikalaus tik turėdamas pagrįstų abejonių dėl tiekėjo patikimumo.</w:t>
+              <w:t>Pažymų, patvirtinančių šio pašalinimo pagrindų nebuvimą, pateikti nereikalaujama. Jų perkantysis subjektas reikalaus tik turėdamas pagrįstų abejonių dėl tiekėjo patikimumo.</w:t>
             </w:r>
           </w:p>
         </w:tc>
@@ -15706,6 +15686,7 @@
                 <w:szCs w:val="20"/>
                 <w:lang w:val="en-GB"/>
               </w:rPr>
+              <w:lastRenderedPageBreak/>
               <w:t>If necessary, the contracting entity has the right to request a document issued by the State Enterprise Centre of Registers in accordance with the procedure established by the Government of the Republic of Lithuania, confirming the consolidated data managed by the competent authorities. In such a case, the document must be issued no earlier than 120 days before the date on which the supplier, at the request of the contracting entity, must submit documents confirming the absence of grounds for exclusion. For example: If the contracting entity requests the supplier on 2022-10-10 to submit supporting documents by 2022-10-14, the documents must be issued no earlier than 120 days, counting backwards from 2022-10-14.</w:t>
             </w:r>
           </w:p>
@@ -15726,7 +15707,17 @@
                 <w:szCs w:val="20"/>
                 <w:lang w:val="en-GB"/>
               </w:rPr>
-              <w:t>If the document was issued earlier, but its validity period is longer than the final submission deadline for documents confirming the absence of grounds for exclusion according to the ESPD, such a document is acceptable during its validity period.</w:t>
+              <w:t xml:space="preserve">If the document was issued earlier, but its validity period is longer than the final submission deadline for documents confirming the absence of grounds for exclusion according to the ESPD, such a document is </w:t>
+            </w:r>
+            <w:r>
+              <w:rPr>
+                <w:rFonts w:ascii="Arial" w:hAnsi="Arial" w:cs="Arial"/>
+                <w:sz w:val="20"/>
+                <w:szCs w:val="20"/>
+                <w:lang w:val="en-GB"/>
+              </w:rPr>
+              <w:lastRenderedPageBreak/>
+              <w:t>acceptable during its validity period.</w:t>
             </w:r>
           </w:p>
           <w:p>
@@ -15782,6 +15773,349 @@
               </w:rPr>
               <w:t>Certificates confirming the absence of grounds for exclusion are not required. The contracting entity will request them only if there are reasonable doubts about the supplier's reliability.</w:t>
             </w:r>
+          </w:p>
+        </w:tc>
+      </w:tr>
+      <w:tr>
+        <w:tc>
+          <w:tcPr>
+            <w:tcW w:w="928" w:type="dxa"/>
+          </w:tcPr>
+          <w:p>
+            <w:pPr>
+              <w:rPr>
+                <w:rFonts w:ascii="Arial" w:hAnsi="Arial" w:cs="Arial"/>
+                <w:sz w:val="20"/>
+                <w:szCs w:val="20"/>
+              </w:rPr>
+            </w:pPr>
+            <w:r>
+              <w:rPr>
+                <w:rFonts w:ascii="Arial" w:hAnsi="Arial" w:cs="Arial"/>
+                <w:sz w:val="20"/>
+                <w:szCs w:val="20"/>
+              </w:rPr>
+              <w:lastRenderedPageBreak/>
+              <w:t xml:space="preserve">12. </w:t>
+            </w:r>
+          </w:p>
+        </w:tc>
+        <w:tc>
+          <w:tcPr>
+            <w:tcW w:w="3887" w:type="dxa"/>
+          </w:tcPr>
+          <w:p>
+            <w:pPr>
+              <w:pStyle w:val="NoSpacing"/>
+              <w:spacing w:line="256" w:lineRule="auto"/>
+              <w:jc w:val="both"/>
+              <w:rPr>
+                <w:rFonts w:ascii="Arial" w:eastAsiaTheme="minorHAnsi" w:hAnsi="Arial" w:cs="Arial"/>
+                <w:sz w:val="20"/>
+                <w:szCs w:val="20"/>
+                <w:lang w:eastAsia="en-US"/>
+              </w:rPr>
+            </w:pPr>
+            <w:r>
+              <w:rPr>
+                <w:rFonts w:ascii="Arial" w:eastAsiaTheme="minorHAnsi" w:hAnsi="Arial" w:cs="Arial"/>
+                <w:sz w:val="20"/>
+                <w:szCs w:val="20"/>
+                <w:lang w:eastAsia="en-US"/>
+              </w:rPr>
+              <w:t>Tiekėjas yra įsteigtas arba dalyvauja pirkime vietoj kito asmens, siekiant išvengti VPĮ 46 straipsnio 4 ir 6 dalyse nurodytų pašalinimo pagrindų taikymo.</w:t>
+            </w:r>
+          </w:p>
+          <w:p>
+            <w:pPr>
+              <w:jc w:val="both"/>
+              <w:rPr>
+                <w:rFonts w:ascii="Arial" w:hAnsi="Arial" w:cs="Arial"/>
+                <w:color w:val="000000"/>
+                <w:sz w:val="20"/>
+                <w:szCs w:val="20"/>
+              </w:rPr>
+            </w:pPr>
+          </w:p>
+        </w:tc>
+        <w:tc>
+          <w:tcPr>
+            <w:tcW w:w="4111" w:type="dxa"/>
+          </w:tcPr>
+          <w:p>
+            <w:pPr>
+              <w:jc w:val="both"/>
+              <w:rPr>
+                <w:rFonts w:ascii="Arial" w:hAnsi="Arial" w:cs="Arial"/>
+                <w:iCs/>
+                <w:color w:val="000000" w:themeColor="text1"/>
+                <w:sz w:val="20"/>
+                <w:szCs w:val="20"/>
+                <w:lang w:val="en-GB"/>
+              </w:rPr>
+            </w:pPr>
+            <w:r>
+              <w:rPr>
+                <w:rFonts w:ascii="Arial" w:hAnsi="Arial" w:cs="Arial"/>
+                <w:iCs/>
+                <w:color w:val="000000" w:themeColor="text1"/>
+                <w:sz w:val="20"/>
+                <w:szCs w:val="20"/>
+                <w:lang w:val="en-GB"/>
+              </w:rPr>
+              <w:t>The Supplier has been established or participates in the Procurement in place of another person with the aim of avoiding the application of the grounds for exclusion referred to in Article 46(4) and (6) of the LPP.</w:t>
+            </w:r>
+          </w:p>
+        </w:tc>
+        <w:tc>
+          <w:tcPr>
+            <w:tcW w:w="2835" w:type="dxa"/>
+          </w:tcPr>
+          <w:p>
+            <w:pPr>
+              <w:ind w:left="34"/>
+              <w:jc w:val="both"/>
+              <w:rPr>
+                <w:rFonts w:ascii="Arial" w:hAnsi="Arial" w:cs="Arial"/>
+                <w:sz w:val="20"/>
+                <w:szCs w:val="20"/>
+              </w:rPr>
+            </w:pPr>
+            <w:r>
+              <w:rPr>
+                <w:rFonts w:ascii="Arial" w:hAnsi="Arial" w:cs="Arial"/>
+                <w:sz w:val="20"/>
+                <w:szCs w:val="20"/>
+              </w:rPr>
+              <w:t>PATEIKIAMA:</w:t>
+            </w:r>
+          </w:p>
+          <w:p>
+            <w:pPr>
+              <w:ind w:left="34"/>
+              <w:jc w:val="both"/>
+              <w:rPr>
+                <w:rFonts w:ascii="Arial" w:hAnsi="Arial" w:cs="Arial"/>
+                <w:sz w:val="20"/>
+                <w:szCs w:val="20"/>
+              </w:rPr>
+            </w:pPr>
+            <w:r>
+              <w:rPr>
+                <w:rFonts w:ascii="Arial" w:hAnsi="Arial" w:cs="Arial"/>
+                <w:sz w:val="20"/>
+                <w:szCs w:val="20"/>
+              </w:rPr>
+              <w:t>Su Pirminiu pasiūlymu pateikiamas tik EBVPD.</w:t>
+            </w:r>
+          </w:p>
+          <w:p>
+            <w:pPr>
+              <w:ind w:left="34"/>
+              <w:jc w:val="both"/>
+              <w:rPr>
+                <w:rFonts w:ascii="Arial" w:hAnsi="Arial" w:cs="Arial"/>
+                <w:sz w:val="20"/>
+                <w:szCs w:val="20"/>
+              </w:rPr>
+            </w:pPr>
+          </w:p>
+          <w:p>
+            <w:pPr>
+              <w:pStyle w:val="NoSpacing"/>
+              <w:spacing w:line="256" w:lineRule="auto"/>
+              <w:jc w:val="both"/>
+              <w:rPr>
+                <w:rFonts w:ascii="Arial" w:eastAsiaTheme="minorHAnsi" w:hAnsi="Arial" w:cs="Arial"/>
+                <w:color w:val="000000"/>
+                <w:sz w:val="20"/>
+                <w:szCs w:val="20"/>
+                <w:lang w:eastAsia="en-US"/>
+              </w:rPr>
+            </w:pPr>
+            <w:r>
+              <w:rPr>
+                <w:rFonts w:ascii="Arial" w:eastAsiaTheme="minorHAnsi" w:hAnsi="Arial" w:cs="Arial"/>
+                <w:color w:val="000000"/>
+                <w:sz w:val="20"/>
+                <w:szCs w:val="20"/>
+                <w:lang w:eastAsia="en-US"/>
+              </w:rPr>
+              <w:t>Iš Lietuvoje įsteigtų subjektų įrodančių dokumentų nereikalaujama, užtenka pateikto EBVPD.</w:t>
+            </w:r>
+          </w:p>
+          <w:p>
+            <w:pPr>
+              <w:pStyle w:val="NoSpacing"/>
+              <w:spacing w:line="256" w:lineRule="auto"/>
+              <w:jc w:val="both"/>
+              <w:rPr>
+                <w:rFonts w:ascii="Arial" w:eastAsiaTheme="minorHAnsi" w:hAnsi="Arial" w:cs="Arial"/>
+                <w:color w:val="000000"/>
+                <w:sz w:val="20"/>
+                <w:szCs w:val="20"/>
+                <w:lang w:eastAsia="en-US"/>
+              </w:rPr>
+            </w:pPr>
+          </w:p>
+          <w:p>
+            <w:pPr>
+              <w:ind w:left="34"/>
+              <w:jc w:val="both"/>
+              <w:rPr>
+                <w:rFonts w:ascii="Arial" w:hAnsi="Arial" w:cs="Arial"/>
+                <w:sz w:val="20"/>
+                <w:szCs w:val="20"/>
+              </w:rPr>
+            </w:pPr>
+            <w:r>
+              <w:rPr>
+                <w:rFonts w:ascii="Arial" w:hAnsi="Arial" w:cs="Arial"/>
+                <w:sz w:val="20"/>
+                <w:szCs w:val="20"/>
+              </w:rPr>
+              <w:t xml:space="preserve">Iš ne Lietuvoje įsteigtų subjektų bus reikalaujama tokios rūšies pažymų ir tokių dokumentinių įrodymų formų, apie kuriuos pateikta informacija Europos Komisijos informacinėje dokumentų saugykloje </w:t>
+            </w:r>
+          </w:p>
+          <w:p>
+            <w:pPr>
+              <w:pStyle w:val="NoSpacing"/>
+              <w:spacing w:line="256" w:lineRule="auto"/>
+              <w:jc w:val="both"/>
+              <w:rPr>
+                <w:rFonts w:ascii="Arial" w:eastAsiaTheme="minorHAnsi" w:hAnsi="Arial" w:cs="Arial"/>
+                <w:color w:val="000000"/>
+                <w:sz w:val="20"/>
+                <w:szCs w:val="20"/>
+                <w:lang w:eastAsia="en-US"/>
+              </w:rPr>
+            </w:pPr>
+            <w:r>
+              <w:rPr>
+                <w:rFonts w:ascii="Arial" w:hAnsi="Arial" w:cs="Arial"/>
+                <w:sz w:val="20"/>
+                <w:szCs w:val="20"/>
+              </w:rPr>
+              <w:t>„e-Certis“ adresu:  https://ec.europa.eu/tools/ecertis/.</w:t>
+            </w:r>
+          </w:p>
+          <w:p>
+            <w:pPr>
+              <w:ind w:left="34"/>
+              <w:jc w:val="both"/>
+              <w:rPr>
+                <w:rFonts w:ascii="Arial" w:hAnsi="Arial" w:cs="Arial"/>
+                <w:sz w:val="20"/>
+                <w:szCs w:val="20"/>
+              </w:rPr>
+            </w:pPr>
+          </w:p>
+        </w:tc>
+        <w:tc>
+          <w:tcPr>
+            <w:tcW w:w="2660" w:type="dxa"/>
+          </w:tcPr>
+          <w:p>
+            <w:pPr>
+              <w:jc w:val="both"/>
+              <w:rPr>
+                <w:rFonts w:ascii="Arial" w:hAnsi="Arial" w:cs="Arial"/>
+                <w:sz w:val="20"/>
+                <w:szCs w:val="20"/>
+                <w:lang w:val="en-GB"/>
+              </w:rPr>
+            </w:pPr>
+            <w:r>
+              <w:rPr>
+                <w:rFonts w:ascii="Arial" w:hAnsi="Arial" w:cs="Arial"/>
+                <w:sz w:val="20"/>
+                <w:szCs w:val="20"/>
+                <w:lang w:val="en-GB"/>
+              </w:rPr>
+              <w:t>SUBMITTED:</w:t>
+            </w:r>
+          </w:p>
+          <w:p>
+            <w:pPr>
+              <w:jc w:val="both"/>
+              <w:rPr>
+                <w:rFonts w:ascii="Arial" w:hAnsi="Arial" w:cs="Arial"/>
+                <w:sz w:val="20"/>
+                <w:szCs w:val="20"/>
+                <w:lang w:val="en-GB"/>
+              </w:rPr>
+            </w:pPr>
+            <w:r>
+              <w:rPr>
+                <w:rFonts w:ascii="Arial" w:hAnsi="Arial" w:cs="Arial"/>
+                <w:sz w:val="20"/>
+                <w:szCs w:val="20"/>
+                <w:lang w:val="en-GB"/>
+              </w:rPr>
+              <w:t>Only the ESPD is submitted with the Initial Tender.</w:t>
+            </w:r>
+          </w:p>
+          <w:p>
+            <w:pPr>
+              <w:jc w:val="both"/>
+              <w:rPr>
+                <w:rFonts w:ascii="Arial" w:hAnsi="Arial" w:cs="Arial"/>
+                <w:sz w:val="20"/>
+                <w:szCs w:val="20"/>
+                <w:lang w:val="en-GB"/>
+              </w:rPr>
+            </w:pPr>
+          </w:p>
+          <w:p>
+            <w:pPr>
+              <w:jc w:val="both"/>
+              <w:rPr>
+                <w:rFonts w:ascii="Arial" w:hAnsi="Arial" w:cs="Arial"/>
+                <w:sz w:val="20"/>
+                <w:szCs w:val="20"/>
+                <w:lang w:val="en-GB"/>
+              </w:rPr>
+            </w:pPr>
+            <w:r>
+              <w:rPr>
+                <w:rFonts w:ascii="Arial" w:hAnsi="Arial" w:cs="Arial"/>
+                <w:sz w:val="20"/>
+                <w:szCs w:val="20"/>
+                <w:lang w:val="en-GB"/>
+              </w:rPr>
+              <w:t>For entities established in Lithuania, no supporting documents are required; the submitted ESPD is sufficient.</w:t>
+            </w:r>
+          </w:p>
+          <w:p>
+            <w:pPr>
+              <w:jc w:val="both"/>
+              <w:rPr>
+                <w:rFonts w:ascii="Arial" w:hAnsi="Arial" w:cs="Arial"/>
+                <w:sz w:val="20"/>
+                <w:szCs w:val="20"/>
+                <w:lang w:val="en-GB"/>
+              </w:rPr>
+            </w:pPr>
+            <w:r>
+              <w:rPr>
+                <w:rFonts w:ascii="Arial" w:hAnsi="Arial" w:cs="Arial"/>
+                <w:sz w:val="20"/>
+                <w:szCs w:val="20"/>
+                <w:lang w:val="en-GB"/>
+              </w:rPr>
+              <w:t>Entities established outside Lithuania will be required to provide the types of certificates and forms of documentary evidence for which information is available in the European Commission’s documentary evidence repository “e-Certis” at: https://ec.europa.eu/tools/ecertis/.</w:t>
+            </w:r>
+          </w:p>
+          <w:p>
+            <w:pPr>
+              <w:jc w:val="both"/>
+              <w:rPr>
+                <w:rFonts w:ascii="Arial" w:hAnsi="Arial" w:cs="Arial"/>
+                <w:sz w:val="20"/>
+                <w:szCs w:val="20"/>
+                <w:lang w:val="en-GB"/>
+              </w:rPr>
+            </w:pPr>
           </w:p>
         </w:tc>
       </w:tr>
@@ -15916,6 +16250,7 @@
                 <w:sz w:val="20"/>
                 <w:szCs w:val="20"/>
               </w:rPr>
+              <w:lastRenderedPageBreak/>
               <w:t>Eil. Nr. /</w:t>
             </w:r>
           </w:p>
@@ -17121,7 +17456,6 @@
                 <w:sz w:val="20"/>
                 <w:szCs w:val="20"/>
               </w:rPr>
-              <w:lastRenderedPageBreak/>
               <w:t xml:space="preserve">Pirkimo procedūros metu kvalifikacija dėl teisės .. </w:t>
             </w:r>
             <w:r>
@@ -17369,23 +17703,48 @@
                 <w:sz w:val="20"/>
                 <w:szCs w:val="20"/>
               </w:rPr>
-              <w:t>11</w:t>
-            </w:r>
-            <w:r>
-              <w:rPr>
-                <w:rFonts w:ascii="Arial" w:hAnsi="Arial" w:cs="Arial"/>
-                <w:sz w:val="20"/>
-                <w:szCs w:val="20"/>
-              </w:rPr>
-              <w:t xml:space="preserve"> punktuose nurodytų pašalinimo pagrindų. Jei pasitelkiami Ūkio subjektai, kurių pajėgumais remiamasi Kvalifikacijos reikalavimų atitikimui, įskaitant specialistus, kurių Tiekėjas neketina įdarbinti, tai jie taip pat privalo atitikti SPS 1 lentelės 1-</w:t>
-            </w:r>
-            <w:r>
-              <w:rPr>
-                <w:rFonts w:ascii="Arial" w:hAnsi="Arial" w:cs="Arial"/>
-                <w:sz w:val="20"/>
-                <w:szCs w:val="20"/>
-              </w:rPr>
-              <w:t>11</w:t>
+              <w:t>1</w:t>
+            </w:r>
+            <w:r>
+              <w:rPr>
+                <w:rFonts w:ascii="Arial" w:hAnsi="Arial" w:cs="Arial"/>
+                <w:sz w:val="20"/>
+                <w:szCs w:val="20"/>
+              </w:rPr>
+              <w:t>2</w:t>
+            </w:r>
+            <w:r>
+              <w:rPr>
+                <w:rFonts w:ascii="Arial" w:hAnsi="Arial" w:cs="Arial"/>
+                <w:sz w:val="20"/>
+                <w:szCs w:val="20"/>
+              </w:rPr>
+              <w:t xml:space="preserve"> punktuose nurodytų pašalinimo pagrindų. Jei pasitelkiami Ūkio subjektai, kurių pajėgumais remiamasi Kvalifikacijos reikalavimų atitikimui, įskaitant specialistus, kurių Tiekėjas neketina įdarbinti, tai jie </w:t>
+            </w:r>
+            <w:r>
+              <w:rPr>
+                <w:rFonts w:ascii="Arial" w:hAnsi="Arial" w:cs="Arial"/>
+                <w:sz w:val="20"/>
+                <w:szCs w:val="20"/>
+              </w:rPr>
+              <w:lastRenderedPageBreak/>
+              <w:t>taip pat privalo atitikti SPS 1 lentelės 1-</w:t>
+            </w:r>
+            <w:r>
+              <w:rPr>
+                <w:rFonts w:ascii="Arial" w:hAnsi="Arial" w:cs="Arial"/>
+                <w:sz w:val="20"/>
+                <w:szCs w:val="20"/>
+              </w:rPr>
+              <w:t>1</w:t>
+            </w:r>
+            <w:r>
+              <w:rPr>
+                <w:rFonts w:ascii="Arial" w:hAnsi="Arial" w:cs="Arial"/>
+                <w:sz w:val="20"/>
+                <w:szCs w:val="20"/>
+              </w:rPr>
+              <w:t>2</w:t>
             </w:r>
             <w:r>
               <w:rPr>
@@ -17417,6 +17776,7 @@
                 <w:szCs w:val="20"/>
                 <w:lang w:val="en-GB"/>
               </w:rPr>
+              <w:lastRenderedPageBreak/>
               <w:t>Wh</w:t>
             </w:r>
             <w:r>
@@ -17462,25 +17822,53 @@
                 <w:szCs w:val="20"/>
                 <w:lang w:val="en-GB"/>
               </w:rPr>
-              <w:t>11</w:t>
-            </w:r>
-            <w:r>
-              <w:rPr>
-                <w:rFonts w:ascii="Arial" w:hAnsi="Arial" w:cs="Arial"/>
-                <w:sz w:val="20"/>
-                <w:szCs w:val="20"/>
-                <w:lang w:val="en-GB"/>
-              </w:rPr>
-              <w:t xml:space="preserve"> of Table 1 of the SPC. In case the Supplier engages entities, whose capabilities are used to meet the Qualification Requirements, including specialists that the Supplier does not intend to employ, they must also comply with the absence of the grounds for exclusion specified in Clauses 1-</w:t>
-            </w:r>
-            <w:r>
-              <w:rPr>
-                <w:rFonts w:ascii="Arial" w:hAnsi="Arial" w:cs="Arial"/>
-                <w:sz w:val="20"/>
-                <w:szCs w:val="20"/>
-                <w:lang w:val="en-GB"/>
-              </w:rPr>
-              <w:t>11</w:t>
+              <w:t>1</w:t>
+            </w:r>
+            <w:r>
+              <w:rPr>
+                <w:rFonts w:ascii="Arial" w:hAnsi="Arial" w:cs="Arial"/>
+                <w:sz w:val="20"/>
+                <w:szCs w:val="20"/>
+                <w:lang w:val="en-GB"/>
+              </w:rPr>
+              <w:t>2</w:t>
+            </w:r>
+            <w:r>
+              <w:rPr>
+                <w:rFonts w:ascii="Arial" w:hAnsi="Arial" w:cs="Arial"/>
+                <w:sz w:val="20"/>
+                <w:szCs w:val="20"/>
+                <w:lang w:val="en-GB"/>
+              </w:rPr>
+              <w:t xml:space="preserve"> of Table 1 of the SPC. In case the Supplier engages entities, whose capabilities are used to meet the Qualification Requirements, including </w:t>
+            </w:r>
+            <w:r>
+              <w:rPr>
+                <w:rFonts w:ascii="Arial" w:hAnsi="Arial" w:cs="Arial"/>
+                <w:sz w:val="20"/>
+                <w:szCs w:val="20"/>
+                <w:lang w:val="en-GB"/>
+              </w:rPr>
+              <w:lastRenderedPageBreak/>
+              <w:t>specialists that the Supplier does not intend to employ, they must also comply with the absence of the grounds for exclusion specified in Clauses 1-</w:t>
+            </w:r>
+            <w:r>
+              <w:rPr>
+                <w:rFonts w:ascii="Arial" w:hAnsi="Arial" w:cs="Arial"/>
+                <w:sz w:val="20"/>
+                <w:szCs w:val="20"/>
+                <w:lang w:val="en-GB"/>
+              </w:rPr>
+              <w:t>1</w:t>
+            </w:r>
+            <w:r>
+              <w:rPr>
+                <w:rFonts w:ascii="Arial" w:hAnsi="Arial" w:cs="Arial"/>
+                <w:sz w:val="20"/>
+                <w:szCs w:val="20"/>
+                <w:lang w:val="en-GB"/>
+              </w:rPr>
+              <w:t>2</w:t>
             </w:r>
             <w:r>
               <w:rPr>
@@ -17514,6 +17902,7 @@
                 <w:sz w:val="20"/>
                 <w:szCs w:val="20"/>
               </w:rPr>
+              <w:lastRenderedPageBreak/>
               <w:t>3.3.</w:t>
             </w:r>
           </w:p>
@@ -18365,7 +18754,6 @@
                 <w:sz w:val="20"/>
                 <w:szCs w:val="20"/>
               </w:rPr>
-              <w:lastRenderedPageBreak/>
               <w:t>3.3.3.</w:t>
             </w:r>
           </w:p>
@@ -18577,6 +18965,7 @@
                 <w:sz w:val="20"/>
                 <w:szCs w:val="20"/>
               </w:rPr>
+              <w:lastRenderedPageBreak/>
               <w:t>3.3.4.</w:t>
             </w:r>
           </w:p>
@@ -19538,7 +19927,6 @@
                 <w:sz w:val="20"/>
                 <w:szCs w:val="20"/>
               </w:rPr>
-              <w:lastRenderedPageBreak/>
               <w:t>a)</w:t>
             </w:r>
           </w:p>
@@ -19822,6 +20210,7 @@
                 <w:sz w:val="20"/>
                 <w:szCs w:val="20"/>
               </w:rPr>
+              <w:lastRenderedPageBreak/>
               <w:t>3.4.</w:t>
             </w:r>
           </w:p>
@@ -20245,16 +20634,7 @@
                 <w:sz w:val="20"/>
                 <w:szCs w:val="20"/>
               </w:rPr>
-              <w:t xml:space="preserve"> punktų reikalavimams pagrįsti siūlomi specialistai yra Tiekėjo/Tiekėjų grupės nario arba Ūkio </w:t>
-            </w:r>
-            <w:r>
-              <w:rPr>
-                <w:rFonts w:ascii="Arial" w:hAnsi="Arial" w:cs="Arial"/>
-                <w:sz w:val="20"/>
-                <w:szCs w:val="20"/>
-              </w:rPr>
-              <w:lastRenderedPageBreak/>
-              <w:t xml:space="preserve">subjekto, kurio pajėgumais remiamasi grindžiant atitiktį Kvalifikacijos reikalavimams, darbuotojai (jeigu Tiekėjas </w:t>
+              <w:t xml:space="preserve"> punktų reikalavimams pagrįsti siūlomi specialistai yra Tiekėjo/Tiekėjų grupės nario arba Ūkio subjekto, kurio pajėgumais remiamasi grindžiant atitiktį Kvalifikacijos reikalavimams, darbuotojai (jeigu Tiekėjas </w:t>
             </w:r>
             <w:r>
               <w:rPr>
@@ -20366,7 +20746,6 @@
                 <w:szCs w:val="20"/>
                 <w:lang w:val="en-GB"/>
               </w:rPr>
-              <w:lastRenderedPageBreak/>
               <w:t xml:space="preserve">When asked to provide supporting documents the Supplier must provide evidence (extracts from employment contracts, etc. with specified name surname </w:t>
             </w:r>
             <w:r>
@@ -20400,19 +20779,7 @@
                 <w:szCs w:val="20"/>
                 <w:lang w:val="en-GB"/>
               </w:rPr>
-              <w:t xml:space="preserve">are the employees of the Supplier / Economic entity on whose </w:t>
-            </w:r>
-            <w:r>
-              <w:rPr>
-                <w:rFonts w:ascii="Arial" w:hAnsi="Arial" w:cs="Arial"/>
-                <w:iCs/>
-                <w:color w:val="000000" w:themeColor="text1"/>
-                <w:sz w:val="20"/>
-                <w:szCs w:val="20"/>
-                <w:lang w:val="en-GB"/>
-              </w:rPr>
-              <w:lastRenderedPageBreak/>
-              <w:t xml:space="preserve">capacities the Supplier relies on to meet the Qualification Requirements (as indicated in </w:t>
+              <w:t xml:space="preserve">are the employees of the Supplier / Economic entity on whose capacities the Supplier relies on to meet the Qualification Requirements (as indicated in </w:t>
             </w:r>
             <w:r>
               <w:rPr>
@@ -20620,6 +20987,7 @@
                 <w:sz w:val="20"/>
                 <w:szCs w:val="20"/>
               </w:rPr>
+              <w:lastRenderedPageBreak/>
               <w:t>4.1.</w:t>
             </w:r>
           </w:p>
@@ -21526,7 +21894,7 @@
                 <w:sz w:val="20"/>
                 <w:szCs w:val="20"/>
               </w:rPr>
-              <w:t xml:space="preserve"> taikys aplinkos apsaugos vadybos sistemos reikalavimus </w:t>
+              <w:t xml:space="preserve"> taikys aplinkos apsaugos vadybos sistemos reikalavimus pagal standartą LST EN ISO 14001 arba Europos Sąjungos aplinkosaugos vadybos ir audito sistemą (EMAS) ar kitus aplinkos apsaugos vadybos standartus, </w:t>
             </w:r>
             <w:r>
               <w:rPr>
@@ -21536,7 +21904,7 @@
                 <w:szCs w:val="20"/>
               </w:rPr>
               <w:lastRenderedPageBreak/>
-              <w:t xml:space="preserve">pagal standartą LST EN ISO 14001 arba Europos Sąjungos aplinkosaugos vadybos ir audito sistemą (EMAS) ar kitus aplinkos apsaugos vadybos standartus, pagrįstus atitinkamais Europos arba tarptautinių standartizacijos organizacijų priimtais standartais, ar kitais </w:t>
+              <w:t xml:space="preserve">pagrįstus atitinkamais Europos arba tarptautinių standartizacijos organizacijų priimtais standartais, ar kitais </w:t>
             </w:r>
             <w:r>
               <w:rPr>
@@ -21609,7 +21977,27 @@
                 <w:szCs w:val="20"/>
                 <w:lang w:val="en-GB"/>
               </w:rPr>
-              <w:t xml:space="preserve">will apply the requirements of the environmental protection management system in accordance with the standard LST </w:t>
+              <w:t xml:space="preserve">will apply the requirements of the environmental protection management system in accordance with the standard LST EN ISO 14001 or </w:t>
+            </w:r>
+            <w:r>
+              <w:rPr>
+                <w:rFonts w:ascii="Arial" w:hAnsi="Arial" w:cs="Arial"/>
+                <w:color w:val="000000" w:themeColor="text1"/>
+                <w:sz w:val="20"/>
+                <w:szCs w:val="20"/>
+                <w:shd w:val="clear" w:color="auto" w:fill="FFFFFF"/>
+                <w:lang w:val="en-GB"/>
+              </w:rPr>
+              <w:t>European Union Eco-Management</w:t>
+            </w:r>
+            <w:r>
+              <w:rPr>
+                <w:rFonts w:ascii="Arial" w:hAnsi="Arial" w:cs="Arial"/>
+                <w:sz w:val="20"/>
+                <w:szCs w:val="20"/>
+                <w:lang w:val="en-GB"/>
+              </w:rPr>
+              <w:t xml:space="preserve"> (EMAS) or other environmental protection management standards, based on the relevant standards adopted by </w:t>
             </w:r>
             <w:r>
               <w:rPr>
@@ -21619,27 +22007,7 @@
                 <w:lang w:val="en-GB"/>
               </w:rPr>
               <w:lastRenderedPageBreak/>
-              <w:t xml:space="preserve">EN ISO 14001 or </w:t>
-            </w:r>
-            <w:r>
-              <w:rPr>
-                <w:rFonts w:ascii="Arial" w:hAnsi="Arial" w:cs="Arial"/>
-                <w:color w:val="000000" w:themeColor="text1"/>
-                <w:sz w:val="20"/>
-                <w:szCs w:val="20"/>
-                <w:shd w:val="clear" w:color="auto" w:fill="FFFFFF"/>
-                <w:lang w:val="en-GB"/>
-              </w:rPr>
-              <w:t>European Union Eco-Management</w:t>
-            </w:r>
-            <w:r>
-              <w:rPr>
-                <w:rFonts w:ascii="Arial" w:hAnsi="Arial" w:cs="Arial"/>
-                <w:sz w:val="20"/>
-                <w:szCs w:val="20"/>
-                <w:lang w:val="en-GB"/>
-              </w:rPr>
-              <w:t xml:space="preserve"> (EMAS) or other environmental protection management standards, based on the relevant standards adopted by European or international standardization organizations, or other equivalent evidence provided by the </w:t>
+              <w:t xml:space="preserve">European or international standardization organizations, or other equivalent evidence provided by the </w:t>
             </w:r>
             <w:r>
               <w:rPr>
@@ -21735,7 +22103,56 @@
                 <w:sz w:val="20"/>
                 <w:szCs w:val="20"/>
               </w:rPr>
-              <w:t xml:space="preserve">Nepriklausomos įstaigos išduotas sertifikatas. Perkantysis subjektas pripažins lygiaverčius sertifikatus, </w:t>
+              <w:t xml:space="preserve">Nepriklausomos įstaigos išduotas sertifikatas. Perkantysis subjektas pripažins lygiaverčius sertifikatus, išduotus kitose valstybėse narėse įsteigtų nepriklausomų įstaigų. </w:t>
+            </w:r>
+          </w:p>
+          <w:p>
+            <w:pPr>
+              <w:jc w:val="both"/>
+              <w:rPr>
+                <w:rFonts w:ascii="Arial" w:hAnsi="Arial" w:cs="Arial"/>
+                <w:iCs/>
+                <w:sz w:val="20"/>
+                <w:szCs w:val="20"/>
+              </w:rPr>
+            </w:pPr>
+          </w:p>
+          <w:p>
+            <w:pPr>
+              <w:jc w:val="both"/>
+              <w:rPr>
+                <w:rFonts w:ascii="Arial" w:hAnsi="Arial" w:cs="Arial"/>
+                <w:iCs/>
+                <w:sz w:val="20"/>
+                <w:szCs w:val="20"/>
+              </w:rPr>
+            </w:pPr>
+            <w:r>
+              <w:rPr>
+                <w:rFonts w:ascii="Arial" w:hAnsi="Arial" w:cs="Arial"/>
+                <w:iCs/>
+                <w:sz w:val="20"/>
+                <w:szCs w:val="20"/>
+              </w:rPr>
+              <w:t xml:space="preserve">Perkantysis subjektas priima ir kitus </w:t>
+            </w:r>
+            <w:r>
+              <w:rPr>
+                <w:rFonts w:ascii="Arial" w:hAnsi="Arial" w:cs="Arial"/>
+                <w:iCs/>
+                <w:sz w:val="20"/>
+                <w:szCs w:val="20"/>
+              </w:rPr>
+              <w:t>T</w:t>
+            </w:r>
+            <w:r>
+              <w:rPr>
+                <w:rFonts w:ascii="Arial" w:hAnsi="Arial" w:cs="Arial"/>
+                <w:iCs/>
+                <w:sz w:val="20"/>
+                <w:szCs w:val="20"/>
+              </w:rPr>
+              <w:t xml:space="preserve">iekėjo lygiaverčių aplinkos </w:t>
             </w:r>
             <w:r>
               <w:rPr>
@@ -21745,56 +22162,7 @@
                 <w:szCs w:val="20"/>
               </w:rPr>
               <w:lastRenderedPageBreak/>
-              <w:t xml:space="preserve">išduotus kitose valstybėse narėse įsteigtų nepriklausomų įstaigų. </w:t>
-            </w:r>
-          </w:p>
-          <w:p>
-            <w:pPr>
-              <w:jc w:val="both"/>
-              <w:rPr>
-                <w:rFonts w:ascii="Arial" w:hAnsi="Arial" w:cs="Arial"/>
-                <w:iCs/>
-                <w:sz w:val="20"/>
-                <w:szCs w:val="20"/>
-              </w:rPr>
-            </w:pPr>
-          </w:p>
-          <w:p>
-            <w:pPr>
-              <w:jc w:val="both"/>
-              <w:rPr>
-                <w:rFonts w:ascii="Arial" w:hAnsi="Arial" w:cs="Arial"/>
-                <w:iCs/>
-                <w:sz w:val="20"/>
-                <w:szCs w:val="20"/>
-              </w:rPr>
-            </w:pPr>
-            <w:r>
-              <w:rPr>
-                <w:rFonts w:ascii="Arial" w:hAnsi="Arial" w:cs="Arial"/>
-                <w:iCs/>
-                <w:sz w:val="20"/>
-                <w:szCs w:val="20"/>
-              </w:rPr>
-              <w:t xml:space="preserve">Perkantysis subjektas priima ir kitus </w:t>
-            </w:r>
-            <w:r>
-              <w:rPr>
-                <w:rFonts w:ascii="Arial" w:hAnsi="Arial" w:cs="Arial"/>
-                <w:iCs/>
-                <w:sz w:val="20"/>
-                <w:szCs w:val="20"/>
-              </w:rPr>
-              <w:t>T</w:t>
-            </w:r>
-            <w:r>
-              <w:rPr>
-                <w:rFonts w:ascii="Arial" w:hAnsi="Arial" w:cs="Arial"/>
-                <w:iCs/>
-                <w:sz w:val="20"/>
-                <w:szCs w:val="20"/>
-              </w:rPr>
-              <w:t xml:space="preserve">iekėjo lygiaverčių aplinkos apsaugos vadybos užtikrinimo priemonių įrodymus, kurie patvirtintų, kad jo siūlomos aplinkos apsaugos vadybos užtikrinimo priemonės atitinka reikalaujamus aplinkos apsaugos vadybos sistemos standartus ir pateikia įrodymus, kurie patvirtintų, kad </w:t>
+              <w:t xml:space="preserve">apsaugos vadybos užtikrinimo priemonių įrodymus, kurie patvirtintų, kad jo siūlomos aplinkos apsaugos vadybos užtikrinimo priemonės atitinka reikalaujamus aplinkos apsaugos vadybos sistemos standartus ir pateikia įrodymus, kurie patvirtintų, kad </w:t>
             </w:r>
             <w:r>
               <w:rPr>
@@ -21892,17 +22260,7 @@
                 <w:szCs w:val="20"/>
                 <w:lang w:val="en-GB"/>
               </w:rPr>
-              <w:t xml:space="preserve">Certificate issued by an independent institution. The Contracting Entity </w:t>
-            </w:r>
-            <w:r>
-              <w:rPr>
-                <w:rFonts w:ascii="Arial" w:hAnsi="Arial" w:cs="Arial"/>
-                <w:sz w:val="20"/>
-                <w:szCs w:val="20"/>
-                <w:lang w:val="en-GB"/>
-              </w:rPr>
-              <w:lastRenderedPageBreak/>
-              <w:t>will recognize equivalent certificates issued by independent bodies established in other Member States.</w:t>
+              <w:t>Certificate issued by an independent institution. The Contracting Entity will recognize equivalent certificates issued by independent bodies established in other Member States.</w:t>
             </w:r>
           </w:p>
           <w:p>
@@ -21926,6 +22284,7 @@
                 <w:szCs w:val="20"/>
                 <w:lang w:val="en-GB"/>
               </w:rPr>
+              <w:lastRenderedPageBreak/>
               <w:t>The Contracting Entity accepts other evidence of the Supplier's equivalent environmental protection management assurance measures, which would confirm that the environmental protection management assurance measures offered by it meet the required standards of the environmental protection management system and provides evidence that would confirm that the environmental protection management assurance measures offered by the Supplier meet the required environmental protection management system standards.</w:t>
             </w:r>
           </w:p>
@@ -22734,7 +23093,6 @@
           <w:sz w:val="20"/>
           <w:szCs w:val="20"/>
         </w:rPr>
-        <w:lastRenderedPageBreak/>
         <w:commentReference w:id="19"/>
       </w:r>
       <w:r>
@@ -23616,6 +23974,7 @@
                 <w:sz w:val="20"/>
                 <w:szCs w:val="20"/>
               </w:rPr>
+              <w:lastRenderedPageBreak/>
               <w:t>2. individualus darbo laiko režimas</w:t>
             </w:r>
             <w:r>
@@ -23634,17 +23993,7 @@
                 <w:sz w:val="20"/>
                 <w:szCs w:val="20"/>
               </w:rPr>
-              <w:t xml:space="preserve">, kai individualus </w:t>
-            </w:r>
-            <w:r>
-              <w:rPr>
-                <w:rFonts w:ascii="Arial" w:hAnsi="Arial" w:cs="Arial"/>
-                <w:iCs/>
-                <w:sz w:val="20"/>
-                <w:szCs w:val="20"/>
-              </w:rPr>
-              <w:lastRenderedPageBreak/>
-              <w:t xml:space="preserve">darbuotojo darbo laikas paskirstomas per savaitę; </w:t>
+              <w:t xml:space="preserve">, kai individualus darbuotojo darbo laikas paskirstomas per savaitę; </w:t>
             </w:r>
           </w:p>
           <w:p>
@@ -23890,7 +24239,7 @@
                 <w:sz w:val="16"/>
                 <w:szCs w:val="16"/>
               </w:rPr>
-              <w:t xml:space="preserve">Dirbant pagal šį darbo režimą, darbuotojas privalo darbovietėje būti fiksuotomis darbo dienos valandomis, o kitas tos dienos valandas gali dirbti prieš ar po šių valandų. Paprastai fiksuotas darbo dienos valandas, kuriomis darbuotojas privalo dirbti darbovietėje, </w:t>
+              <w:t xml:space="preserve">Dirbant pagal šį darbo režimą, darbuotojas privalo darbovietėje būti </w:t>
             </w:r>
             <w:r>
               <w:rPr>
@@ -23901,7 +24250,7 @@
                 <w:szCs w:val="16"/>
               </w:rPr>
               <w:lastRenderedPageBreak/>
-              <w:t>nustato darbdavys, o darbuotojas pats pasirenka kada atidirbs nefiksuotas darbo dienos valandas. Su darbdavio sutikimu yra galimybė perkelti neišdirbtas nefiksuotas darbo dienos valandas į kitą darbo dieną, nepažeidžiant maksimaliojo darbo laiko ir minimaliojo poilsio laiko reikalavimų.</w:t>
+              <w:t>fiksuotomis darbo dienos valandomis, o kitas tos dienos valandas gali dirbti prieš ar po šių valandų. Paprastai fiksuotas darbo dienos valandas, kuriomis darbuotojas privalo dirbti darbovietėje, nustato darbdavys, o darbuotojas pats pasirenka kada atidirbs nefiksuotas darbo dienos valandas. Su darbdavio sutikimu yra galimybė perkelti neišdirbtas nefiksuotas darbo dienos valandas į kitą darbo dieną, nepažeidžiant maksimaliojo darbo laiko ir minimaliojo poilsio laiko reikalavimų.</w:t>
             </w:r>
             <w:r>
               <w:rPr>
@@ -24272,6 +24621,7 @@
                 <w:szCs w:val="20"/>
                 <w:lang w:val="en-GB"/>
               </w:rPr>
+              <w:lastRenderedPageBreak/>
               <w:t>A split workday schedule, where work is done on the same day (shift) with a break for rest and meals that lasts longer than the maximum established break time</w:t>
             </w:r>
             <w:r>
@@ -24560,7 +24910,7 @@
                 <w:szCs w:val="16"/>
                 <w:lang w:val="en-GB" w:eastAsia="lt-LT"/>
               </w:rPr>
-              <w:t xml:space="preserve">** If an individual work schedule is chosen, the employee and employer agree on the distribution of the work time norm at their discretion. It is important to ensure that the maximum working time and minimum rest time requirements are not violated. For </w:t>
+              <w:t xml:space="preserve">** If an individual work schedule is chosen, the employee and employer agree on the distribution of the work time norm at their discretion. It is important to ensure that the </w:t>
             </w:r>
             <w:r>
               <w:rPr>
@@ -24572,7 +24922,7 @@
                 <w:lang w:val="en-GB" w:eastAsia="lt-LT"/>
               </w:rPr>
               <w:lastRenderedPageBreak/>
-              <w:t>example, they can agree to work 10 hours a day for 4 days and have a 3-day weekend.</w:t>
+              <w:t>maximum working time and minimum rest time requirements are not violated. For example, they can agree to work 10 hours a day for 4 days and have a 3-day weekend.</w:t>
             </w:r>
           </w:p>
           <w:p>
@@ -24771,7 +25121,7 @@
                 <w:sz w:val="20"/>
                 <w:szCs w:val="20"/>
               </w:rPr>
-              <w:t xml:space="preserve">arba kitą lygiavertį įpareigojančios formos dokumentą, pagal kurį </w:t>
+              <w:t xml:space="preserve">arba kitą </w:t>
             </w:r>
             <w:r>
               <w:rPr>
@@ -24779,7 +25129,8 @@
                 <w:sz w:val="20"/>
                 <w:szCs w:val="20"/>
               </w:rPr>
-              <w:t>tiekėjo darbuotojams, kurie tiesiogiai vykdys pirkimo sutartį, taikomos nurodytos šeimos ir darbo interesų derinimo priemonės</w:t>
+              <w:lastRenderedPageBreak/>
+              <w:t>lygiavertį įpareigojančios formos dokumentą, pagal kurį tiekėjo darbuotojams, kurie tiesiogiai vykdys pirkimo sutartį, taikomos nurodytos šeimos ir darbo interesų derinimo priemonės</w:t>
             </w:r>
             <w:r>
               <w:rPr>
@@ -25062,7 +25413,7 @@
                 <w:sz w:val="20"/>
                 <w:szCs w:val="20"/>
               </w:rPr>
-              <w:t>patvirtintas darbo tvarkos taisykles arba nacionalinę (tarpšakinę), teritorinę, šakos (gamybos, paslaugų, profesinę), darbdavio ar darbovietės lygmens kolektyvinę sutartį</w:t>
+              <w:t xml:space="preserve">patvirtintas darbo tvarkos taisykles arba nacionalinę (tarpšakinę), teritorinę, šakos (gamybos, paslaugų, profesinę), darbdavio ar darbovietės lygmens </w:t>
             </w:r>
             <w:r>
               <w:rPr>
@@ -25070,6 +25421,15 @@
                 <w:sz w:val="20"/>
                 <w:szCs w:val="20"/>
               </w:rPr>
+              <w:lastRenderedPageBreak/>
+              <w:t>kolektyvinę sutartį</w:t>
+            </w:r>
+            <w:r>
+              <w:rPr>
+                <w:rFonts w:ascii="Arial" w:eastAsia="Calibri" w:hAnsi="Arial" w:cs="Arial"/>
+                <w:sz w:val="20"/>
+                <w:szCs w:val="20"/>
+              </w:rPr>
               <w:t xml:space="preserve"> </w:t>
             </w:r>
             <w:r>
@@ -25078,16 +25438,7 @@
                 <w:sz w:val="20"/>
                 <w:szCs w:val="20"/>
               </w:rPr>
-              <w:t xml:space="preserve">arba kitą lygiavertį įpareigojančios formos dokumentą, pagal kurį tiekėjo darbuotojams, kurie </w:t>
-            </w:r>
-            <w:r>
-              <w:rPr>
-                <w:rFonts w:ascii="Arial" w:eastAsia="Calibri" w:hAnsi="Arial" w:cs="Arial"/>
-                <w:sz w:val="20"/>
-                <w:szCs w:val="20"/>
-              </w:rPr>
-              <w:lastRenderedPageBreak/>
-              <w:t>tiesiogiai vykdys pirkimo sutartį, taikomos nurodytos šeimos ir darbo interesų derinimo priemonės</w:t>
+              <w:t>arba kitą lygiavertį įpareigojančios formos dokumentą, pagal kurį tiekėjo darbuotojams, kurie tiesiogiai vykdys pirkimo sutartį, taikomos nurodytos šeimos ir darbo interesų derinimo priemonės</w:t>
             </w:r>
             <w:r>
               <w:rPr>
@@ -25245,7 +25596,16 @@
                 <w:sz w:val="20"/>
                 <w:szCs w:val="20"/>
               </w:rPr>
-              <w:t>arba kitą lygiavertį įpareigojančios formos dokumentą, pagal kurį tiekėjo darbuotojams, kurie tiesiogiai vykdys pirkimo sutartį, taikomos nurodytos šeimos ir darbo interesų derinimo priemonės</w:t>
+              <w:t xml:space="preserve">arba kitą lygiavertį įpareigojančios formos dokumentą, pagal kurį tiekėjo darbuotojams, kurie tiesiogiai vykdys pirkimo sutartį, taikomos nurodytos </w:t>
+            </w:r>
+            <w:r>
+              <w:rPr>
+                <w:rFonts w:ascii="Arial" w:eastAsia="Calibri" w:hAnsi="Arial" w:cs="Arial"/>
+                <w:sz w:val="20"/>
+                <w:szCs w:val="20"/>
+              </w:rPr>
+              <w:lastRenderedPageBreak/>
+              <w:t>šeimos ir darbo interesų derinimo priemonės</w:t>
             </w:r>
             <w:r>
               <w:rPr>
@@ -25308,16 +25668,7 @@
                 <w:sz w:val="20"/>
                 <w:szCs w:val="20"/>
               </w:rPr>
-              <w:t xml:space="preserve">patvirtintas darbo tvarkos taisykles arba nacionalinę (tarpšakinę), teritorinę, šakos </w:t>
-            </w:r>
-            <w:r>
-              <w:rPr>
-                <w:rFonts w:ascii="Arial" w:eastAsia="Calibri" w:hAnsi="Arial" w:cs="Arial"/>
-                <w:sz w:val="20"/>
-                <w:szCs w:val="20"/>
-              </w:rPr>
-              <w:lastRenderedPageBreak/>
-              <w:t>(gamybos, paslaugų, profesinę), darbdavio ar darbovietės lygmens kolektyvinę sutartį</w:t>
+              <w:t>patvirtintas darbo tvarkos taisykles arba nacionalinę (tarpšakinę), teritorinę, šakos (gamybos, paslaugų, profesinę), darbdavio ar darbovietės lygmens kolektyvinę sutartį</w:t>
             </w:r>
             <w:r>
               <w:rPr>
@@ -25396,7 +25747,7 @@
                 <w:sz w:val="20"/>
                 <w:szCs w:val="20"/>
               </w:rPr>
-              <w:t>įrodymus dėl suteikiamos kompensacijos už vaikų priežiūros paslaugas, už asmenų, kuriems nustatyta nuolatinė slauga ar priežiūra, slaugą / priežiūrą, pateikiant sutarties su teikiančiu vaiko priežiūros paslaugas / slaugos, priežiūros paslaugas asmeniu arba institucija kopiją, mokėjimo įvykdymo patvirtinimą (pavedimo kopiją) arba kitą lygiavertį dokumentą</w:t>
+              <w:t>įrodymus dėl suteikiamos kompensacijos už asmenų, kuriems nustatyta nuolatinė slauga ar priežiūra, slaugą / priežiūrą, pateikiant sutarties su teikiančiu slaugos, priežiūros paslaugas asmeniu arba institucija kopiją, mokėjimo įvykdymo patvirtinimą (pavedimo kopiją) arba kitą lygiavertį dokumentą</w:t>
             </w:r>
             <w:r>
               <w:rPr>
@@ -25555,7 +25906,7 @@
                 <w:szCs w:val="20"/>
                 <w:lang w:val="en-GB"/>
               </w:rPr>
-              <w:t xml:space="preserve">If the supplier applies the measure specified in point 1 – approved work regulations or a national (intersectoral), territorial, sectoral (manufacturing, services, professional), employer, or workplace-level collective agreement </w:t>
+              <w:t xml:space="preserve">If the supplier applies the measure specified in point 1 – approved work regulations or a national (intersectoral), territorial, sectoral (manufacturing, services, professional), </w:t>
             </w:r>
             <w:r>
               <w:rPr>
@@ -25564,7 +25915,8 @@
                 <w:szCs w:val="20"/>
                 <w:lang w:val="en-GB"/>
               </w:rPr>
-              <w:t>or another equivalent binding document under which the measures for reconciling family and work interests apply to the supplier's employees directly implementing the procurement contract;</w:t>
+              <w:lastRenderedPageBreak/>
+              <w:t>employer, or workplace-level collective agreement or another equivalent binding document under which the measures for reconciling family and work interests apply to the supplier's employees directly implementing the procurement contract;</w:t>
             </w:r>
           </w:p>
           <w:p>
@@ -25636,17 +25988,8 @@
                 <w:szCs w:val="20"/>
                 <w:lang w:val="en-GB"/>
               </w:rPr>
-              <w:t xml:space="preserve">If the supplier applies the measure specified in point 4 – approved work regulations or a national (intersectoral), territorial, </w:t>
-            </w:r>
-            <w:r>
-              <w:rPr>
-                <w:rFonts w:ascii="Arial" w:eastAsia="Calibri" w:hAnsi="Arial" w:cs="Arial"/>
-                <w:sz w:val="20"/>
-                <w:szCs w:val="20"/>
-                <w:lang w:val="en-GB"/>
-              </w:rPr>
               <w:lastRenderedPageBreak/>
-              <w:t>sectoral (manufacturing, services, professional), employer, or workplace-level collective agreement or another equivalent binding document under which the measures for reconciling family and work interests apply to the supplier's employees directly implementing the procurement contract;</w:t>
+              <w:t>If the supplier applies the measure specified in point 4 – approved work regulations or a national (intersectoral), territorial, sectoral (manufacturing, services, professional), employer, or workplace-level collective agreement or another equivalent binding document under which the measures for reconciling family and work interests apply to the supplier's employees directly implementing the procurement contract;</w:t>
             </w:r>
           </w:p>
           <w:p>
@@ -25694,7 +26037,7 @@
                 <w:szCs w:val="20"/>
                 <w:lang w:val="en-GB"/>
               </w:rPr>
-              <w:t xml:space="preserve">If the supplier applies the measure specified in point 6 – approved work regulations or a national (intersectoral), territorial, sectoral (manufacturing, services, professional), employer, or workplace-level collective agreement or another equivalent binding document under which the measures for </w:t>
+              <w:t xml:space="preserve">If the supplier applies the measure specified in point 6 – approved work regulations or a national (intersectoral), territorial, </w:t>
             </w:r>
             <w:r>
               <w:rPr>
@@ -25704,7 +26047,7 @@
                 <w:lang w:val="en-GB"/>
               </w:rPr>
               <w:lastRenderedPageBreak/>
-              <w:t>reconciling family and work interests apply to the supplier's employees directly implementing the procurement contract;</w:t>
+              <w:t>sectoral (manufacturing, services, professional), employer, or workplace-level collective agreement or another equivalent binding document under which the measures for reconciling family and work interests apply to the supplier's employees directly implementing the procurement contract;</w:t>
             </w:r>
           </w:p>
           <w:p>
@@ -25752,7 +26095,7 @@
                 <w:szCs w:val="20"/>
                 <w:lang w:val="en-GB"/>
               </w:rPr>
-              <w:t xml:space="preserve">If the supplier applies the measure specified in point 8 – evidence of compensation provided for childcare services or the care of persons requiring permanent nursing or supervision, by presenting a copy of the agreement with the childcare/nursing service provider or institution, proof of payment (transfer copy), or another equivalent document or binding form under which the measures for reconciling family and work interests apply to the supplier's employees </w:t>
+              <w:t xml:space="preserve">If the supplier applies the measure specified in point 8 – evidence of compensation provided for the care of persons requiring permanent nursing or supervision, by presenting a copy of the agreement with the nursing service provider or </w:t>
             </w:r>
             <w:r>
               <w:rPr>
@@ -25762,7 +26105,7 @@
                 <w:lang w:val="en-GB"/>
               </w:rPr>
               <w:lastRenderedPageBreak/>
-              <w:t>directly implementing the procurement contract.</w:t>
+              <w:t>institution, proof of payment (transfer copy), or another equivalent document or binding form under which the measures for reconciling family and work interests apply to the supplier's employees directly implementing the procurement contract.</w:t>
             </w:r>
           </w:p>
           <w:p>
@@ -26850,7 +27193,6 @@
           <w:sz w:val="20"/>
           <w:szCs w:val="20"/>
         </w:rPr>
-        <w:lastRenderedPageBreak/>
         <w:t>5</w:t>
       </w:r>
       <w:r>
@@ -27449,6 +27791,7 @@
                 <w:sz w:val="20"/>
                 <w:szCs w:val="20"/>
               </w:rPr>
+              <w:lastRenderedPageBreak/>
               <w:t>juridinio asmens vadovo patvirtintą juridinio asmens steigimo dokumentų kopiją,</w:t>
             </w:r>
           </w:p>
@@ -27545,16 +27888,7 @@
                 <w:sz w:val="20"/>
                 <w:szCs w:val="20"/>
               </w:rPr>
-              <w:t xml:space="preserve">arba atitinkamus valstybės narės ar trečiosios šalies dokumentus, nurodančius </w:t>
-            </w:r>
-            <w:r>
-              <w:rPr>
-                <w:rFonts w:ascii="Arial" w:hAnsi="Arial" w:cs="Arial"/>
-                <w:sz w:val="20"/>
-                <w:szCs w:val="20"/>
-              </w:rPr>
-              <w:lastRenderedPageBreak/>
-              <w:t xml:space="preserve">tiekėją, jo subtiekėją, ūkio subjektą, kurio pajėgumais remiamasi, tiekėjo siūlomų prekių gamintoją kontroliuojančius asmenis ir (arba) jų bei juos kontroliuojančių asmenų </w:t>
+              <w:t xml:space="preserve">arba atitinkamus valstybės narės ar trečiosios šalies dokumentus, nurodančius tiekėją, jo subtiekėją, ūkio subjektą, kurio pajėgumais remiamasi, tiekėjo siūlomų prekių gamintoją kontroliuojančius asmenis ir (arba) jų bei juos kontroliuojančių asmenų </w:t>
             </w:r>
             <w:r>
               <w:rPr>
@@ -27672,6 +28006,7 @@
                 <w:sz w:val="20"/>
                 <w:szCs w:val="20"/>
               </w:rPr>
+              <w:lastRenderedPageBreak/>
               <w:t xml:space="preserve">pažymą apie deklaruotą gyvenamąją vietą; </w:t>
             </w:r>
           </w:p>
@@ -27726,16 +28061,7 @@
                 <w:sz w:val="20"/>
                 <w:szCs w:val="20"/>
               </w:rPr>
-              <w:t xml:space="preserve">Dokumentai, kuriuose nenurodytas galiojimo terminas, turi būti  išduoti ar atspausdinti iš informacinės sistemos ne anksčiau kaip prieš tris mėnesius iki tos dienos, kai Perkančiojo </w:t>
-            </w:r>
-            <w:r>
-              <w:rPr>
-                <w:rFonts w:ascii="Arial" w:hAnsi="Arial" w:cs="Arial"/>
-                <w:sz w:val="20"/>
-                <w:szCs w:val="20"/>
-              </w:rPr>
-              <w:lastRenderedPageBreak/>
-              <w:t>subjekto prašymu Tiekėjas turi pateikti dokumentus.</w:t>
+              <w:t>Dokumentai, kuriuose nenurodytas galiojimo terminas, turi būti  išduoti ar atspausdinti iš informacinės sistemos ne anksčiau kaip prieš tris mėnesius iki tos dienos, kai Perkančiojo subjekto prašymu Tiekėjas turi pateikti dokumentus.</w:t>
             </w:r>
           </w:p>
           <w:p>
@@ -28183,6 +28509,7 @@
                 <w:szCs w:val="20"/>
                 <w:lang w:val="en-US"/>
               </w:rPr>
+              <w:lastRenderedPageBreak/>
               <w:t>a copy of the founding documents of the legal entity approved by the head of the legal entity,</w:t>
             </w:r>
           </w:p>
@@ -28434,6 +28761,7 @@
                 <w:szCs w:val="20"/>
                 <w:lang w:val="en-US"/>
               </w:rPr>
+              <w:lastRenderedPageBreak/>
               <w:t xml:space="preserve">a document certifying the relevant economic activity (e. g business certificate, individual activity certificate, etc.), </w:t>
             </w:r>
           </w:p>
@@ -28525,19 +28853,7 @@
                 <w:szCs w:val="20"/>
                 <w:lang w:val="en-US"/>
               </w:rPr>
-              <w:t xml:space="preserve">or relevant documents from a member state or a third country which indicate citizenship and permanent place of residence of the Supplier, Sub-Supplier, </w:t>
-            </w:r>
-            <w:r>
-              <w:rPr>
-                <w:rFonts w:ascii="Arial" w:hAnsi="Arial" w:cs="Arial"/>
-                <w:bCs/>
-                <w:color w:val="000000"/>
-                <w:sz w:val="20"/>
-                <w:szCs w:val="20"/>
-                <w:lang w:val="en-US"/>
-              </w:rPr>
-              <w:lastRenderedPageBreak/>
-              <w:t>Economic entity whose capacity is relied on, the manufacturer of the goods offered by the Supplier or a person controlling them, shall be submitted.</w:t>
+              <w:t>or relevant documents from a member state or a third country which indicate citizenship and permanent place of residence of the Supplier, Sub-Supplier, Economic entity whose capacity is relied on, the manufacturer of the goods offered by the Supplier or a person controlling them, shall be submitted.</w:t>
             </w:r>
           </w:p>
           <w:p>
@@ -28733,7 +29049,17 @@
                 <w:sz w:val="20"/>
                 <w:szCs w:val="20"/>
               </w:rPr>
-              <w:t>Tiekėjas, jo Subtiekėjas, Tiekėjų grupės nariai, Ūkio subjektas, kurio pajėgumais remiamasi, Tiekėjo siūlomų prekių gamintojas ar juos kontroliuojantys asmenys nėra fiziniai asmenys, nuolat gyvenantys VPĮ 92 straipsnio 15 dalyje numatytame sąraše nurodytose valstybėse ar teritorijose arba turintys šių valstybių pilietybę.</w:t>
+              <w:t xml:space="preserve">Tiekėjas, jo Subtiekėjas, Tiekėjų grupės nariai, Ūkio subjektas, kurio pajėgumais remiamasi, Tiekėjo siūlomų prekių gamintojas ar juos kontroliuojantys asmenys nėra fiziniai asmenys, nuolat gyvenantys VPĮ 92 straipsnio 15 dalyje numatytame sąraše </w:t>
+            </w:r>
+            <w:r>
+              <w:rPr>
+                <w:rFonts w:ascii="Arial" w:hAnsi="Arial" w:cs="Arial"/>
+                <w:iCs/>
+                <w:sz w:val="20"/>
+                <w:szCs w:val="20"/>
+              </w:rPr>
+              <w:lastRenderedPageBreak/>
+              <w:t>nurodytose valstybėse ar teritorijose arba turintys šių valstybių pilietybę.</w:t>
             </w:r>
           </w:p>
         </w:tc>
@@ -28759,6 +29085,7 @@
                 <w:szCs w:val="20"/>
                 <w:lang w:val="en-GB"/>
               </w:rPr>
+              <w:lastRenderedPageBreak/>
               <w:t xml:space="preserve">The Supplier, its Sub-supplier, </w:t>
             </w:r>
             <w:r>
@@ -28796,7 +29123,18 @@
                 <w:szCs w:val="20"/>
                 <w:lang w:val="en-GB"/>
               </w:rPr>
-              <w:t>conomic entity whose capacity is relied on, the manufacturer of the goods offered by the Supplier or the persons controlling them are not natural persons residing in the countries or territories listed in Article 92 (15) of the LPP or having the citizenship of these countries</w:t>
+              <w:t xml:space="preserve">conomic entity whose capacity is relied on, the manufacturer of the goods offered by the Supplier or the persons controlling them are not natural persons residing in the countries or territories listed in </w:t>
+            </w:r>
+            <w:r>
+              <w:rPr>
+                <w:rFonts w:ascii="Arial" w:hAnsi="Arial" w:cs="Arial"/>
+                <w:iCs/>
+                <w:sz w:val="20"/>
+                <w:szCs w:val="20"/>
+                <w:lang w:val="en-GB"/>
+              </w:rPr>
+              <w:lastRenderedPageBreak/>
+              <w:t>Article 92 (15) of the LPP or having the citizenship of these countries</w:t>
             </w:r>
           </w:p>
         </w:tc>
@@ -29696,7 +30034,17 @@
                 <w:sz w:val="20"/>
                 <w:szCs w:val="20"/>
               </w:rPr>
-              <w:t xml:space="preserve"> ir nėra ūkio subjektų grupės, kurios bet kuris narys vykdo veiklą VPĮ  92 straipsnio 15 dalyje numatytame sąraše nurodytose valstybėse ar teritorijose, narys arba jos vadovas, kitas valdymo ar priežiūros organo narys ar kitas (kiti) asmuo (asmenys), turintis (turintys) teisę atstovauti Tiekėjui, Subtiekėjui, Ūkio subjektui, kurio pajėgumais remiamasi, ar jį kontroliuoti, jo vardu priimti sprendimą, sudaryti sandorį, ir tokiu būdu dalyvauja tokių Ūkio subjektų grupių ir (ar) Ūkio subjektų veikloje.</w:t>
+              <w:t xml:space="preserve"> ir nėra ūkio subjektų grupės, kurios bet kuris narys vykdo veiklą VPĮ  92 straipsnio 15 dalyje numatytame sąraše nurodytose </w:t>
+            </w:r>
+            <w:r>
+              <w:rPr>
+                <w:rFonts w:ascii="Arial" w:hAnsi="Arial" w:cs="Arial"/>
+                <w:iCs/>
+                <w:sz w:val="20"/>
+                <w:szCs w:val="20"/>
+              </w:rPr>
+              <w:lastRenderedPageBreak/>
+              <w:t>valstybėse ar teritorijose, narys arba jos vadovas, kitas valdymo ar priežiūros organo narys ar kitas (kiti) asmuo (asmenys), turintis (turintys) teisę atstovauti Tiekėjui, Subtiekėjui, Ūkio subjektui, kurio pajėgumais remiamasi, ar jį kontroliuoti, jo vardu priimti sprendimą, sudaryti sandorį, ir tokiu būdu dalyvauja tokių Ūkio subjektų grupių ir (ar) Ūkio subjektų veikloje.</w:t>
             </w:r>
             <w:commentRangeEnd w:id="31"/>
             <w:r>
@@ -29733,7 +30081,18 @@
                 <w:szCs w:val="20"/>
                 <w:lang w:val="en-GB"/>
               </w:rPr>
-              <w:t>The Supplier, their Sub-supplier, or the Economic entity whose capacities are relied upon do not operate in the states or territories listed in Article 92(15) of the LPP. Furthermore, they are not members of an economic operator group, any member of which operates in the states or territories listed in Article 92(15) of the LPP. Neither the head of such a group, nor any other member of its management or supervisory body, nor any other individual(s) authorized to represent, control, make decisions on behalf of, or enter into agreements for the Supplier, Sub-supplier, or the Economic entity whose capacities are relied upon, participate in the activities of such Economic entity groups and/or Economic entity.</w:t>
+              <w:lastRenderedPageBreak/>
+              <w:t xml:space="preserve">The Supplier, their Sub-supplier, or the Economic entity whose capacities are relied upon do not operate in the states or territories listed in Article 92(15) of the LPP. Furthermore, they are not members of an economic operator group, any member of which operates in the states or territories listed in Article 92(15) of the LPP. </w:t>
+            </w:r>
+            <w:r>
+              <w:rPr>
+                <w:rFonts w:ascii="Arial" w:hAnsi="Arial" w:cs="Arial"/>
+                <w:sz w:val="20"/>
+                <w:szCs w:val="20"/>
+                <w:lang w:val="en-GB"/>
+              </w:rPr>
+              <w:lastRenderedPageBreak/>
+              <w:t>Neither the head of such a group, nor any other member of its management or supervisory body, nor any other individual(s) authorized to represent, control, make decisions on behalf of, or enter into agreements for the Supplier, Sub-supplier, or the Economic entity whose capacities are relied upon, participate in the activities of such Economic entity groups and/or Economic entity.</w:t>
             </w:r>
           </w:p>
         </w:tc>
@@ -29757,6 +30116,7 @@
                 <w:sz w:val="20"/>
                 <w:szCs w:val="20"/>
               </w:rPr>
+              <w:lastRenderedPageBreak/>
               <w:t>Atitikimas reikalavimui turi būti deklaruojamas Pasiūlyme (</w:t>
             </w:r>
             <w:r>
@@ -29821,7 +30181,16 @@
                 <w:sz w:val="20"/>
                 <w:szCs w:val="20"/>
               </w:rPr>
-              <w:t>Jei Perkančiajam subjektui kils abejonių dėl tiekėjo nurodytos informacijos teisingumo, ekonomiškai naudingiausią pasiūlymą pateikęs Tiekėjas turės pateikti VPĮ 51 straipsnio 12 dalyje nurodytus (vieną ar kelis) ar kitus Perkančiajam subjektui priimtinus dokumentus ir (ar) paaiškinimus, patvirtinančius atitiktį šiame punkte nustatytam reikalavimui.</w:t>
+              <w:t xml:space="preserve">Jei Perkančiajam subjektui kils abejonių dėl tiekėjo nurodytos informacijos teisingumo, ekonomiškai naudingiausią pasiūlymą pateikęs Tiekėjas turės pateikti VPĮ 51 straipsnio 12 dalyje nurodytus (vieną </w:t>
+            </w:r>
+            <w:r>
+              <w:rPr>
+                <w:rFonts w:ascii="Arial" w:hAnsi="Arial" w:cs="Arial"/>
+                <w:sz w:val="20"/>
+                <w:szCs w:val="20"/>
+              </w:rPr>
+              <w:lastRenderedPageBreak/>
+              <w:t>ar kelis) ar kitus Perkančiajam subjektui priimtinus dokumentus ir (ar) paaiškinimus, patvirtinančius atitiktį šiame punkte nustatytam reikalavimui.</w:t>
             </w:r>
           </w:p>
         </w:tc>
@@ -29850,6 +30219,7 @@
                 <w:szCs w:val="20"/>
                 <w:lang w:val="en-US"/>
               </w:rPr>
+              <w:lastRenderedPageBreak/>
               <w:t>Compliance with the requirement must be declared in the Tender (</w:t>
             </w:r>
             <w:r>
@@ -29929,7 +30299,19 @@
                 <w:szCs w:val="20"/>
                 <w:lang w:val="en-GB"/>
               </w:rPr>
-              <w:t>If the Contracting Entity has doubts about the correctness of the information provided by the Supplier, the Supplier who submitted the most economically advantageous Tender will have to submit the documents and/or explanations referred to in Article 51(12) of the LPP (one or more), or other documents acceptable to the Contracting Entity, confirming compliance with the requirement set out in this clause.</w:t>
+              <w:t xml:space="preserve">If the Contracting Entity has doubts about the correctness of the information provided by the Supplier, the Supplier who submitted the most economically advantageous Tender will have </w:t>
+            </w:r>
+            <w:r>
+              <w:rPr>
+                <w:rFonts w:ascii="Arial" w:hAnsi="Arial" w:cs="Arial"/>
+                <w:bCs/>
+                <w:color w:val="000000"/>
+                <w:sz w:val="20"/>
+                <w:szCs w:val="20"/>
+                <w:lang w:val="en-GB"/>
+              </w:rPr>
+              <w:lastRenderedPageBreak/>
+              <w:t>to submit the documents and/or explanations referred to in Article 51(12) of the LPP (one or more), or other documents acceptable to the Contracting Entity, confirming compliance with the requirement set out in this clause.</w:t>
             </w:r>
           </w:p>
         </w:tc>
@@ -30243,6 +30625,7 @@
                 <w:sz w:val="20"/>
                 <w:szCs w:val="20"/>
               </w:rPr>
+              <w:lastRenderedPageBreak/>
               <w:t>Jeigu prekių gamintojas ar jį kontroliuojantis asmuo yra nacionaliniam saugumui užtikrinti svarbi įmonė, valstybės įmonė, savivaldybės įmonė, taip pat valstybės valdoma bendrovė ir jų dukterinės bendrovės, išvardintos Nacionaliniam saugumui užtikrinti svarbių objektų apsaugos įstatyme, šių subjektų atžvilgiu šis reikalavimas netaikomas.</w:t>
             </w:r>
           </w:p>
@@ -30269,6 +30652,7 @@
                 <w:szCs w:val="20"/>
                 <w:lang w:val="en-GB" w:eastAsia="lt-LT"/>
               </w:rPr>
+              <w:lastRenderedPageBreak/>
               <w:t>the manufacturer of the goods  or the person controlling it is not registered (if the manufacturer or the person controlling it is not a natural person, permanently residing or having nationality) in the countries or territories</w:t>
             </w:r>
             <w:r>
@@ -30326,6 +30710,7 @@
                 <w:szCs w:val="20"/>
                 <w:lang w:val="en-GB"/>
               </w:rPr>
+              <w:lastRenderedPageBreak/>
               <w:t>If the manufacturer of the goods or the person controlling it is an enterprise important for ensuring national security, a state enterprise, a municipal enterprise, as well as a state-owned company and their subsidiaries listed in the Law on the Protection of Objects Important for Ensuring National Security, this requirement does not apply to these entities.</w:t>
             </w:r>
           </w:p>
@@ -30355,6 +30740,7 @@
                 <w:sz w:val="20"/>
                 <w:szCs w:val="20"/>
               </w:rPr>
+              <w:lastRenderedPageBreak/>
               <w:t xml:space="preserve">Su </w:t>
             </w:r>
             <w:r>
@@ -30482,6 +30868,7 @@
                 <w:sz w:val="20"/>
                 <w:szCs w:val="20"/>
               </w:rPr>
+              <w:lastRenderedPageBreak/>
               <w:t>Tiekėjų grupės narių, Ū</w:t>
             </w:r>
             <w:r>
@@ -30639,7 +31026,6 @@
                 <w:sz w:val="20"/>
                 <w:szCs w:val="20"/>
               </w:rPr>
-              <w:lastRenderedPageBreak/>
               <w:t>Juridinių asmenų registro išplėstinį išrašą su istorija,</w:t>
             </w:r>
           </w:p>
@@ -30831,6 +31217,7 @@
                 <w:sz w:val="20"/>
                 <w:szCs w:val="20"/>
               </w:rPr>
+              <w:lastRenderedPageBreak/>
               <w:t xml:space="preserve">asmens tapatybę patvirtinančio dokumento (tapatybės kortelės ar paso) kopiją, </w:t>
             </w:r>
           </w:p>
@@ -30903,16 +31290,7 @@
                 <w:sz w:val="20"/>
                 <w:szCs w:val="20"/>
               </w:rPr>
-              <w:t xml:space="preserve">arba atitinkamus valstybės narės ar trečiosios šalies dokumentus, nurodančius tiekėjo, jo subtiekėjo, ūkio subjekto, kurio pajėgumais remiamasi, ir (arba) tiekėjo </w:t>
-            </w:r>
-            <w:r>
-              <w:rPr>
-                <w:rFonts w:ascii="Arial" w:hAnsi="Arial" w:cs="Arial"/>
-                <w:sz w:val="20"/>
-                <w:szCs w:val="20"/>
-              </w:rPr>
-              <w:lastRenderedPageBreak/>
-              <w:t>siūlomų prekių gamintojo pilietybę ir nuolatinę gyvenamąją vietą.</w:t>
+              <w:t>arba atitinkamus valstybės narės ar trečiosios šalies dokumentus, nurodančius tiekėjo, jo subtiekėjo, ūkio subjekto, kurio pajėgumais remiamasi, ir (arba) tiekėjo siūlomų prekių gamintojo pilietybę ir nuolatinę gyvenamąją vietą.</w:t>
             </w:r>
           </w:p>
           <w:p>
@@ -31194,7 +31572,7 @@
                 <w:szCs w:val="20"/>
                 <w:lang w:val="en-US"/>
               </w:rPr>
-              <w:t xml:space="preserve">will be requested only from the Supplier who has submitted the most economically advantageous Tender in accordance with the established order of Tenders: documents of the Supplier, its Sub-suppliers, </w:t>
+              <w:t xml:space="preserve">will be requested only from the Supplier who has submitted the most economically advantageous Tender in </w:t>
             </w:r>
             <w:r>
               <w:rPr>
@@ -31205,7 +31583,8 @@
                 <w:szCs w:val="20"/>
                 <w:lang w:val="en-US"/>
               </w:rPr>
-              <w:t>the members of the Supplier group, Economic entities whose capacity</w:t>
+              <w:lastRenderedPageBreak/>
+              <w:t xml:space="preserve">accordance with the established order of Tenders: documents of the Supplier, its Sub-suppliers, </w:t>
             </w:r>
             <w:r>
               <w:rPr>
@@ -31216,18 +31595,7 @@
                 <w:szCs w:val="20"/>
                 <w:lang w:val="en-US"/>
               </w:rPr>
-              <w:t xml:space="preserve"> is relied upon, </w:t>
-            </w:r>
-            <w:r>
-              <w:rPr>
-                <w:rFonts w:ascii="Arial" w:hAnsi="Arial" w:cs="Arial"/>
-                <w:bCs/>
-                <w:color w:val="FF0000"/>
-                <w:sz w:val="20"/>
-                <w:szCs w:val="20"/>
-                <w:lang w:val="en-US"/>
-              </w:rPr>
-              <w:t xml:space="preserve">the manufacturer of goods </w:t>
+              <w:t>the members of the Supplier group, Economic entities whose capacity</w:t>
             </w:r>
             <w:r>
               <w:rPr>
@@ -31238,12 +31606,20 @@
                 <w:szCs w:val="20"/>
                 <w:lang w:val="en-US"/>
               </w:rPr>
-              <w:t>and their controlling persons,  shall be submitted:</w:t>
-            </w:r>
-          </w:p>
-          <w:p>
-            <w:pPr>
-              <w:jc w:val="both"/>
+              <w:t xml:space="preserve"> is relied upon, </w:t>
+            </w:r>
+            <w:r>
+              <w:rPr>
+                <w:rFonts w:ascii="Arial" w:hAnsi="Arial" w:cs="Arial"/>
+                <w:bCs/>
+                <w:color w:val="FF0000"/>
+                <w:sz w:val="20"/>
+                <w:szCs w:val="20"/>
+                <w:lang w:val="en-US"/>
+              </w:rPr>
+              <w:t xml:space="preserve">the manufacturer of goods </w:t>
+            </w:r>
+            <w:r>
               <w:rPr>
                 <w:rFonts w:ascii="Arial" w:hAnsi="Arial" w:cs="Arial"/>
                 <w:bCs/>
@@ -31252,8 +31628,12 @@
                 <w:szCs w:val="20"/>
                 <w:lang w:val="en-US"/>
               </w:rPr>
-            </w:pPr>
-            <w:r>
+              <w:t>and their controlling persons,  shall be submitted:</w:t>
+            </w:r>
+          </w:p>
+          <w:p>
+            <w:pPr>
+              <w:jc w:val="both"/>
               <w:rPr>
                 <w:rFonts w:ascii="Arial" w:hAnsi="Arial" w:cs="Arial"/>
                 <w:bCs/>
@@ -31262,8 +31642,7 @@
                 <w:szCs w:val="20"/>
                 <w:lang w:val="en-US"/>
               </w:rPr>
-              <w:t>If the Supplier, its Sub-suppliers,</w:t>
-            </w:r>
+            </w:pPr>
             <w:r>
               <w:rPr>
                 <w:rFonts w:ascii="Arial" w:hAnsi="Arial" w:cs="Arial"/>
@@ -31273,7 +31652,7 @@
                 <w:szCs w:val="20"/>
                 <w:lang w:val="en-US"/>
               </w:rPr>
-              <w:t xml:space="preserve"> </w:t>
+              <w:t>If the Supplier, its Sub-suppliers,</w:t>
             </w:r>
             <w:r>
               <w:rPr>
@@ -31284,7 +31663,7 @@
                 <w:szCs w:val="20"/>
                 <w:lang w:val="en-US"/>
               </w:rPr>
-              <w:t xml:space="preserve">the members of the Supplier group, </w:t>
+              <w:t xml:space="preserve"> </w:t>
             </w:r>
             <w:r>
               <w:rPr>
@@ -31295,7 +31674,7 @@
                 <w:szCs w:val="20"/>
                 <w:lang w:val="en-US"/>
               </w:rPr>
-              <w:t xml:space="preserve"> </w:t>
+              <w:t xml:space="preserve">the members of the Supplier group, </w:t>
             </w:r>
             <w:r>
               <w:rPr>
@@ -31306,7 +31685,7 @@
                 <w:szCs w:val="20"/>
                 <w:lang w:val="en-US"/>
               </w:rPr>
-              <w:t>E</w:t>
+              <w:t xml:space="preserve"> </w:t>
             </w:r>
             <w:r>
               <w:rPr>
@@ -31317,6 +31696,17 @@
                 <w:szCs w:val="20"/>
                 <w:lang w:val="en-US"/>
               </w:rPr>
+              <w:t>E</w:t>
+            </w:r>
+            <w:r>
+              <w:rPr>
+                <w:rFonts w:ascii="Arial" w:hAnsi="Arial" w:cs="Arial"/>
+                <w:bCs/>
+                <w:color w:val="000000"/>
+                <w:sz w:val="20"/>
+                <w:szCs w:val="20"/>
+                <w:lang w:val="en-US"/>
+              </w:rPr>
               <w:t xml:space="preserve">conomic entities whose capacity is relied upon, </w:t>
             </w:r>
             <w:r>
@@ -31328,18 +31718,7 @@
                 <w:szCs w:val="20"/>
                 <w:lang w:val="en-US"/>
               </w:rPr>
-              <w:t xml:space="preserve">the </w:t>
-            </w:r>
-            <w:r>
-              <w:rPr>
-                <w:rFonts w:ascii="Arial" w:hAnsi="Arial" w:cs="Arial"/>
-                <w:bCs/>
-                <w:color w:val="FF0000"/>
-                <w:sz w:val="20"/>
-                <w:szCs w:val="20"/>
-                <w:lang w:val="en-US"/>
-              </w:rPr>
-              <w:t>manufacturer of the goods</w:t>
+              <w:t>the manufacturer of the goods</w:t>
             </w:r>
             <w:r>
               <w:rPr>
@@ -31641,19 +32020,7 @@
                 <w:szCs w:val="20"/>
                 <w:lang w:val="en-US"/>
               </w:rPr>
-              <w:t xml:space="preserve">a document certifying the relevant economic activity (e. g business certificate, </w:t>
-            </w:r>
-            <w:r>
-              <w:rPr>
-                <w:rFonts w:ascii="Arial" w:hAnsi="Arial" w:cs="Arial"/>
-                <w:bCs/>
-                <w:color w:val="000000"/>
-                <w:sz w:val="20"/>
-                <w:szCs w:val="20"/>
-                <w:lang w:val="en-US"/>
-              </w:rPr>
-              <w:lastRenderedPageBreak/>
-              <w:t xml:space="preserve">individual activity certificate, etc.), </w:t>
+              <w:t xml:space="preserve">a document certifying the relevant economic activity (e. g business certificate, individual activity certificate, etc.), </w:t>
             </w:r>
           </w:p>
           <w:p>
@@ -31920,6 +32287,7 @@
                 <w:sz w:val="20"/>
                 <w:szCs w:val="20"/>
               </w:rPr>
+              <w:lastRenderedPageBreak/>
               <w:t>6.2.</w:t>
             </w:r>
           </w:p>
@@ -32243,7 +32611,17 @@
                 <w:sz w:val="20"/>
                 <w:szCs w:val="20"/>
               </w:rPr>
-              <w:t>kio subjektas, kurio pajėgumais remiamasi, ar kontroliuojantis asmuo yra fizinis asmuo – nuolat gyvenantis ar turintis pilietybę) VPĮ 92 straipsnio 14 dalyje numatytame sąraše nurodytose valstybėse ar teritorijose.</w:t>
+              <w:t xml:space="preserve">kio subjektas, kurio </w:t>
+            </w:r>
+            <w:r>
+              <w:rPr>
+                <w:rFonts w:ascii="Arial" w:hAnsi="Arial" w:cs="Arial"/>
+                <w:iCs/>
+                <w:sz w:val="20"/>
+                <w:szCs w:val="20"/>
+              </w:rPr>
+              <w:lastRenderedPageBreak/>
+              <w:t>pajėgumais remiamasi, ar kontroliuojantis asmuo yra fizinis asmuo – nuolat gyvenantis ar turintis pilietybę) VPĮ 92 straipsnio 14 dalyje numatytame sąraše nurodytose valstybėse ar teritorijose.</w:t>
             </w:r>
           </w:p>
           <w:p>
@@ -32318,17 +32696,7 @@
                 <w:sz w:val="20"/>
                 <w:szCs w:val="20"/>
               </w:rPr>
-              <w:t xml:space="preserve">kio subjektai, kurių pajėgumais remiamasi, ar juos kontroliuojantis asmuo yra nacionaliniam saugumui užtikrinti svarbi įmonė, valstybės įmonė, savivaldybės </w:t>
-            </w:r>
-            <w:r>
-              <w:rPr>
-                <w:rFonts w:ascii="Arial" w:hAnsi="Arial" w:cs="Arial"/>
-                <w:iCs/>
-                <w:sz w:val="20"/>
-                <w:szCs w:val="20"/>
-              </w:rPr>
-              <w:lastRenderedPageBreak/>
-              <w:t>įmonė, taip pat valstybės valdoma bendrovė ir jų dukterinės bendrovės, išvardintos Nacionaliniam saugumui užtikrinti svarbių objektų apsaugos įstatyme, šių subjektų atžvilgiu šis reikalavimas netaikomas.</w:t>
+              <w:t>kio subjektai, kurių pajėgumais remiamasi, ar juos kontroliuojantis asmuo yra nacionaliniam saugumui užtikrinti svarbi įmonė, valstybės įmonė, savivaldybės įmonė, taip pat valstybės valdoma bendrovė ir jų dukterinės bendrovės, išvardintos Nacionaliniam saugumui užtikrinti svarbių objektų apsaugos įstatyme, šių subjektų atžvilgiu šis reikalavimas netaikomas.</w:t>
             </w:r>
           </w:p>
         </w:tc>
@@ -32413,7 +32781,17 @@
                 <w:szCs w:val="20"/>
                 <w:lang w:val="en-GB"/>
               </w:rPr>
-              <w:t xml:space="preserve"> or Economic entity whose capacity is relied on, or the persons controlling them is a natural person – is not permanent resident or citizen of) the countries or territories listed in Article 92 (14) of the LPP.</w:t>
+              <w:t xml:space="preserve"> or Economic entity whose capacity </w:t>
+            </w:r>
+            <w:r>
+              <w:rPr>
+                <w:rFonts w:ascii="Arial" w:hAnsi="Arial" w:cs="Arial"/>
+                <w:sz w:val="20"/>
+                <w:szCs w:val="20"/>
+                <w:lang w:val="en-GB"/>
+              </w:rPr>
+              <w:lastRenderedPageBreak/>
+              <w:t>is relied on, or the persons controlling them is a natural person – is not permanent resident or citizen of) the countries or territories listed in Article 92 (14) of the LPP.</w:t>
             </w:r>
           </w:p>
           <w:p>
@@ -32466,18 +32844,7 @@
                 <w:szCs w:val="20"/>
                 <w:lang w:val="en-GB"/>
               </w:rPr>
-              <w:t xml:space="preserve"> or Economic entities whose capacity is relied on or the person controlling them is an enterprise important for ensuring national security, a state enterprise, a municipal enterprise, as well as a state-owned company and their </w:t>
-            </w:r>
-            <w:r>
-              <w:rPr>
-                <w:rFonts w:ascii="Arial" w:hAnsi="Arial" w:cs="Arial"/>
-                <w:iCs/>
-                <w:sz w:val="20"/>
-                <w:szCs w:val="20"/>
-                <w:lang w:val="en-GB"/>
-              </w:rPr>
-              <w:lastRenderedPageBreak/>
-              <w:t>subsidiaries listed in the Law on the Protection of Objects Important for Ensuring National Security, this requirement does not apply to these entities.</w:t>
+              <w:t xml:space="preserve"> or Economic entities whose capacity is relied on or the person controlling them is an enterprise important for ensuring national security, a state enterprise, a municipal enterprise, as well as a state-owned company and their subsidiaries listed in the Law on the Protection of Objects Important for Ensuring National Security, this requirement does not apply to these entities.</w:t>
             </w:r>
           </w:p>
         </w:tc>
@@ -32565,17 +32932,7 @@
                 <w:sz w:val="20"/>
                 <w:szCs w:val="20"/>
               </w:rPr>
-              <w:t xml:space="preserve">Pirkime negali dalyvauti Tiekėjai, Subtiekėjai, Tiekėjų grupės nariai, Ūkio subjektai, kurių pajėgumais remiamasi, kuriems ar jų siūlomų prekių gamintojui, juos kontroliuojantiems juridiniams ir (ar) fiziniams  asmenims taikomos Jungtinių Tautų saugumo tarybos, Europos Sąjungos, kitų tarptautinių organizacijų, kurių narė yra </w:t>
-            </w:r>
-            <w:r>
-              <w:rPr>
-                <w:rFonts w:ascii="Arial" w:hAnsi="Arial" w:cs="Arial"/>
-                <w:iCs/>
-                <w:sz w:val="20"/>
-                <w:szCs w:val="20"/>
-              </w:rPr>
-              <w:lastRenderedPageBreak/>
-              <w:t>arba kuriose dalyvauja Lietuvos Respublika bei Jungtinių Amerikos Valstijų sankcijos (ribojamosios priemonės).</w:t>
+              <w:t>Pirkime negali dalyvauti Tiekėjai, Subtiekėjai, Tiekėjų grupės nariai, Ūkio subjektai, kurių pajėgumais remiamasi, kuriems ar jų siūlomų prekių gamintojui, juos kontroliuojantiems juridiniams ir (ar) fiziniams  asmenims taikomos Jungtinių Tautų saugumo tarybos, Europos Sąjungos, kitų tarptautinių organizacijų, kurių narė yra arba kuriose dalyvauja Lietuvos Respublika bei Jungtinių Amerikos Valstijų sankcijos (ribojamosios priemonės).</w:t>
             </w:r>
           </w:p>
         </w:tc>
@@ -32603,21 +32960,7 @@
                 <w:szCs w:val="20"/>
                 <w:lang w:val="en-US"/>
               </w:rPr>
-              <w:lastRenderedPageBreak/>
-              <w:t xml:space="preserve">The Suppliers, the Sub-suppliers, members of the Supplier group or the Economic entity whose capacity is relied on may not participate in the Procurement if they or the manufacturers of goods they offer, or the legal or natural persons who control them, are subject to international sanctions (restrictive measures) implemented by the United Nations Security Council, the European </w:t>
-            </w:r>
-            <w:r>
-              <w:rPr>
-                <w:rFonts w:ascii="Arial" w:hAnsi="Arial" w:cs="Arial"/>
-                <w:bCs/>
-                <w:iCs/>
-                <w:color w:val="000000"/>
-                <w:sz w:val="20"/>
-                <w:szCs w:val="20"/>
-                <w:lang w:val="en-US"/>
-              </w:rPr>
-              <w:lastRenderedPageBreak/>
-              <w:t>Union, other international organizations of which the Republic of Lithuania is a member or participant, or by the United States of America.</w:t>
+              <w:t>The Suppliers, the Sub-suppliers, members of the Supplier group or the Economic entity whose capacity is relied on may not participate in the Procurement if they or the manufacturers of goods they offer, or the legal or natural persons who control them, are subject to international sanctions (restrictive measures) implemented by the United Nations Security Council, the European Union, other international organizations of which the Republic of Lithuania is a member or participant, or by the United States of America.</w:t>
             </w:r>
           </w:p>
         </w:tc>
@@ -32641,7 +32984,6 @@
                 <w:sz w:val="20"/>
                 <w:szCs w:val="20"/>
               </w:rPr>
-              <w:lastRenderedPageBreak/>
               <w:t>Atitikimas reikalavimui turi būti deklaruojamas Pasiūlyme (</w:t>
             </w:r>
             <w:r>
@@ -32791,7 +33133,17 @@
                 <w:sz w:val="20"/>
                 <w:szCs w:val="20"/>
               </w:rPr>
-              <w:t>Pirkime negali dalyvauti Tiekėjai, Subtiekėjai, Tiekėjų grupės nariai, Ūkio subjektai, kurių pajėgumais remiamasi , kurie nėra registruoti (Tiekėjas, Tiekėjų grupės narys, Subtiekėjas, Ūkio subjektas, kurio pajėgumais remiamasi, Kvazisubtiekėjas, kuris yra fizinis asmuo – nuolat gyvenantis ar turintys pilietybę) Europos Sąjungos valstybėje narėje, Šiaurės Atlanto sutarties organizacijos valstybėje narėje ar trečiojoje šalyje, pasirašiusioje PĮ 29 straipsnio 4 dalyje nurodytus tarptautinius susitarimus.</w:t>
+              <w:t xml:space="preserve">Pirkime negali dalyvauti Tiekėjai, Subtiekėjai, Tiekėjų grupės nariai, Ūkio subjektai, kurių pajėgumais remiamasi , kurie nėra registruoti (Tiekėjas, Tiekėjų grupės narys, Subtiekėjas, Ūkio subjektas, kurio pajėgumais remiamasi, Kvazisubtiekėjas, kuris yra fizinis asmuo – nuolat gyvenantis ar turintys pilietybę) Europos Sąjungos valstybėje narėje, Šiaurės Atlanto sutarties organizacijos valstybėje narėje ar trečiojoje šalyje, pasirašiusioje PĮ 29 </w:t>
+            </w:r>
+            <w:r>
+              <w:rPr>
+                <w:rFonts w:ascii="Arial" w:hAnsi="Arial" w:cs="Arial"/>
+                <w:iCs/>
+                <w:sz w:val="20"/>
+                <w:szCs w:val="20"/>
+              </w:rPr>
+              <w:lastRenderedPageBreak/>
+              <w:t>straipsnio 4 dalyje nurodytus tarptautinius susitarimus.</w:t>
             </w:r>
             <w:r>
               <w:rPr>
@@ -32830,6 +33182,7 @@
                 <w:szCs w:val="20"/>
                 <w:lang w:val="en-GB"/>
               </w:rPr>
+              <w:lastRenderedPageBreak/>
               <w:t>The Suppliers, the Sub-suppliers, members of the Supplier group or the Economic entity whose capacity is relied on may not participate in the Procurement</w:t>
             </w:r>
             <w:r>
@@ -32840,7 +33193,18 @@
                 <w:szCs w:val="20"/>
                 <w:lang w:val="en-GB"/>
               </w:rPr>
-              <w:t xml:space="preserve"> that are not registered (the Supplier, the Sub-supplier, a member of the Supplier group, the Economic entity on whose capacities the Supplier relies on, the Quasi-Sub-supplier, a natural person is not a permanent resident or has a citizenship) in a member state of the European Union, member state of the North Atlantic Treaty Organization or in a third country which is a signatory to the international agreements referred to in Article 29 (4) of the LP.</w:t>
+              <w:t xml:space="preserve"> that are not registered (the Supplier, the Sub-supplier, a member of the Supplier group, the Economic entity on whose capacities the Supplier relies on, the Quasi-Sub-supplier, a natural person is not a permanent resident or has a citizenship) in a member state of the European Union, member state of the North Atlantic Treaty Organization or in a third country which is a signatory to the </w:t>
+            </w:r>
+            <w:r>
+              <w:rPr>
+                <w:rFonts w:ascii="Arial" w:hAnsi="Arial" w:cs="Arial"/>
+                <w:iCs/>
+                <w:sz w:val="20"/>
+                <w:szCs w:val="20"/>
+                <w:lang w:val="en-GB"/>
+              </w:rPr>
+              <w:lastRenderedPageBreak/>
+              <w:t>international agreements referred to in Article 29 (4) of the LP.</w:t>
             </w:r>
           </w:p>
           <w:commentRangeEnd w:id="34"/>
@@ -32893,6 +33257,7 @@
                 <w:sz w:val="20"/>
                 <w:szCs w:val="20"/>
               </w:rPr>
+              <w:lastRenderedPageBreak/>
               <w:t>Atitikimas reikalavimui turi būti deklaruojamas Pasiūlyme (</w:t>
             </w:r>
             <w:r>
@@ -33145,7 +33510,6 @@
                 <w:sz w:val="20"/>
                 <w:szCs w:val="20"/>
               </w:rPr>
-              <w:lastRenderedPageBreak/>
               <w:t>antikorupcinės veiklos</w:t>
             </w:r>
             <w:r>
@@ -33222,7 +33586,6 @@
                 <w:szCs w:val="20"/>
                 <w:lang w:val="en-GB"/>
               </w:rPr>
-              <w:lastRenderedPageBreak/>
               <w:t>Supplier undertakes to ensure that the Supplier/members of the Supplier Group and the Sub-Suppliers, and Economic entities whose capacity is relied on, are familiar with the Partner Code of Ethics of EPSO-G Group of Companies</w:t>
             </w:r>
             <w:r>
@@ -33298,7 +33661,7 @@
                 <w:szCs w:val="20"/>
                 <w:lang w:val="en-GB"/>
               </w:rPr>
-              <w:t xml:space="preserve"> approved by the EPSO-G board on </w:t>
+              <w:t xml:space="preserve"> approved by the EPSO-G board on 29</w:t>
             </w:r>
             <w:r>
               <w:rPr>
@@ -33308,10 +33671,10 @@
                 <w:color w:val="000000"/>
                 <w:sz w:val="20"/>
                 <w:szCs w:val="20"/>
-                <w:lang w:val="en-GB"/>
-              </w:rPr>
-              <w:lastRenderedPageBreak/>
-              <w:t>29</w:t>
+                <w:vertAlign w:val="superscript"/>
+                <w:lang w:val="en-GB"/>
+              </w:rPr>
+              <w:t>th</w:t>
             </w:r>
             <w:r>
               <w:rPr>
@@ -33321,19 +33684,6 @@
                 <w:color w:val="000000"/>
                 <w:sz w:val="20"/>
                 <w:szCs w:val="20"/>
-                <w:vertAlign w:val="superscript"/>
-                <w:lang w:val="en-GB"/>
-              </w:rPr>
-              <w:t>th</w:t>
-            </w:r>
-            <w:r>
-              <w:rPr>
-                <w:rFonts w:ascii="Arial" w:hAnsi="Arial" w:cs="Arial"/>
-                <w:bCs/>
-                <w:iCs/>
-                <w:color w:val="000000"/>
-                <w:sz w:val="20"/>
-                <w:szCs w:val="20"/>
                 <w:lang w:val="en-GB"/>
               </w:rPr>
               <w:t xml:space="preserve"> of June, 2023 before their engagement in the execution of the Contract.</w:t>
@@ -33359,7 +33709,6 @@
                 <w:sz w:val="20"/>
                 <w:szCs w:val="20"/>
               </w:rPr>
-              <w:lastRenderedPageBreak/>
               <w:t>Atitikimas reikalavimui turi būti deklaruojamas Pasiūlyme (</w:t>
             </w:r>
             <w:r>
@@ -33553,6 +33902,7 @@
                 <w:sz w:val="20"/>
                 <w:szCs w:val="20"/>
               </w:rPr>
+              <w:lastRenderedPageBreak/>
               <w:t>Reikalavimas netaikomas ekonomiškai naudingiausią pasiūlymą pateikusiems tiekėjams, kurie yra Lietuvos Respublikos valstybės ar savivaldybės institucijos, įstaigos ar bendrovė, kurių kontrolinis akcijų paketas priklauso valstybei ar savivaldybei ar jų dukterinė bendrovė, taip pat jei ekonomiškai naudingiausią pasiūlymą pateikęs tiekėjas yra UAB „EPSO-G“ įmonių grupės bendrovė.</w:t>
             </w:r>
           </w:p>
@@ -33585,6 +33935,7 @@
                 <w:szCs w:val="20"/>
                 <w:lang w:val="en-GB"/>
               </w:rPr>
+              <w:lastRenderedPageBreak/>
               <w:t>The Supplier / members of a group of suppliers that has submitted the most economically advantageous tender must complete the Business Partner Due Diligence Questionnaire and ensure that the contracting party – the business partner – does not pose risks to the Contracting Entity.</w:t>
             </w:r>
             <w:r>
@@ -33663,7 +34014,17 @@
                 <w:sz w:val="20"/>
                 <w:szCs w:val="20"/>
               </w:rPr>
-              <w:t xml:space="preserve">Ekonomiškai naudingiausią pasiūlymą pateikusiam Tiekėjui/Tiekėjų grupės nariams Perkantysis subjektas pateiks prašymą per Perkančiojo subjekto nustatytą terminą, kuris negali būti trumpesnis kaip 3 darbo dienos, užpildyti Veiklos partnerių patikros privalomai pildomą klausimyną, kuris bus atsiunčiamas Tiekėjo Pasiūlyme nurodytu elektroninio pašto adresu. Su klausimynu galima susipažinti nuorodoje: </w:t>
+              <w:lastRenderedPageBreak/>
+              <w:t xml:space="preserve">Ekonomiškai naudingiausią pasiūlymą pateikusiam Tiekėjui/Tiekėjų grupės nariams Perkantysis subjektas pateiks prašymą per Perkančiojo subjekto nustatytą terminą, kuris negali būti trumpesnis kaip 3 darbo dienos, užpildyti Veiklos partnerių patikros privalomai pildomą klausimyną, kuris </w:t>
+            </w:r>
+            <w:r>
+              <w:rPr>
+                <w:rFonts w:ascii="Arial" w:hAnsi="Arial" w:cs="Arial"/>
+                <w:sz w:val="20"/>
+                <w:szCs w:val="20"/>
+              </w:rPr>
+              <w:lastRenderedPageBreak/>
+              <w:t xml:space="preserve">bus atsiunčiamas Tiekėjo Pasiūlyme nurodytu elektroninio pašto adresu. Su klausimynu galima susipažinti nuorodoje: </w:t>
             </w:r>
             <w:hyperlink r:id="rId24" w:history="1">
               <w:r>
@@ -33705,18 +34066,7 @@
                 <w:sz w:val="20"/>
                 <w:szCs w:val="20"/>
               </w:rPr>
-              <w:t xml:space="preserve">Jei ekonomiškai naudingiausią pasiūlymą pateikęs Tiekėjas/Tiekėjų grupės narys šį klausimyną yra pildęs ne anksčiau kaip prieš 12 mėnesių iki Perkančiojo subjekto prašymo pateikimo ir informacija yra nepasikeitusi, jis gali nepildyti klausimyno, bet per klausimynui užpildyti skirtą terminą pateikti laisvos formos patvirtinimą, kad anksčiau šio tiekėjo  užpildytame </w:t>
-            </w:r>
-            <w:r>
-              <w:rPr>
-                <w:rFonts w:ascii="Arial" w:hAnsi="Arial" w:cs="Arial"/>
-                <w:b/>
-                <w:bCs/>
-                <w:sz w:val="20"/>
-                <w:szCs w:val="20"/>
-              </w:rPr>
-              <w:lastRenderedPageBreak/>
-              <w:t>Veiklos partnerių patikros klausimyne informacija yra nepasikeitusi.</w:t>
+              <w:t>Jei ekonomiškai naudingiausią pasiūlymą pateikęs Tiekėjas/Tiekėjų grupės narys šį klausimyną yra pildęs ne anksčiau kaip prieš 12 mėnesių iki Perkančiojo subjekto prašymo pateikimo ir informacija yra nepasikeitusi, jis gali nepildyti klausimyno, bet per klausimynui užpildyti skirtą terminą pateikti laisvos formos patvirtinimą, kad anksčiau šio tiekėjo  užpildytame Veiklos partnerių patikros klausimyne informacija yra nepasikeitusi.</w:t>
             </w:r>
           </w:p>
           <w:p>
@@ -33826,6 +34176,7 @@
                 <w:sz w:val="20"/>
                 <w:szCs w:val="20"/>
               </w:rPr>
+              <w:lastRenderedPageBreak/>
               <w:t xml:space="preserve">vykdyti dėmesingesnę Veiklos partnerio stebėseną ir su Veiklos partneriu sudaromos sutarties kontrolę; </w:t>
             </w:r>
           </w:p>
@@ -33889,7 +34240,19 @@
                 <w:lang w:val="en-GB"/>
               </w:rPr>
               <w:lastRenderedPageBreak/>
-              <w:t xml:space="preserve">After the Supplier / members of a group of suppliers have submitted the most economically advantageous tender, the Contracting Entity shall submit a request requiring them, within a time limit set by the Contracting Entity that may not be shorter than 3 working days, to complete the mandatory Business Partner Due Diligence Questionnaire, which will be sent at e-mail indicated by the Supplier in the Tender. The questionnaire can be reviewed at the following link: </w:t>
+              <w:t xml:space="preserve">After the Supplier / members of a group of suppliers have submitted the most economically advantageous tender, the Contracting Entity shall submit a request requiring them, within a time limit set by the Contracting Entity that may not be shorter than 3 working days, to complete </w:t>
+            </w:r>
+            <w:r>
+              <w:rPr>
+                <w:rFonts w:ascii="Arial" w:hAnsi="Arial" w:cs="Arial"/>
+                <w:bCs/>
+                <w:color w:val="000000"/>
+                <w:sz w:val="20"/>
+                <w:szCs w:val="20"/>
+                <w:lang w:val="en-GB"/>
+              </w:rPr>
+              <w:lastRenderedPageBreak/>
+              <w:t xml:space="preserve">the mandatory Business Partner Due Diligence Questionnaire, which will be sent at e-mail indicated by the Supplier in the Tender. The questionnaire can be reviewed at the following link: </w:t>
             </w:r>
             <w:hyperlink r:id="rId25" w:history="1">
               <w:r>
@@ -33938,19 +34301,7 @@
                 <w:szCs w:val="20"/>
                 <w:lang w:val="en-GB"/>
               </w:rPr>
-              <w:t xml:space="preserve">If the Supplier / member of the Supplier group that submitted the most economically advantageous tender has completed this questionnaire previously not earlier than 12 months till the request of Contacting Entity and the information has not changed, they may refrain from </w:t>
-            </w:r>
-            <w:r>
-              <w:rPr>
-                <w:rFonts w:ascii="Arial" w:hAnsi="Arial" w:cs="Arial"/>
-                <w:b/>
-                <w:color w:val="000000"/>
-                <w:sz w:val="20"/>
-                <w:szCs w:val="20"/>
-                <w:lang w:val="en-GB"/>
-              </w:rPr>
-              <w:lastRenderedPageBreak/>
-              <w:t>completing the questionnaire again; however, within the deadline set for completion of the questionnaire, they must submit a free</w:t>
+              <w:t>If the Supplier / member of the Supplier group that submitted the most economically advantageous tender has completed this questionnaire previously not earlier than 12 months till the request of Contacting Entity and the information has not changed, they may refrain from completing the questionnaire again; however, within the deadline set for completion of the questionnaire, they must submit a free</w:t>
             </w:r>
             <w:r>
               <w:rPr>
@@ -33996,7 +34347,19 @@
                 <w:szCs w:val="20"/>
                 <w:lang w:val="en-GB"/>
               </w:rPr>
-              <w:t>The Contracting Entity shall assess, from a business partner risk perspective, the information provided in the questionnaire and/or data available from other sources in relation to the supplier (members of a group of suppliers, subcontractors) that submitted the most economically advantageous tender. If the questionnaire is not completed within the time limit set by the Contracting Entity, the Supplier’s tender shall be rejected.</w:t>
+              <w:t xml:space="preserve">The Contracting Entity shall assess, from a business partner risk perspective, the information provided in the questionnaire and/or data available from other sources in relation to the supplier (members of a group of suppliers, subcontractors) that submitted the most economically advantageous tender. If the questionnaire is not completed </w:t>
+            </w:r>
+            <w:r>
+              <w:rPr>
+                <w:rFonts w:ascii="Arial" w:hAnsi="Arial" w:cs="Arial"/>
+                <w:bCs/>
+                <w:color w:val="000000"/>
+                <w:sz w:val="20"/>
+                <w:szCs w:val="20"/>
+                <w:lang w:val="en-GB"/>
+              </w:rPr>
+              <w:lastRenderedPageBreak/>
+              <w:t>within the time limit set by the Contracting Entity, the Supplier’s tender shall be rejected.</w:t>
             </w:r>
           </w:p>
           <w:p>
@@ -34091,19 +34454,7 @@
                 <w:szCs w:val="20"/>
                 <w:lang w:val="en-GB"/>
               </w:rPr>
-              <w:t xml:space="preserve">carry out enhanced monitoring of the Business Partner and control the performance of the contract </w:t>
-            </w:r>
-            <w:r>
-              <w:rPr>
-                <w:rFonts w:ascii="Arial" w:hAnsi="Arial" w:cs="Arial"/>
-                <w:bCs/>
-                <w:color w:val="000000"/>
-                <w:sz w:val="20"/>
-                <w:szCs w:val="20"/>
-                <w:lang w:val="en-GB"/>
-              </w:rPr>
-              <w:lastRenderedPageBreak/>
-              <w:t>concluded with the Business Partner;</w:t>
+              <w:t>carry out enhanced monitoring of the Business Partner and control the performance of the contract concluded with the Business Partner;</w:t>
             </w:r>
           </w:p>
           <w:p>
@@ -34664,6 +35015,7 @@
                 <w:sz w:val="20"/>
                 <w:szCs w:val="20"/>
               </w:rPr>
+              <w:lastRenderedPageBreak/>
               <w:t>P</w:t>
             </w:r>
             <w:r>
@@ -34783,6 +35135,7 @@
                 <w:szCs w:val="20"/>
                 <w:lang w:val="en-GB"/>
               </w:rPr>
+              <w:lastRenderedPageBreak/>
               <w:t xml:space="preserve">The completed </w:t>
             </w:r>
             <w:r>
@@ -34894,7 +35247,20 @@
                 <w:szCs w:val="20"/>
                 <w:lang w:val="en-US"/>
               </w:rPr>
-              <w:t xml:space="preserve">Tender Form to prove compliance with the information provided by the ESPD </w:t>
+              <w:t xml:space="preserve">Tender Form </w:t>
+            </w:r>
+            <w:r>
+              <w:rPr>
+                <w:rFonts w:ascii="Arial" w:hAnsi="Arial" w:cs="Arial"/>
+                <w:i/>
+                <w:iCs/>
+                <w:color w:val="000000"/>
+                <w:sz w:val="20"/>
+                <w:szCs w:val="20"/>
+                <w:lang w:val="en-US"/>
+              </w:rPr>
+              <w:lastRenderedPageBreak/>
+              <w:t xml:space="preserve">to prove compliance with the information provided by the ESPD </w:t>
             </w:r>
             <w:r>
               <w:rPr>
@@ -35361,7 +35727,16 @@
                 <w:sz w:val="20"/>
                 <w:szCs w:val="20"/>
               </w:rPr>
-              <w:t xml:space="preserve">Užpildytas ir pasirašytas deklaracijas, patvirtinančias sutikimą būti Subtiekėju, Ūkio subjektu, kurio pajėgumais remiamasi Perkančiojo </w:t>
+              <w:t xml:space="preserve">Užpildytas ir pasirašytas deklaracijas, patvirtinančias sutikimą būti Subtiekėju, Ūkio subjektu, kurio pajėgumais remiamasi Perkančiojo subjekto atliekamame Pirkime, ar/ar Kvazisubtiekėjo sutikimą būti įdarbintu Pirkimo laimėjimo atveju pagal </w:t>
+            </w:r>
+            <w:r>
+              <w:rPr>
+                <w:rFonts w:ascii="Arial" w:hAnsi="Arial" w:cs="Arial"/>
+                <w:color w:val="FF0000"/>
+                <w:sz w:val="20"/>
+                <w:szCs w:val="20"/>
+              </w:rPr>
+              <w:t xml:space="preserve">SPS 6 priedo </w:t>
             </w:r>
             <w:r>
               <w:rPr>
@@ -35370,65 +35745,34 @@
                 <w:sz w:val="20"/>
                 <w:szCs w:val="20"/>
               </w:rPr>
-              <w:lastRenderedPageBreak/>
-              <w:t xml:space="preserve">subjekto atliekamame Pirkime, ar/ar Kvazisubtiekėjo sutikimą būti įdarbintu Pirkimo laimėjimo atveju pagal </w:t>
-            </w:r>
-            <w:r>
-              <w:rPr>
-                <w:rFonts w:ascii="Arial" w:hAnsi="Arial" w:cs="Arial"/>
-                <w:color w:val="FF0000"/>
-                <w:sz w:val="20"/>
-                <w:szCs w:val="20"/>
-              </w:rPr>
-              <w:t xml:space="preserve">SPS 6 priedo </w:t>
-            </w:r>
+              <w:t xml:space="preserve">formoje esančius priedėlius arba kitus dokumentus, kuriuose būtų nurodytas Pirkimo pavadinimas ir perduodami atlikti/suteikti/tiekti konkretūs darbai/paslaugos/prekės, bei kurie patvirtintų, kad minėti subjektai sutinka/pasižada kartu su Tiekėju vykdyti Sutartį ir būti prieinami visos Sutarties vykdymo metu. </w:t>
+            </w:r>
+            <w:bookmarkEnd w:id="40"/>
+          </w:p>
+        </w:tc>
+        <w:tc>
+          <w:tcPr>
+            <w:tcW w:w="6488" w:type="dxa"/>
+          </w:tcPr>
+          <w:p>
+            <w:pPr>
+              <w:jc w:val="both"/>
+              <w:rPr>
+                <w:rFonts w:ascii="Arial" w:hAnsi="Arial" w:cs="Arial"/>
+                <w:sz w:val="20"/>
+                <w:szCs w:val="20"/>
+                <w:lang w:val="en-GB"/>
+              </w:rPr>
+            </w:pPr>
             <w:r>
               <w:rPr>
                 <w:rFonts w:ascii="Arial" w:hAnsi="Arial" w:cs="Arial"/>
                 <w:color w:val="000000"/>
                 <w:sz w:val="20"/>
                 <w:szCs w:val="20"/>
-              </w:rPr>
-              <w:t xml:space="preserve">formoje esančius priedėlius arba kitus dokumentus, kuriuose būtų nurodytas Pirkimo pavadinimas ir perduodami atlikti/suteikti/tiekti konkretūs darbai/paslaugos/prekės, bei kurie patvirtintų, kad minėti subjektai sutinka/pasižada kartu su Tiekėju vykdyti Sutartį ir būti prieinami visos Sutarties vykdymo metu. </w:t>
-            </w:r>
-            <w:bookmarkEnd w:id="40"/>
-          </w:p>
-        </w:tc>
-        <w:tc>
-          <w:tcPr>
-            <w:tcW w:w="6488" w:type="dxa"/>
-          </w:tcPr>
-          <w:p>
-            <w:pPr>
-              <w:jc w:val="both"/>
-              <w:rPr>
-                <w:rFonts w:ascii="Arial" w:hAnsi="Arial" w:cs="Arial"/>
-                <w:sz w:val="20"/>
-                <w:szCs w:val="20"/>
-                <w:lang w:val="en-GB"/>
-              </w:rPr>
-            </w:pPr>
-            <w:r>
-              <w:rPr>
-                <w:rFonts w:ascii="Arial" w:hAnsi="Arial" w:cs="Arial"/>
-                <w:color w:val="000000"/>
-                <w:sz w:val="20"/>
-                <w:szCs w:val="20"/>
                 <w:lang w:val="en-US"/>
               </w:rPr>
-              <w:lastRenderedPageBreak/>
-              <w:t xml:space="preserve">Completed and signed declarations confirming the consent to be the Sub-supplier, the economic entity whose capacity is relied on for the </w:t>
-            </w:r>
-            <w:r>
-              <w:rPr>
-                <w:rFonts w:ascii="Arial" w:hAnsi="Arial" w:cs="Arial"/>
-                <w:color w:val="000000"/>
-                <w:sz w:val="20"/>
-                <w:szCs w:val="20"/>
-                <w:lang w:val="en-US"/>
-              </w:rPr>
-              <w:lastRenderedPageBreak/>
-              <w:t xml:space="preserve">Procurement performed by the Contracting Entity and/or the Quasi-Sub-supplier's consent to be employed in case of winning the Procurement, according to the appendixes attached to </w:t>
+              <w:t xml:space="preserve">Completed and signed declarations confirming the consent to be the Sub-supplier, the economic entity whose capacity is relied on for the Procurement performed by the Contracting Entity and/or the Quasi-Sub-supplier's consent to be employed in case of winning the Procurement, according to the appendixes attached to </w:t>
             </w:r>
             <w:r>
               <w:rPr>
@@ -37664,6 +38008,7 @@
                 <w:sz w:val="20"/>
                 <w:szCs w:val="20"/>
               </w:rPr>
+              <w:lastRenderedPageBreak/>
               <w:t>9</w:t>
             </w:r>
             <w:r>
@@ -37989,24 +38334,15 @@
                 <w:sz w:val="20"/>
                 <w:szCs w:val="20"/>
               </w:rPr>
-              <w:t>/ĮMONĖS PAVADINIMAS/</w:t>
-            </w:r>
-            <w:r>
-              <w:rPr>
-                <w:rFonts w:ascii="Arial" w:hAnsi="Arial" w:cs="Arial"/>
-                <w:sz w:val="20"/>
-                <w:szCs w:val="20"/>
-              </w:rPr>
-              <w:t xml:space="preserve">, Karlo Gustavo Emilio Manerheimo g. 8, Vilnius, Lietuva. Ant voko turi būti užrašytas Perkančiojo subjekto pavadinimas, adresas, Pirkimo pavadinimas, užrašas „Neatplėšti iki Pasiūlymų pateikimo termino pabaigos“, Tiekėjo pavadinimas, adresas. Pasiūlymo galiojimo užtikrinime turi būti nurodyta, jog garantas įsipareigoja sumokėti Perkančiajam subjektui Pasiūlymo galiojimo užtikrinimo sumą per 10 dienų nuo pirmo Perkančiojo subjekto rašytinio reikalavimo gavimo dienos Perkančiajam subjektui neprivalant pagrįsti savo </w:t>
-            </w:r>
-            <w:r>
-              <w:rPr>
-                <w:rFonts w:ascii="Arial" w:hAnsi="Arial" w:cs="Arial"/>
-                <w:sz w:val="20"/>
-                <w:szCs w:val="20"/>
-              </w:rPr>
-              <w:lastRenderedPageBreak/>
-              <w:t xml:space="preserve">reikalavimų, tačiau nurodžius, kad reikalaujama suma jam priklauso dėl Tiekėjo veiksmų pagal vieną arba </w:t>
+              <w:t>ĮMONĖS PAVADINIMAS</w:t>
+            </w:r>
+            <w:r>
+              <w:rPr>
+                <w:rFonts w:ascii="Arial" w:hAnsi="Arial" w:cs="Arial"/>
+                <w:sz w:val="20"/>
+                <w:szCs w:val="20"/>
+              </w:rPr>
+              <w:t xml:space="preserve">, Karlo Gustavo Emilio Manerheimo g. 8, Vilnius, Lietuva. Ant voko turi būti užrašytas Perkančiojo subjekto pavadinimas, adresas, Pirkimo pavadinimas, užrašas „Neatplėšti iki Pasiūlymų pateikimo termino pabaigos“, Tiekėjo pavadinimas, adresas. Pasiūlymo galiojimo užtikrinime turi būti nurodyta, jog garantas įsipareigoja sumokėti Perkančiajam subjektui Pasiūlymo galiojimo užtikrinimo sumą per 10 dienų nuo pirmo Perkančiojo subjekto rašytinio reikalavimo gavimo dienos Perkančiajam subjektui neprivalant pagrįsti savo reikalavimų, tačiau nurodžius, kad reikalaujama suma jam priklauso dėl Tiekėjo veiksmų pagal vieną arba </w:t>
             </w:r>
             <w:r>
               <w:rPr>
@@ -38157,7 +38493,6 @@
                 <w:szCs w:val="20"/>
                 <w:lang w:val="en-GB"/>
               </w:rPr>
-              <w:lastRenderedPageBreak/>
               <w:t>OR</w:t>
             </w:r>
           </w:p>
@@ -38323,7 +38658,7 @@
                 <w:szCs w:val="20"/>
                 <w:lang w:val="en-GB"/>
               </w:rPr>
-              <w:t>/ĮMONĖS PAVADINIMAS/</w:t>
+              <w:t>ĮMONĖS PAVADINIMAS</w:t>
             </w:r>
             <w:r>
               <w:rPr>
@@ -38421,17 +38756,7 @@
                 <w:szCs w:val="20"/>
                 <w:lang w:val="en-GB"/>
               </w:rPr>
-              <w:t xml:space="preserve">ecurity to the Contracting Entity within 10 days from the date of receipt of the first written request of the Contracting Entity without the </w:t>
-            </w:r>
-            <w:r>
-              <w:rPr>
-                <w:rFonts w:ascii="Arial" w:hAnsi="Arial" w:cs="Arial"/>
-                <w:sz w:val="20"/>
-                <w:szCs w:val="20"/>
-                <w:lang w:val="en-GB"/>
-              </w:rPr>
-              <w:lastRenderedPageBreak/>
-              <w:t xml:space="preserve">Contracting Entity having to substantiate its claims, however, indicating that the required amount belongs to it due to the Supplier’s actions in accordance with one or more of the conditions specified in </w:t>
+              <w:t xml:space="preserve">ecurity to the Contracting Entity within 10 days from the date of receipt of the first written request of the Contracting Entity without the Contracting Entity having to substantiate its claims, however, indicating that the required amount belongs to it due to the Supplier’s actions in accordance with one or more of the conditions specified in </w:t>
             </w:r>
             <w:r>
               <w:rPr>
@@ -38621,6 +38946,369 @@
                 <w:sz w:val="20"/>
                 <w:szCs w:val="20"/>
               </w:rPr>
+              <w:t>9</w:t>
+            </w:r>
+            <w:r>
+              <w:rPr>
+                <w:rFonts w:ascii="Arial" w:hAnsi="Arial" w:cs="Arial"/>
+                <w:sz w:val="20"/>
+                <w:szCs w:val="20"/>
+              </w:rPr>
+              <w:t>.2.</w:t>
+            </w:r>
+          </w:p>
+        </w:tc>
+        <w:tc>
+          <w:tcPr>
+            <w:tcW w:w="6520" w:type="dxa"/>
+          </w:tcPr>
+          <w:p>
+            <w:pPr>
+              <w:jc w:val="both"/>
+              <w:rPr>
+                <w:rFonts w:ascii="Arial" w:hAnsi="Arial" w:cs="Arial"/>
+                <w:sz w:val="20"/>
+                <w:szCs w:val="20"/>
+              </w:rPr>
+            </w:pPr>
+            <w:r>
+              <w:rPr>
+                <w:rFonts w:ascii="Arial" w:hAnsi="Arial" w:cs="Arial"/>
+                <w:sz w:val="20"/>
+                <w:szCs w:val="20"/>
+              </w:rPr>
+              <w:t>Pasiūlymo galiojimo užtikrinime turi būti nurodyta, kad Perkantysis subjektas turi teisę pareikalauti iš garanto sumokėti Pasiūlymo galiojimo užtikrinimo sumą, jei:</w:t>
+            </w:r>
+          </w:p>
+        </w:tc>
+        <w:tc>
+          <w:tcPr>
+            <w:tcW w:w="6488" w:type="dxa"/>
+          </w:tcPr>
+          <w:p>
+            <w:pPr>
+              <w:jc w:val="both"/>
+              <w:rPr>
+                <w:rFonts w:ascii="Arial" w:hAnsi="Arial" w:cs="Arial"/>
+                <w:sz w:val="20"/>
+                <w:szCs w:val="20"/>
+              </w:rPr>
+            </w:pPr>
+            <w:r>
+              <w:rPr>
+                <w:rFonts w:ascii="Arial" w:hAnsi="Arial" w:cs="Arial"/>
+                <w:sz w:val="20"/>
+                <w:szCs w:val="20"/>
+                <w:lang w:val="en-GB"/>
+              </w:rPr>
+              <w:t xml:space="preserve">The Tender </w:t>
+            </w:r>
+            <w:r>
+              <w:rPr>
+                <w:rFonts w:ascii="Arial" w:hAnsi="Arial" w:cs="Arial"/>
+                <w:sz w:val="20"/>
+                <w:szCs w:val="20"/>
+                <w:lang w:val="en-GB"/>
+              </w:rPr>
+              <w:t>s</w:t>
+            </w:r>
+            <w:r>
+              <w:rPr>
+                <w:rFonts w:ascii="Arial" w:hAnsi="Arial" w:cs="Arial"/>
+                <w:sz w:val="20"/>
+                <w:szCs w:val="20"/>
+                <w:lang w:val="en-GB"/>
+              </w:rPr>
+              <w:t xml:space="preserve">ecurity shall specify that the Contracting Entity has the right to demand payment of the </w:t>
+            </w:r>
+            <w:r>
+              <w:rPr>
+                <w:rFonts w:ascii="Arial" w:hAnsi="Arial" w:cs="Arial"/>
+                <w:sz w:val="20"/>
+                <w:szCs w:val="20"/>
+                <w:lang w:val="en-GB"/>
+              </w:rPr>
+              <w:t>a</w:t>
+            </w:r>
+            <w:r>
+              <w:rPr>
+                <w:rFonts w:ascii="Arial" w:hAnsi="Arial" w:cs="Arial"/>
+                <w:sz w:val="20"/>
+                <w:szCs w:val="20"/>
+                <w:lang w:val="en-GB"/>
+              </w:rPr>
+              <w:t xml:space="preserve">mount of Tender </w:t>
+            </w:r>
+            <w:r>
+              <w:rPr>
+                <w:rFonts w:ascii="Arial" w:hAnsi="Arial" w:cs="Arial"/>
+                <w:sz w:val="20"/>
+                <w:szCs w:val="20"/>
+                <w:lang w:val="en-GB"/>
+              </w:rPr>
+              <w:t>s</w:t>
+            </w:r>
+            <w:r>
+              <w:rPr>
+                <w:rFonts w:ascii="Arial" w:hAnsi="Arial" w:cs="Arial"/>
+                <w:sz w:val="20"/>
+                <w:szCs w:val="20"/>
+                <w:lang w:val="en-GB"/>
+              </w:rPr>
+              <w:t xml:space="preserve">ecurity from the </w:t>
+            </w:r>
+            <w:r>
+              <w:rPr>
+                <w:rFonts w:ascii="Arial" w:hAnsi="Arial" w:cs="Arial"/>
+                <w:sz w:val="20"/>
+                <w:szCs w:val="20"/>
+                <w:lang w:val="en-GB"/>
+              </w:rPr>
+              <w:t>g</w:t>
+            </w:r>
+            <w:r>
+              <w:rPr>
+                <w:rFonts w:ascii="Arial" w:hAnsi="Arial" w:cs="Arial"/>
+                <w:sz w:val="20"/>
+                <w:szCs w:val="20"/>
+                <w:lang w:val="en-GB"/>
+              </w:rPr>
+              <w:t>uarantor if:</w:t>
+            </w:r>
+          </w:p>
+        </w:tc>
+      </w:tr>
+      <w:tr>
+        <w:tc>
+          <w:tcPr>
+            <w:tcW w:w="1413" w:type="dxa"/>
+          </w:tcPr>
+          <w:p>
+            <w:pPr>
+              <w:rPr>
+                <w:rFonts w:ascii="Arial" w:hAnsi="Arial" w:cs="Arial"/>
+                <w:sz w:val="20"/>
+                <w:szCs w:val="20"/>
+              </w:rPr>
+            </w:pPr>
+            <w:r>
+              <w:rPr>
+                <w:rFonts w:ascii="Arial" w:hAnsi="Arial" w:cs="Arial"/>
+                <w:sz w:val="20"/>
+                <w:szCs w:val="20"/>
+              </w:rPr>
+              <w:t>9</w:t>
+            </w:r>
+            <w:r>
+              <w:rPr>
+                <w:rFonts w:ascii="Arial" w:hAnsi="Arial" w:cs="Arial"/>
+                <w:sz w:val="20"/>
+                <w:szCs w:val="20"/>
+              </w:rPr>
+              <w:t>.2.1.</w:t>
+            </w:r>
+          </w:p>
+        </w:tc>
+        <w:tc>
+          <w:tcPr>
+            <w:tcW w:w="6520" w:type="dxa"/>
+          </w:tcPr>
+          <w:p>
+            <w:pPr>
+              <w:jc w:val="both"/>
+              <w:rPr>
+                <w:rFonts w:ascii="Arial" w:hAnsi="Arial" w:cs="Arial"/>
+                <w:sz w:val="20"/>
+                <w:szCs w:val="20"/>
+              </w:rPr>
+            </w:pPr>
+            <w:r>
+              <w:rPr>
+                <w:rFonts w:ascii="Arial" w:hAnsi="Arial" w:cs="Arial"/>
+                <w:sz w:val="20"/>
+                <w:szCs w:val="20"/>
+              </w:rPr>
+              <w:t xml:space="preserve">pasibaigus </w:t>
+            </w:r>
+            <w:r>
+              <w:rPr>
+                <w:rFonts w:ascii="Arial" w:hAnsi="Arial" w:cs="Arial"/>
+                <w:sz w:val="20"/>
+                <w:szCs w:val="20"/>
+              </w:rPr>
+              <w:t>P</w:t>
+            </w:r>
+            <w:r>
+              <w:rPr>
+                <w:rFonts w:ascii="Arial" w:hAnsi="Arial" w:cs="Arial"/>
+                <w:sz w:val="20"/>
+                <w:szCs w:val="20"/>
+              </w:rPr>
+              <w:t>asiūlymų pateikimo terminui, Pasiūlymo galiojimo laikotarpiu Tiekėjas atšaukia arba pakeičia savo Pasiūlymą;</w:t>
+            </w:r>
+          </w:p>
+        </w:tc>
+        <w:tc>
+          <w:tcPr>
+            <w:tcW w:w="6488" w:type="dxa"/>
+          </w:tcPr>
+          <w:p>
+            <w:pPr>
+              <w:jc w:val="both"/>
+              <w:rPr>
+                <w:rFonts w:ascii="Arial" w:hAnsi="Arial" w:cs="Arial"/>
+                <w:sz w:val="20"/>
+                <w:szCs w:val="20"/>
+                <w:lang w:val="en-GB"/>
+              </w:rPr>
+            </w:pPr>
+            <w:r>
+              <w:rPr>
+                <w:rFonts w:ascii="Arial" w:hAnsi="Arial" w:cs="Arial"/>
+                <w:sz w:val="20"/>
+                <w:szCs w:val="20"/>
+                <w:lang w:val="en-GB"/>
+              </w:rPr>
+              <w:t xml:space="preserve">after the deadline for submission of </w:t>
+            </w:r>
+            <w:r>
+              <w:rPr>
+                <w:rFonts w:ascii="Arial" w:hAnsi="Arial" w:cs="Arial"/>
+                <w:sz w:val="20"/>
+                <w:szCs w:val="20"/>
+                <w:lang w:val="en-GB"/>
+              </w:rPr>
+              <w:t>T</w:t>
+            </w:r>
+            <w:r>
+              <w:rPr>
+                <w:rFonts w:ascii="Arial" w:hAnsi="Arial" w:cs="Arial"/>
+                <w:sz w:val="20"/>
+                <w:szCs w:val="20"/>
+                <w:lang w:val="en-GB"/>
+              </w:rPr>
+              <w:t>enders, the Supplier shall cancel or change its Tender during the validity period of the Tender;</w:t>
+            </w:r>
+          </w:p>
+        </w:tc>
+      </w:tr>
+      <w:tr>
+        <w:tc>
+          <w:tcPr>
+            <w:tcW w:w="1413" w:type="dxa"/>
+          </w:tcPr>
+          <w:p>
+            <w:pPr>
+              <w:rPr>
+                <w:rFonts w:ascii="Arial" w:hAnsi="Arial" w:cs="Arial"/>
+                <w:sz w:val="20"/>
+                <w:szCs w:val="20"/>
+              </w:rPr>
+            </w:pPr>
+            <w:r>
+              <w:rPr>
+                <w:rFonts w:ascii="Arial" w:hAnsi="Arial" w:cs="Arial"/>
+                <w:sz w:val="20"/>
+                <w:szCs w:val="20"/>
+              </w:rPr>
+              <w:t>9</w:t>
+            </w:r>
+            <w:r>
+              <w:rPr>
+                <w:rFonts w:ascii="Arial" w:hAnsi="Arial" w:cs="Arial"/>
+                <w:sz w:val="20"/>
+                <w:szCs w:val="20"/>
+              </w:rPr>
+              <w:t>.2.2.</w:t>
+            </w:r>
+          </w:p>
+        </w:tc>
+        <w:tc>
+          <w:tcPr>
+            <w:tcW w:w="6520" w:type="dxa"/>
+          </w:tcPr>
+          <w:p>
+            <w:pPr>
+              <w:jc w:val="both"/>
+              <w:rPr>
+                <w:rFonts w:ascii="Arial" w:hAnsi="Arial" w:cs="Arial"/>
+                <w:sz w:val="20"/>
+                <w:szCs w:val="20"/>
+              </w:rPr>
+            </w:pPr>
+            <w:r>
+              <w:rPr>
+                <w:rFonts w:ascii="Arial" w:hAnsi="Arial" w:cs="Arial"/>
+                <w:sz w:val="20"/>
+                <w:szCs w:val="20"/>
+              </w:rPr>
+              <w:t>Tiekėjas Perkančiojo subjekto prašymu per jo nurodytą terminą neištaisė Pasiūlyme pastebėtų aritmetinių klaidų ir/ar nepaaiškino Pasiūlymo CVP IS elektroninėmis priemonėmis;</w:t>
+            </w:r>
+          </w:p>
+        </w:tc>
+        <w:tc>
+          <w:tcPr>
+            <w:tcW w:w="6488" w:type="dxa"/>
+          </w:tcPr>
+          <w:p>
+            <w:pPr>
+              <w:jc w:val="both"/>
+              <w:rPr>
+                <w:rFonts w:ascii="Arial" w:hAnsi="Arial" w:cs="Arial"/>
+                <w:sz w:val="20"/>
+                <w:szCs w:val="20"/>
+              </w:rPr>
+            </w:pPr>
+            <w:r>
+              <w:rPr>
+                <w:rFonts w:ascii="Arial" w:hAnsi="Arial" w:cs="Arial"/>
+                <w:sz w:val="20"/>
+                <w:szCs w:val="20"/>
+                <w:lang w:val="en-GB"/>
+              </w:rPr>
+              <w:t>a</w:t>
+            </w:r>
+            <w:r>
+              <w:rPr>
+                <w:rFonts w:ascii="Arial" w:hAnsi="Arial" w:cs="Arial"/>
+                <w:sz w:val="20"/>
+                <w:szCs w:val="20"/>
+                <w:lang w:val="en-GB"/>
+              </w:rPr>
+              <w:t xml:space="preserve">t the request of the Contracting Entity, the Supplier did not correct the arithmetical errors observed in the Tender and/or did not explain the </w:t>
+            </w:r>
+            <w:r>
+              <w:rPr>
+                <w:rFonts w:ascii="Arial" w:hAnsi="Arial" w:cs="Arial"/>
+                <w:sz w:val="20"/>
+                <w:szCs w:val="20"/>
+                <w:lang w:val="en-GB"/>
+              </w:rPr>
+              <w:lastRenderedPageBreak/>
+              <w:t>Tender by electronic means of CPP IS within the term specified by the Contracting Entity;</w:t>
+            </w:r>
+          </w:p>
+        </w:tc>
+      </w:tr>
+      <w:tr>
+        <w:tc>
+          <w:tcPr>
+            <w:tcW w:w="1413" w:type="dxa"/>
+          </w:tcPr>
+          <w:p>
+            <w:pPr>
+              <w:rPr>
+                <w:rFonts w:ascii="Arial" w:hAnsi="Arial" w:cs="Arial"/>
+                <w:sz w:val="20"/>
+                <w:szCs w:val="20"/>
+              </w:rPr>
+            </w:pPr>
+            <w:r>
+              <w:rPr>
+                <w:rFonts w:ascii="Arial" w:hAnsi="Arial" w:cs="Arial"/>
+                <w:sz w:val="20"/>
+                <w:szCs w:val="20"/>
+              </w:rPr>
               <w:lastRenderedPageBreak/>
               <w:t>9</w:t>
             </w:r>
@@ -38630,7 +39318,7 @@
                 <w:sz w:val="20"/>
                 <w:szCs w:val="20"/>
               </w:rPr>
-              <w:t>.2.</w:t>
+              <w:t>.2.3.</w:t>
             </w:r>
           </w:p>
         </w:tc>
@@ -38653,7 +39341,23 @@
                 <w:sz w:val="20"/>
                 <w:szCs w:val="20"/>
               </w:rPr>
-              <w:t>Pasiūlymo galiojimo užtikrinime turi būti nurodyta, kad Perkantysis subjektas turi teisę pareikalauti iš garanto sumokėti Pasiūlymo galiojimo užtikrinimo sumą, jei:</w:t>
+              <w:t>Perkančiajam subjektui paprašius, Tiekėjas – galimas laimėtojas nepateikia jo atitiktį pašalinimo pagrindų nebuvimo ir/ar Kvalifikacijos</w:t>
+            </w:r>
+            <w:r>
+              <w:rPr>
+                <w:rFonts w:ascii="Arial" w:hAnsi="Arial" w:cs="Arial"/>
+                <w:sz w:val="20"/>
+                <w:szCs w:val="20"/>
+              </w:rPr>
+              <w:t>, ir/ar kitiems</w:t>
+            </w:r>
+            <w:r>
+              <w:rPr>
+                <w:rFonts w:ascii="Arial" w:hAnsi="Arial" w:cs="Arial"/>
+                <w:sz w:val="20"/>
+                <w:szCs w:val="20"/>
+              </w:rPr>
+              <w:t xml:space="preserve"> reikalavimams patvirtinančių dokumentų;</w:t>
             </w:r>
           </w:p>
         </w:tc>
@@ -38677,33 +39381,6 @@
                 <w:szCs w:val="20"/>
                 <w:lang w:val="en-GB"/>
               </w:rPr>
-              <w:t xml:space="preserve">The Tender </w:t>
-            </w:r>
-            <w:r>
-              <w:rPr>
-                <w:rFonts w:ascii="Arial" w:hAnsi="Arial" w:cs="Arial"/>
-                <w:sz w:val="20"/>
-                <w:szCs w:val="20"/>
-                <w:lang w:val="en-GB"/>
-              </w:rPr>
-              <w:t>s</w:t>
-            </w:r>
-            <w:r>
-              <w:rPr>
-                <w:rFonts w:ascii="Arial" w:hAnsi="Arial" w:cs="Arial"/>
-                <w:sz w:val="20"/>
-                <w:szCs w:val="20"/>
-                <w:lang w:val="en-GB"/>
-              </w:rPr>
-              <w:t xml:space="preserve">ecurity shall specify that the Contracting Entity has the right to demand payment of the </w:t>
-            </w:r>
-            <w:r>
-              <w:rPr>
-                <w:rFonts w:ascii="Arial" w:hAnsi="Arial" w:cs="Arial"/>
-                <w:sz w:val="20"/>
-                <w:szCs w:val="20"/>
-                <w:lang w:val="en-GB"/>
-              </w:rPr>
               <w:t>a</w:t>
             </w:r>
             <w:r>
@@ -38713,43 +39390,124 @@
                 <w:szCs w:val="20"/>
                 <w:lang w:val="en-GB"/>
               </w:rPr>
-              <w:t xml:space="preserve">mount of Tender </w:t>
-            </w:r>
-            <w:r>
-              <w:rPr>
-                <w:rFonts w:ascii="Arial" w:hAnsi="Arial" w:cs="Arial"/>
-                <w:sz w:val="20"/>
-                <w:szCs w:val="20"/>
-                <w:lang w:val="en-GB"/>
-              </w:rPr>
-              <w:t>s</w:t>
-            </w:r>
-            <w:r>
-              <w:rPr>
-                <w:rFonts w:ascii="Arial" w:hAnsi="Arial" w:cs="Arial"/>
-                <w:sz w:val="20"/>
-                <w:szCs w:val="20"/>
-                <w:lang w:val="en-GB"/>
-              </w:rPr>
-              <w:t xml:space="preserve">ecurity from the </w:t>
-            </w:r>
-            <w:r>
-              <w:rPr>
-                <w:rFonts w:ascii="Arial" w:hAnsi="Arial" w:cs="Arial"/>
-                <w:sz w:val="20"/>
-                <w:szCs w:val="20"/>
-                <w:lang w:val="en-GB"/>
-              </w:rPr>
-              <w:t>g</w:t>
-            </w:r>
-            <w:r>
-              <w:rPr>
-                <w:rFonts w:ascii="Arial" w:hAnsi="Arial" w:cs="Arial"/>
-                <w:sz w:val="20"/>
-                <w:szCs w:val="20"/>
-                <w:lang w:val="en-GB"/>
-              </w:rPr>
-              <w:t>uarantor if:</w:t>
+              <w:t xml:space="preserve">t the request of the Contracting </w:t>
+            </w:r>
+            <w:r>
+              <w:rPr>
+                <w:rFonts w:ascii="Arial" w:hAnsi="Arial" w:cs="Arial"/>
+                <w:sz w:val="20"/>
+                <w:szCs w:val="20"/>
+                <w:lang w:val="en-GB"/>
+              </w:rPr>
+              <w:t>Entity</w:t>
+            </w:r>
+            <w:r>
+              <w:rPr>
+                <w:rFonts w:ascii="Arial" w:hAnsi="Arial" w:cs="Arial"/>
+                <w:sz w:val="20"/>
+                <w:szCs w:val="20"/>
+                <w:lang w:val="en-GB"/>
+              </w:rPr>
+              <w:t xml:space="preserve">, the </w:t>
+            </w:r>
+            <w:r>
+              <w:rPr>
+                <w:rFonts w:ascii="Arial" w:hAnsi="Arial" w:cs="Arial"/>
+                <w:sz w:val="20"/>
+                <w:szCs w:val="20"/>
+                <w:lang w:val="en-GB"/>
+              </w:rPr>
+              <w:t xml:space="preserve">Supplier - </w:t>
+            </w:r>
+            <w:r>
+              <w:rPr>
+                <w:rFonts w:ascii="Arial" w:hAnsi="Arial" w:cs="Arial"/>
+                <w:sz w:val="20"/>
+                <w:szCs w:val="20"/>
+                <w:lang w:val="en-GB"/>
+              </w:rPr>
+              <w:t xml:space="preserve">potential </w:t>
+            </w:r>
+            <w:r>
+              <w:rPr>
+                <w:rFonts w:ascii="Arial" w:hAnsi="Arial" w:cs="Arial"/>
+                <w:sz w:val="20"/>
+                <w:szCs w:val="20"/>
+                <w:lang w:val="en-GB"/>
+              </w:rPr>
+              <w:t>winner</w:t>
+            </w:r>
+            <w:r>
+              <w:rPr>
+                <w:rFonts w:ascii="Arial" w:hAnsi="Arial" w:cs="Arial"/>
+                <w:sz w:val="20"/>
+                <w:szCs w:val="20"/>
+                <w:lang w:val="en-GB"/>
+              </w:rPr>
+              <w:t xml:space="preserve"> does not submit the documents confirming its compliance with the </w:t>
+            </w:r>
+            <w:r>
+              <w:rPr>
+                <w:rFonts w:ascii="Arial" w:hAnsi="Arial" w:cs="Arial"/>
+                <w:sz w:val="20"/>
+                <w:szCs w:val="20"/>
+                <w:lang w:val="en-GB"/>
+              </w:rPr>
+              <w:t>Q</w:t>
+            </w:r>
+            <w:r>
+              <w:rPr>
+                <w:rFonts w:ascii="Arial" w:hAnsi="Arial" w:cs="Arial"/>
+                <w:sz w:val="20"/>
+                <w:szCs w:val="20"/>
+                <w:lang w:val="en-GB"/>
+              </w:rPr>
+              <w:t xml:space="preserve">ualification </w:t>
+            </w:r>
+            <w:r>
+              <w:rPr>
+                <w:rFonts w:ascii="Arial" w:hAnsi="Arial" w:cs="Arial"/>
+                <w:sz w:val="20"/>
+                <w:szCs w:val="20"/>
+                <w:lang w:val="en-GB"/>
+              </w:rPr>
+              <w:t>and</w:t>
+            </w:r>
+            <w:r>
+              <w:rPr>
+                <w:rFonts w:ascii="Arial" w:hAnsi="Arial" w:cs="Arial"/>
+                <w:sz w:val="20"/>
+                <w:szCs w:val="20"/>
+                <w:lang w:val="en-GB"/>
+              </w:rPr>
+              <w:t>/</w:t>
+            </w:r>
+            <w:r>
+              <w:rPr>
+                <w:rFonts w:ascii="Arial" w:hAnsi="Arial" w:cs="Arial"/>
+                <w:sz w:val="20"/>
+                <w:szCs w:val="20"/>
+                <w:lang w:val="en-GB"/>
+              </w:rPr>
+              <w:t xml:space="preserve">or other </w:t>
+            </w:r>
+            <w:r>
+              <w:rPr>
+                <w:rFonts w:ascii="Arial" w:hAnsi="Arial" w:cs="Arial"/>
+                <w:sz w:val="20"/>
+                <w:szCs w:val="20"/>
+                <w:lang w:val="en-GB"/>
+              </w:rPr>
+              <w:t>R</w:t>
+            </w:r>
+            <w:r>
+              <w:rPr>
+                <w:rFonts w:ascii="Arial" w:hAnsi="Arial" w:cs="Arial"/>
+                <w:sz w:val="20"/>
+                <w:szCs w:val="20"/>
+                <w:lang w:val="en-GB"/>
+              </w:rPr>
+              <w:t>equirements.</w:t>
             </w:r>
           </w:p>
         </w:tc>
@@ -38781,7 +39539,7 @@
                 <w:sz w:val="20"/>
                 <w:szCs w:val="20"/>
               </w:rPr>
-              <w:t>.2.1.</w:t>
+              <w:t>.2.4.</w:t>
             </w:r>
           </w:p>
         </w:tc>
@@ -38804,23 +39562,24 @@
                 <w:sz w:val="20"/>
                 <w:szCs w:val="20"/>
               </w:rPr>
-              <w:t xml:space="preserve">pasibaigus </w:t>
-            </w:r>
-            <w:r>
-              <w:rPr>
-                <w:rFonts w:ascii="Arial" w:hAnsi="Arial" w:cs="Arial"/>
-                <w:sz w:val="20"/>
-                <w:szCs w:val="20"/>
-              </w:rPr>
-              <w:t>P</w:t>
-            </w:r>
-            <w:r>
-              <w:rPr>
-                <w:rFonts w:ascii="Arial" w:hAnsi="Arial" w:cs="Arial"/>
-                <w:sz w:val="20"/>
-                <w:szCs w:val="20"/>
-              </w:rPr>
-              <w:t>asiūlymų pateikimo terminui, Pasiūlymo galiojimo laikotarpiu Tiekėjas atšaukia arba pakeičia savo Pasiūlymą;</w:t>
+              <w:t xml:space="preserve">Pirkimą laimėjęs Tiekėjas, kuriam buvo pasiūlyta sudaryti Sutartį, CVP IS elektroninėmis priemonėmis atsisako ją sudaryti arba </w:t>
+            </w:r>
+            <w:r>
+              <w:rPr>
+                <w:rFonts w:ascii="Arial" w:hAnsi="Arial" w:cs="Arial"/>
+                <w:color w:val="FF0000"/>
+                <w:sz w:val="20"/>
+                <w:szCs w:val="20"/>
+              </w:rPr>
+              <w:t>nepateikia Pirkimo dokumentuose nurodytų Sutarties įvykdymo užtikrinimo originalo ir projektuotojo civilinės atsakomybės privalomojo draudimo liudijimo (poliso) kopijos</w:t>
+            </w:r>
+            <w:r>
+              <w:rPr>
+                <w:rFonts w:ascii="Arial" w:hAnsi="Arial" w:cs="Arial"/>
+                <w:sz w:val="20"/>
+                <w:szCs w:val="20"/>
+              </w:rPr>
+              <w:t>;</w:t>
             </w:r>
           </w:p>
         </w:tc>
@@ -38835,35 +39594,93 @@
                 <w:rFonts w:ascii="Arial" w:hAnsi="Arial" w:cs="Arial"/>
                 <w:sz w:val="20"/>
                 <w:szCs w:val="20"/>
-                <w:lang w:val="en-GB"/>
-              </w:rPr>
-            </w:pPr>
-            <w:r>
-              <w:rPr>
-                <w:rFonts w:ascii="Arial" w:hAnsi="Arial" w:cs="Arial"/>
-                <w:sz w:val="20"/>
-                <w:szCs w:val="20"/>
-                <w:lang w:val="en-GB"/>
-              </w:rPr>
-              <w:t xml:space="preserve">after the deadline for submission of </w:t>
-            </w:r>
-            <w:r>
-              <w:rPr>
-                <w:rFonts w:ascii="Arial" w:hAnsi="Arial" w:cs="Arial"/>
-                <w:sz w:val="20"/>
-                <w:szCs w:val="20"/>
-                <w:lang w:val="en-GB"/>
-              </w:rPr>
-              <w:t>T</w:t>
-            </w:r>
-            <w:r>
-              <w:rPr>
-                <w:rFonts w:ascii="Arial" w:hAnsi="Arial" w:cs="Arial"/>
-                <w:sz w:val="20"/>
-                <w:szCs w:val="20"/>
-                <w:lang w:val="en-GB"/>
-              </w:rPr>
-              <w:t>enders, the Supplier shall cancel or change its Tender during the validity period of the Tender;</w:t>
+              </w:rPr>
+            </w:pPr>
+            <w:r>
+              <w:rPr>
+                <w:rFonts w:ascii="Arial" w:hAnsi="Arial" w:cs="Arial"/>
+                <w:sz w:val="20"/>
+                <w:szCs w:val="20"/>
+                <w:lang w:val="en-GB"/>
+              </w:rPr>
+              <w:t xml:space="preserve">The </w:t>
+            </w:r>
+            <w:r>
+              <w:rPr>
+                <w:rFonts w:ascii="Arial" w:hAnsi="Arial" w:cs="Arial"/>
+                <w:sz w:val="20"/>
+                <w:szCs w:val="20"/>
+                <w:lang w:val="en-GB"/>
+              </w:rPr>
+              <w:t>Supplier</w:t>
+            </w:r>
+            <w:r>
+              <w:rPr>
+                <w:rFonts w:ascii="Arial" w:hAnsi="Arial" w:cs="Arial"/>
+                <w:sz w:val="20"/>
+                <w:szCs w:val="20"/>
+                <w:lang w:val="en-GB"/>
+              </w:rPr>
+              <w:t xml:space="preserve"> who won the Procurement and has been offered to conclude the Contract refuses to conclude it by electronic means of CPP IS or </w:t>
+            </w:r>
+            <w:r>
+              <w:rPr>
+                <w:rFonts w:ascii="Arial" w:hAnsi="Arial" w:cs="Arial"/>
+                <w:color w:val="FF0000"/>
+                <w:sz w:val="20"/>
+                <w:szCs w:val="20"/>
+                <w:lang w:val="en-GB"/>
+              </w:rPr>
+              <w:t xml:space="preserve">does not provide a copy of the Procurement Contract </w:t>
+            </w:r>
+            <w:r>
+              <w:rPr>
+                <w:rFonts w:ascii="Arial" w:hAnsi="Arial" w:cs="Arial"/>
+                <w:color w:val="FF0000"/>
+                <w:sz w:val="20"/>
+                <w:szCs w:val="20"/>
+                <w:lang w:val="en-GB"/>
+              </w:rPr>
+              <w:t>s</w:t>
+            </w:r>
+            <w:r>
+              <w:rPr>
+                <w:rFonts w:ascii="Arial" w:hAnsi="Arial" w:cs="Arial"/>
+                <w:color w:val="FF0000"/>
+                <w:sz w:val="20"/>
+                <w:szCs w:val="20"/>
+                <w:lang w:val="en-GB"/>
+              </w:rPr>
+              <w:t xml:space="preserve">ecurity and the designer’s compulsory civil liability insurance certificate (policy) specified in the Procurement </w:t>
+            </w:r>
+            <w:r>
+              <w:rPr>
+                <w:rFonts w:ascii="Arial" w:hAnsi="Arial" w:cs="Arial"/>
+                <w:color w:val="FF0000"/>
+                <w:sz w:val="20"/>
+                <w:szCs w:val="20"/>
+                <w:lang w:val="en-GB"/>
+              </w:rPr>
+              <w:t>d</w:t>
+            </w:r>
+            <w:r>
+              <w:rPr>
+                <w:rFonts w:ascii="Arial" w:hAnsi="Arial" w:cs="Arial"/>
+                <w:color w:val="FF0000"/>
+                <w:sz w:val="20"/>
+                <w:szCs w:val="20"/>
+                <w:lang w:val="en-GB"/>
+              </w:rPr>
+              <w:t>ocuments and the list of managers</w:t>
+            </w:r>
+            <w:r>
+              <w:rPr>
+                <w:rFonts w:ascii="Arial" w:hAnsi="Arial" w:cs="Arial"/>
+                <w:sz w:val="20"/>
+                <w:szCs w:val="20"/>
+                <w:lang w:val="en-GB"/>
+              </w:rPr>
+              <w:t>;</w:t>
             </w:r>
           </w:p>
         </w:tc>
@@ -38895,7 +39712,7 @@
                 <w:sz w:val="20"/>
                 <w:szCs w:val="20"/>
               </w:rPr>
-              <w:t>.2.2.</w:t>
+              <w:t>.2.5.</w:t>
             </w:r>
           </w:p>
         </w:tc>
@@ -38918,7 +39735,7 @@
                 <w:sz w:val="20"/>
                 <w:szCs w:val="20"/>
               </w:rPr>
-              <w:t>Tiekėjas Perkančiojo subjekto prašymu per jo nurodytą terminą neištaisė Pasiūlyme pastebėtų aritmetinių klaidų ir/ar nepaaiškino Pasiūlymo CVP IS elektroninėmis priemonėmis;</w:t>
+              <w:t>Pirkimą laimėjęs Tiekėjas iki Perkančiojo subjekto nustatyto laiko nepasirašo Sutarties arba atsisako ją sudaryti Pirkimo sąlygose nurodytomis sąlygomis.</w:t>
             </w:r>
           </w:p>
         </w:tc>
@@ -38942,16 +39759,25 @@
                 <w:szCs w:val="20"/>
                 <w:lang w:val="en-GB"/>
               </w:rPr>
-              <w:t>a</w:t>
-            </w:r>
-            <w:r>
-              <w:rPr>
-                <w:rFonts w:ascii="Arial" w:hAnsi="Arial" w:cs="Arial"/>
-                <w:sz w:val="20"/>
-                <w:szCs w:val="20"/>
-                <w:lang w:val="en-GB"/>
-              </w:rPr>
-              <w:t>t the request of the Contracting Entity, the Supplier did not correct the arithmetical errors observed in the Tender and/or did not explain the Tender by electronic means of CPP IS within the term specified by the Contracting Entity;</w:t>
+              <w:t xml:space="preserve">The Successful Supplier does not sign the  Contract or refuses to conclude it under the conditions specified in the Procurement </w:t>
+            </w:r>
+            <w:r>
+              <w:rPr>
+                <w:rFonts w:ascii="Arial" w:hAnsi="Arial" w:cs="Arial"/>
+                <w:sz w:val="20"/>
+                <w:szCs w:val="20"/>
+                <w:lang w:val="en-GB"/>
+              </w:rPr>
+              <w:t>c</w:t>
+            </w:r>
+            <w:r>
+              <w:rPr>
+                <w:rFonts w:ascii="Arial" w:hAnsi="Arial" w:cs="Arial"/>
+                <w:sz w:val="20"/>
+                <w:szCs w:val="20"/>
+                <w:lang w:val="en-GB"/>
+              </w:rPr>
+              <w:t>onditions by the time specified by the Contracting Entity.</w:t>
             </w:r>
           </w:p>
         </w:tc>
@@ -38975,204 +39801,60 @@
                 <w:sz w:val="20"/>
                 <w:szCs w:val="20"/>
               </w:rPr>
-              <w:t>9</w:t>
-            </w:r>
-            <w:r>
-              <w:rPr>
-                <w:rFonts w:ascii="Arial" w:hAnsi="Arial" w:cs="Arial"/>
-                <w:sz w:val="20"/>
-                <w:szCs w:val="20"/>
-              </w:rPr>
-              <w:t>.2.3.</w:t>
+              <w:t>10</w:t>
+            </w:r>
+            <w:r>
+              <w:rPr>
+                <w:rFonts w:ascii="Arial" w:hAnsi="Arial" w:cs="Arial"/>
+                <w:sz w:val="20"/>
+                <w:szCs w:val="20"/>
+              </w:rPr>
+              <w:t>.</w:t>
             </w:r>
           </w:p>
         </w:tc>
         <w:tc>
           <w:tcPr>
             <w:tcW w:w="6520" w:type="dxa"/>
-          </w:tcPr>
-          <w:p>
-            <w:pPr>
-              <w:jc w:val="both"/>
-              <w:rPr>
-                <w:rFonts w:ascii="Arial" w:hAnsi="Arial" w:cs="Arial"/>
-                <w:sz w:val="20"/>
-                <w:szCs w:val="20"/>
-              </w:rPr>
-            </w:pPr>
-            <w:r>
-              <w:rPr>
-                <w:rFonts w:ascii="Arial" w:hAnsi="Arial" w:cs="Arial"/>
-                <w:sz w:val="20"/>
-                <w:szCs w:val="20"/>
-              </w:rPr>
-              <w:t>Perkančiajam subjektui paprašius, Tiekėjas – galimas laimėtojas nepateikia jo atitiktį pašalinimo pagrindų nebuvimo ir/ar Kvalifikacijos</w:t>
-            </w:r>
-            <w:r>
-              <w:rPr>
-                <w:rFonts w:ascii="Arial" w:hAnsi="Arial" w:cs="Arial"/>
-                <w:sz w:val="20"/>
-                <w:szCs w:val="20"/>
-              </w:rPr>
-              <w:t>, ir/ar kitiems</w:t>
-            </w:r>
-            <w:r>
-              <w:rPr>
-                <w:rFonts w:ascii="Arial" w:hAnsi="Arial" w:cs="Arial"/>
-                <w:sz w:val="20"/>
-                <w:szCs w:val="20"/>
-              </w:rPr>
-              <w:t xml:space="preserve"> reikalavimams patvirtinančių dokumentų;</w:t>
-            </w:r>
+            <w:vAlign w:val="center"/>
+          </w:tcPr>
+          <w:p>
+            <w:pPr>
+              <w:pStyle w:val="Heading1"/>
+            </w:pPr>
+            <w:bookmarkStart w:id="49" w:name="_Toc184817890"/>
+            <w:r>
+              <w:t>KITOS NUOSTATOS</w:t>
+            </w:r>
+            <w:bookmarkEnd w:id="49"/>
           </w:p>
         </w:tc>
         <w:tc>
           <w:tcPr>
             <w:tcW w:w="6488" w:type="dxa"/>
-          </w:tcPr>
-          <w:p>
-            <w:pPr>
-              <w:jc w:val="both"/>
-              <w:rPr>
-                <w:rFonts w:ascii="Arial" w:hAnsi="Arial" w:cs="Arial"/>
-                <w:sz w:val="20"/>
-                <w:szCs w:val="20"/>
-              </w:rPr>
-            </w:pPr>
-            <w:r>
-              <w:rPr>
-                <w:rFonts w:ascii="Arial" w:hAnsi="Arial" w:cs="Arial"/>
-                <w:sz w:val="20"/>
-                <w:szCs w:val="20"/>
-                <w:lang w:val="en-GB"/>
-              </w:rPr>
-              <w:t>a</w:t>
-            </w:r>
-            <w:r>
-              <w:rPr>
-                <w:rFonts w:ascii="Arial" w:hAnsi="Arial" w:cs="Arial"/>
-                <w:sz w:val="20"/>
-                <w:szCs w:val="20"/>
-                <w:lang w:val="en-GB"/>
-              </w:rPr>
-              <w:t xml:space="preserve">t the request of the Contracting </w:t>
-            </w:r>
-            <w:r>
-              <w:rPr>
-                <w:rFonts w:ascii="Arial" w:hAnsi="Arial" w:cs="Arial"/>
-                <w:sz w:val="20"/>
-                <w:szCs w:val="20"/>
-                <w:lang w:val="en-GB"/>
-              </w:rPr>
-              <w:t>Entity</w:t>
-            </w:r>
-            <w:r>
-              <w:rPr>
-                <w:rFonts w:ascii="Arial" w:hAnsi="Arial" w:cs="Arial"/>
-                <w:sz w:val="20"/>
-                <w:szCs w:val="20"/>
-                <w:lang w:val="en-GB"/>
-              </w:rPr>
-              <w:t xml:space="preserve">, the </w:t>
-            </w:r>
-            <w:r>
-              <w:rPr>
-                <w:rFonts w:ascii="Arial" w:hAnsi="Arial" w:cs="Arial"/>
-                <w:sz w:val="20"/>
-                <w:szCs w:val="20"/>
-                <w:lang w:val="en-GB"/>
-              </w:rPr>
-              <w:t xml:space="preserve">Supplier - </w:t>
-            </w:r>
-            <w:r>
-              <w:rPr>
-                <w:rFonts w:ascii="Arial" w:hAnsi="Arial" w:cs="Arial"/>
-                <w:sz w:val="20"/>
-                <w:szCs w:val="20"/>
-                <w:lang w:val="en-GB"/>
-              </w:rPr>
-              <w:t xml:space="preserve">potential </w:t>
-            </w:r>
-            <w:r>
-              <w:rPr>
-                <w:rFonts w:ascii="Arial" w:hAnsi="Arial" w:cs="Arial"/>
-                <w:sz w:val="20"/>
-                <w:szCs w:val="20"/>
-                <w:lang w:val="en-GB"/>
-              </w:rPr>
-              <w:t>winner</w:t>
-            </w:r>
-            <w:r>
-              <w:rPr>
-                <w:rFonts w:ascii="Arial" w:hAnsi="Arial" w:cs="Arial"/>
-                <w:sz w:val="20"/>
-                <w:szCs w:val="20"/>
-                <w:lang w:val="en-GB"/>
-              </w:rPr>
-              <w:t xml:space="preserve"> does not submit the documents confirming its compliance with the </w:t>
-            </w:r>
-            <w:r>
-              <w:rPr>
-                <w:rFonts w:ascii="Arial" w:hAnsi="Arial" w:cs="Arial"/>
-                <w:sz w:val="20"/>
-                <w:szCs w:val="20"/>
-                <w:lang w:val="en-GB"/>
-              </w:rPr>
-              <w:t>Q</w:t>
-            </w:r>
-            <w:r>
-              <w:rPr>
-                <w:rFonts w:ascii="Arial" w:hAnsi="Arial" w:cs="Arial"/>
-                <w:sz w:val="20"/>
-                <w:szCs w:val="20"/>
-                <w:lang w:val="en-GB"/>
-              </w:rPr>
-              <w:t xml:space="preserve">ualification </w:t>
-            </w:r>
-            <w:r>
-              <w:rPr>
-                <w:rFonts w:ascii="Arial" w:hAnsi="Arial" w:cs="Arial"/>
-                <w:sz w:val="20"/>
-                <w:szCs w:val="20"/>
-                <w:lang w:val="en-GB"/>
-              </w:rPr>
-              <w:t>and</w:t>
-            </w:r>
-            <w:r>
-              <w:rPr>
-                <w:rFonts w:ascii="Arial" w:hAnsi="Arial" w:cs="Arial"/>
-                <w:sz w:val="20"/>
-                <w:szCs w:val="20"/>
-                <w:lang w:val="en-GB"/>
-              </w:rPr>
-              <w:t>/</w:t>
-            </w:r>
-            <w:r>
-              <w:rPr>
-                <w:rFonts w:ascii="Arial" w:hAnsi="Arial" w:cs="Arial"/>
-                <w:sz w:val="20"/>
-                <w:szCs w:val="20"/>
-                <w:lang w:val="en-GB"/>
-              </w:rPr>
-              <w:t xml:space="preserve">or other </w:t>
-            </w:r>
-            <w:r>
-              <w:rPr>
-                <w:rFonts w:ascii="Arial" w:hAnsi="Arial" w:cs="Arial"/>
-                <w:sz w:val="20"/>
-                <w:szCs w:val="20"/>
-                <w:lang w:val="en-GB"/>
-              </w:rPr>
-              <w:t>R</w:t>
-            </w:r>
-            <w:r>
-              <w:rPr>
-                <w:rFonts w:ascii="Arial" w:hAnsi="Arial" w:cs="Arial"/>
-                <w:sz w:val="20"/>
-                <w:szCs w:val="20"/>
-                <w:lang w:val="en-GB"/>
-              </w:rPr>
-              <w:t>equirements.</w:t>
+            <w:vAlign w:val="center"/>
+          </w:tcPr>
+          <w:p>
+            <w:pPr>
+              <w:spacing w:before="120" w:after="120"/>
+              <w:jc w:val="center"/>
+              <w:rPr>
+                <w:rFonts w:ascii="Arial" w:hAnsi="Arial" w:cs="Arial"/>
+                <w:sz w:val="20"/>
+                <w:szCs w:val="20"/>
+              </w:rPr>
+            </w:pPr>
+            <w:r>
+              <w:rPr>
+                <w:rFonts w:ascii="Arial" w:hAnsi="Arial" w:cs="Arial"/>
+                <w:b/>
+                <w:bCs/>
+                <w:iCs/>
+                <w:sz w:val="20"/>
+                <w:szCs w:val="20"/>
+                <w:lang w:val="en-GB"/>
+              </w:rPr>
+              <w:t>OTHER PROVISIONS</w:t>
             </w:r>
           </w:p>
         </w:tc>
@@ -39196,15 +39878,15 @@
                 <w:sz w:val="20"/>
                 <w:szCs w:val="20"/>
               </w:rPr>
-              <w:t>9</w:t>
-            </w:r>
-            <w:r>
-              <w:rPr>
-                <w:rFonts w:ascii="Arial" w:hAnsi="Arial" w:cs="Arial"/>
-                <w:sz w:val="20"/>
-                <w:szCs w:val="20"/>
-              </w:rPr>
-              <w:t>.2.4.</w:t>
+              <w:t>10</w:t>
+            </w:r>
+            <w:r>
+              <w:rPr>
+                <w:rFonts w:ascii="Arial" w:hAnsi="Arial" w:cs="Arial"/>
+                <w:sz w:val="20"/>
+                <w:szCs w:val="20"/>
+              </w:rPr>
+              <w:t>.1.</w:t>
             </w:r>
           </w:p>
         </w:tc>
@@ -39224,27 +39906,75 @@
             <w:r>
               <w:rPr>
                 <w:rFonts w:ascii="Arial" w:hAnsi="Arial" w:cs="Arial"/>
-                <w:sz w:val="20"/>
-                <w:szCs w:val="20"/>
-              </w:rPr>
-              <w:t xml:space="preserve">Pirkimą laimėjęs Tiekėjas, kuriam buvo pasiūlyta sudaryti Sutartį, CVP IS elektroninėmis priemonėmis atsisako ją sudaryti arba </w:t>
-            </w:r>
-            <w:r>
-              <w:rPr>
-                <w:rFonts w:ascii="Arial" w:hAnsi="Arial" w:cs="Arial"/>
-                <w:color w:val="FF0000"/>
-                <w:sz w:val="20"/>
-                <w:szCs w:val="20"/>
-              </w:rPr>
-              <w:t>nepateikia Pirkimo dokumentuose nurodytų Sutarties įvykdymo užtikrinimo originalo ir projektuotojo civilinės atsakomybės privalomojo draudimo liudijimo (poliso) kopijos</w:t>
-            </w:r>
-            <w:r>
-              <w:rPr>
-                <w:rFonts w:ascii="Arial" w:hAnsi="Arial" w:cs="Arial"/>
-                <w:sz w:val="20"/>
-                <w:szCs w:val="20"/>
-              </w:rPr>
-              <w:t>;</w:t>
+                <w:iCs/>
+                <w:color w:val="000000" w:themeColor="text1"/>
+                <w:sz w:val="20"/>
+                <w:szCs w:val="20"/>
+              </w:rPr>
+              <w:t>Tiekėjas, kuris pateikė ekonomiškai naudingiausią pasiūlymą ir yra nustatytas galimu laimėtoju/laimėtoju,</w:t>
+            </w:r>
+            <w:r>
+              <w:rPr>
+                <w:rFonts w:ascii="Arial" w:hAnsi="Arial" w:cs="Arial"/>
+                <w:color w:val="000000" w:themeColor="text1"/>
+                <w:sz w:val="20"/>
+                <w:szCs w:val="20"/>
+              </w:rPr>
+              <w:t xml:space="preserve"> Perkančiojo subjekto prašymu per jo nustatytą terminą, kuris negali būti trumpesnis kaip </w:t>
+            </w:r>
+            <w:r>
+              <w:rPr>
+                <w:rFonts w:ascii="Arial" w:hAnsi="Arial" w:cs="Arial"/>
+                <w:color w:val="000000" w:themeColor="text1"/>
+                <w:sz w:val="20"/>
+                <w:szCs w:val="20"/>
+              </w:rPr>
+              <w:t>3</w:t>
+            </w:r>
+            <w:r>
+              <w:rPr>
+                <w:rFonts w:ascii="Arial" w:hAnsi="Arial" w:cs="Arial"/>
+                <w:color w:val="000000" w:themeColor="text1"/>
+                <w:sz w:val="20"/>
+                <w:szCs w:val="20"/>
+              </w:rPr>
+              <w:t xml:space="preserve"> darbo dienos,  privalės pateikti užpildytą </w:t>
+            </w:r>
+            <w:r>
+              <w:rPr>
+                <w:rFonts w:ascii="Arial" w:hAnsi="Arial" w:cs="Arial"/>
+                <w:color w:val="FF0000"/>
+                <w:sz w:val="20"/>
+                <w:szCs w:val="20"/>
+              </w:rPr>
+              <w:t xml:space="preserve">SPS </w:t>
+            </w:r>
+            <w:r>
+              <w:rPr>
+                <w:rFonts w:ascii="Arial" w:hAnsi="Arial" w:cs="Arial"/>
+                <w:color w:val="FF0000"/>
+                <w:sz w:val="20"/>
+                <w:szCs w:val="20"/>
+              </w:rPr>
+              <w:t>x</w:t>
+            </w:r>
+            <w:r>
+              <w:rPr>
+                <w:rFonts w:ascii="Arial" w:hAnsi="Arial" w:cs="Arial"/>
+                <w:color w:val="FF0000"/>
+                <w:sz w:val="20"/>
+                <w:szCs w:val="20"/>
+              </w:rPr>
+              <w:t xml:space="preserve"> priedą </w:t>
+            </w:r>
+            <w:r>
+              <w:rPr>
+                <w:rFonts w:ascii="Arial" w:hAnsi="Arial" w:cs="Arial"/>
+                <w:color w:val="000000" w:themeColor="text1"/>
+                <w:sz w:val="20"/>
+                <w:szCs w:val="20"/>
+              </w:rPr>
+              <w:t>„Konfidenciali informacija“.</w:t>
             </w:r>
           </w:p>
         </w:tc>
@@ -39264,88 +39994,72 @@
             <w:r>
               <w:rPr>
                 <w:rFonts w:ascii="Arial" w:hAnsi="Arial" w:cs="Arial"/>
-                <w:sz w:val="20"/>
-                <w:szCs w:val="20"/>
-                <w:lang w:val="en-GB"/>
-              </w:rPr>
-              <w:t xml:space="preserve">The </w:t>
-            </w:r>
-            <w:r>
-              <w:rPr>
-                <w:rFonts w:ascii="Arial" w:hAnsi="Arial" w:cs="Arial"/>
-                <w:sz w:val="20"/>
-                <w:szCs w:val="20"/>
-                <w:lang w:val="en-GB"/>
-              </w:rPr>
-              <w:t>Supplier</w:t>
-            </w:r>
-            <w:r>
-              <w:rPr>
-                <w:rFonts w:ascii="Arial" w:hAnsi="Arial" w:cs="Arial"/>
-                <w:sz w:val="20"/>
-                <w:szCs w:val="20"/>
-                <w:lang w:val="en-GB"/>
-              </w:rPr>
-              <w:t xml:space="preserve"> who won the Procurement and has been offered to conclude the Contract refuses to conclude it by electronic means of CPP IS or </w:t>
-            </w:r>
-            <w:r>
-              <w:rPr>
-                <w:rFonts w:ascii="Arial" w:hAnsi="Arial" w:cs="Arial"/>
-                <w:color w:val="FF0000"/>
-                <w:sz w:val="20"/>
-                <w:szCs w:val="20"/>
-                <w:lang w:val="en-GB"/>
-              </w:rPr>
-              <w:t xml:space="preserve">does not provide a copy of the Procurement Contract </w:t>
-            </w:r>
-            <w:r>
-              <w:rPr>
-                <w:rFonts w:ascii="Arial" w:hAnsi="Arial" w:cs="Arial"/>
-                <w:color w:val="FF0000"/>
-                <w:sz w:val="20"/>
-                <w:szCs w:val="20"/>
-                <w:lang w:val="en-GB"/>
-              </w:rPr>
-              <w:t>s</w:t>
-            </w:r>
-            <w:r>
-              <w:rPr>
-                <w:rFonts w:ascii="Arial" w:hAnsi="Arial" w:cs="Arial"/>
-                <w:color w:val="FF0000"/>
-                <w:sz w:val="20"/>
-                <w:szCs w:val="20"/>
-                <w:lang w:val="en-GB"/>
-              </w:rPr>
-              <w:t xml:space="preserve">ecurity and the designer’s compulsory civil liability insurance certificate (policy) specified in the Procurement </w:t>
-            </w:r>
-            <w:r>
-              <w:rPr>
-                <w:rFonts w:ascii="Arial" w:hAnsi="Arial" w:cs="Arial"/>
-                <w:color w:val="FF0000"/>
-                <w:sz w:val="20"/>
-                <w:szCs w:val="20"/>
-                <w:lang w:val="en-GB"/>
-              </w:rPr>
-              <w:t>d</w:t>
-            </w:r>
-            <w:r>
-              <w:rPr>
-                <w:rFonts w:ascii="Arial" w:hAnsi="Arial" w:cs="Arial"/>
-                <w:color w:val="FF0000"/>
-                <w:sz w:val="20"/>
-                <w:szCs w:val="20"/>
-                <w:lang w:val="en-GB"/>
-              </w:rPr>
-              <w:t>ocuments and the list of managers</w:t>
-            </w:r>
-            <w:r>
-              <w:rPr>
-                <w:rFonts w:ascii="Arial" w:hAnsi="Arial" w:cs="Arial"/>
-                <w:sz w:val="20"/>
-                <w:szCs w:val="20"/>
-                <w:lang w:val="en-GB"/>
-              </w:rPr>
-              <w:t>;</w:t>
+                <w:color w:val="000000" w:themeColor="text1"/>
+                <w:sz w:val="20"/>
+                <w:szCs w:val="20"/>
+                <w:lang w:val="en-GB"/>
+              </w:rPr>
+              <w:t xml:space="preserve">The Supplier who has submitted the most economically advantageous Tender and is identified as the potential winner / winner must submit filled out form of </w:t>
+            </w:r>
+            <w:r>
+              <w:rPr>
+                <w:rFonts w:ascii="Arial" w:hAnsi="Arial" w:cs="Arial"/>
+                <w:color w:val="FF0000"/>
+                <w:sz w:val="20"/>
+                <w:szCs w:val="20"/>
+                <w:lang w:val="en-GB"/>
+              </w:rPr>
+              <w:t xml:space="preserve">Annex </w:t>
+            </w:r>
+            <w:r>
+              <w:rPr>
+                <w:rFonts w:ascii="Arial" w:hAnsi="Arial" w:cs="Arial"/>
+                <w:color w:val="FF0000"/>
+                <w:sz w:val="20"/>
+                <w:szCs w:val="20"/>
+                <w:lang w:val="en-GB"/>
+              </w:rPr>
+              <w:t>x</w:t>
+            </w:r>
+            <w:r>
+              <w:rPr>
+                <w:rFonts w:ascii="Arial" w:hAnsi="Arial" w:cs="Arial"/>
+                <w:color w:val="FF0000"/>
+                <w:sz w:val="20"/>
+                <w:szCs w:val="20"/>
+                <w:lang w:val="en-GB"/>
+              </w:rPr>
+              <w:t xml:space="preserve"> “Confidential information” </w:t>
+            </w:r>
+            <w:r>
+              <w:rPr>
+                <w:rFonts w:ascii="Arial" w:hAnsi="Arial" w:cs="Arial"/>
+                <w:color w:val="000000" w:themeColor="text1"/>
+                <w:sz w:val="20"/>
+                <w:szCs w:val="20"/>
+                <w:lang w:val="en-GB"/>
+              </w:rPr>
+              <w:t xml:space="preserve">at the request of the Contracting Entity within the time limit set by it, which may not be less than </w:t>
+            </w:r>
+            <w:r>
+              <w:rPr>
+                <w:rFonts w:ascii="Arial" w:hAnsi="Arial" w:cs="Arial"/>
+                <w:color w:val="000000" w:themeColor="text1"/>
+                <w:sz w:val="20"/>
+                <w:szCs w:val="20"/>
+                <w:lang w:val="en-GB"/>
+              </w:rPr>
+              <w:t xml:space="preserve">3 </w:t>
+            </w:r>
+            <w:r>
+              <w:rPr>
+                <w:rFonts w:ascii="Arial" w:hAnsi="Arial" w:cs="Arial"/>
+                <w:color w:val="000000" w:themeColor="text1"/>
+                <w:sz w:val="20"/>
+                <w:szCs w:val="20"/>
+                <w:lang w:val="en-GB"/>
+              </w:rPr>
+              <w:t>working days.</w:t>
             </w:r>
           </w:p>
         </w:tc>
@@ -39369,15 +40083,15 @@
                 <w:sz w:val="20"/>
                 <w:szCs w:val="20"/>
               </w:rPr>
-              <w:t>9</w:t>
-            </w:r>
-            <w:r>
-              <w:rPr>
-                <w:rFonts w:ascii="Arial" w:hAnsi="Arial" w:cs="Arial"/>
-                <w:sz w:val="20"/>
-                <w:szCs w:val="20"/>
-              </w:rPr>
-              <w:t>.2.5.</w:t>
+              <w:t>10</w:t>
+            </w:r>
+            <w:r>
+              <w:rPr>
+                <w:rFonts w:ascii="Arial" w:hAnsi="Arial" w:cs="Arial"/>
+                <w:sz w:val="20"/>
+                <w:szCs w:val="20"/>
+              </w:rPr>
+              <w:t>.2.</w:t>
             </w:r>
           </w:p>
         </w:tc>
@@ -39390,17 +40104,84 @@
               <w:jc w:val="both"/>
               <w:rPr>
                 <w:rFonts w:ascii="Arial" w:hAnsi="Arial" w:cs="Arial"/>
-                <w:sz w:val="20"/>
-                <w:szCs w:val="20"/>
-              </w:rPr>
-            </w:pPr>
-            <w:r>
-              <w:rPr>
-                <w:rFonts w:ascii="Arial" w:hAnsi="Arial" w:cs="Arial"/>
-                <w:sz w:val="20"/>
-                <w:szCs w:val="20"/>
-              </w:rPr>
-              <w:t>Pirkimą laimėjęs Tiekėjas iki Perkančiojo subjekto nustatyto laiko nepasirašo Sutarties arba atsisako ją sudaryti Pirkimo sąlygose nurodytomis sąlygomis.</w:t>
+                <w:i/>
+                <w:color w:val="FF0000"/>
+                <w:sz w:val="20"/>
+                <w:szCs w:val="20"/>
+              </w:rPr>
+            </w:pPr>
+            <w:r>
+              <w:rPr>
+                <w:rFonts w:ascii="Arial" w:hAnsi="Arial" w:cs="Arial"/>
+                <w:i/>
+                <w:color w:val="FF0000"/>
+                <w:sz w:val="20"/>
+                <w:szCs w:val="20"/>
+              </w:rPr>
+              <w:t>Jei netaikomas Pasiūlymo galiojimo užtikrinimas ir perkame pagal kainą ar sąnaudas:</w:t>
+            </w:r>
+          </w:p>
+          <w:p>
+            <w:pPr>
+              <w:jc w:val="both"/>
+              <w:rPr>
+                <w:rFonts w:ascii="Arial" w:hAnsi="Arial" w:cs="Arial"/>
+                <w:sz w:val="20"/>
+                <w:szCs w:val="20"/>
+              </w:rPr>
+            </w:pPr>
+            <w:bookmarkStart w:id="50" w:name="_Hlk27632140"/>
+            <w:r>
+              <w:rPr>
+                <w:rFonts w:ascii="Arial" w:hAnsi="Arial" w:cs="Arial"/>
+                <w:sz w:val="20"/>
+                <w:szCs w:val="20"/>
+              </w:rPr>
+              <w:t xml:space="preserve">Jei Tiekėjas, kurio Galutinis pasiūlymas pagal vertinimo rezultatus galės būti pripažintas laimėjusiu, nepateiks </w:t>
+            </w:r>
+            <w:r>
+              <w:rPr>
+                <w:rFonts w:ascii="Arial" w:hAnsi="Arial" w:cs="Arial"/>
+                <w:color w:val="FF0000"/>
+                <w:sz w:val="20"/>
+                <w:szCs w:val="20"/>
+              </w:rPr>
+              <w:t>pašalinimo pagrindų nebuvimą ir/ar kvalifikaciją</w:t>
+            </w:r>
+            <w:r>
+              <w:rPr>
+                <w:rFonts w:ascii="Arial" w:hAnsi="Arial" w:cs="Arial"/>
+                <w:color w:val="FF0000"/>
+                <w:sz w:val="20"/>
+                <w:szCs w:val="20"/>
+              </w:rPr>
+              <w:t>, ir/ar kitus reikalavimus</w:t>
+            </w:r>
+            <w:r>
+              <w:rPr>
+                <w:rFonts w:ascii="Arial" w:hAnsi="Arial" w:cs="Arial"/>
+                <w:color w:val="FF0000"/>
+                <w:sz w:val="20"/>
+                <w:szCs w:val="20"/>
+              </w:rPr>
+              <w:t xml:space="preserve"> pagrindžiančių dokumentų, Sutarties įvykdymo užtikrinimo originalo, projektuotojo civilinės atsakomybės privalomojo draudimo liudijimo (poliso) kopijos, nepaaiškins pateikto Pasiūlymo </w:t>
+            </w:r>
+            <w:r>
+              <w:rPr>
+                <w:rFonts w:ascii="Arial" w:hAnsi="Arial" w:cs="Arial"/>
+                <w:sz w:val="20"/>
+                <w:szCs w:val="20"/>
+              </w:rPr>
+              <w:t>arba Tiekėjas, kuris bus kviečiamas sudaryti Sutartį, atsisakys ją sudaryti, jis, Perkančiajam subjektui pareikalavus, turės sumokėti Perkančiajam subjektui 10 proc. Tiekėjo Galutinio pasiūlymo kainos Eur be PVM dydžio baudą</w:t>
+            </w:r>
+            <w:bookmarkEnd w:id="50"/>
+            <w:r>
+              <w:rPr>
+                <w:rFonts w:ascii="Arial" w:hAnsi="Arial" w:cs="Arial"/>
+                <w:sz w:val="20"/>
+                <w:szCs w:val="20"/>
+              </w:rPr>
+              <w:t xml:space="preserve"> bei padengti Perkančiojo subjekto patirtus tiesioginius nuostolius, kiek jų nepadengia aukščiau nurodyta bauda. Tiesioginiais nuostoliais bus laikomas kainos skirtumas tarp Sutartį atsisakiusio pasirašyti Tiekėjo Galutinio pasiūlymo kainos Eur be PVM ir kito Tiekėjo, pasiūlymų eilėje esančio po atsisakiusio sudaryti Sutartį Tiekėjo, Galutinio pasiūlymo kainos Eur be PVM.</w:t>
             </w:r>
           </w:p>
         </w:tc>
@@ -39424,463 +40205,6 @@
                 <w:szCs w:val="20"/>
                 <w:lang w:val="en-GB"/>
               </w:rPr>
-              <w:t xml:space="preserve">The Successful Supplier does not sign the  Contract or refuses to conclude it under the conditions specified in the Procurement </w:t>
-            </w:r>
-            <w:r>
-              <w:rPr>
-                <w:rFonts w:ascii="Arial" w:hAnsi="Arial" w:cs="Arial"/>
-                <w:sz w:val="20"/>
-                <w:szCs w:val="20"/>
-                <w:lang w:val="en-GB"/>
-              </w:rPr>
-              <w:t>c</w:t>
-            </w:r>
-            <w:r>
-              <w:rPr>
-                <w:rFonts w:ascii="Arial" w:hAnsi="Arial" w:cs="Arial"/>
-                <w:sz w:val="20"/>
-                <w:szCs w:val="20"/>
-                <w:lang w:val="en-GB"/>
-              </w:rPr>
-              <w:t>onditions by the time specified by the Contracting Entity.</w:t>
-            </w:r>
-          </w:p>
-        </w:tc>
-      </w:tr>
-      <w:tr>
-        <w:tc>
-          <w:tcPr>
-            <w:tcW w:w="1413" w:type="dxa"/>
-          </w:tcPr>
-          <w:p>
-            <w:pPr>
-              <w:rPr>
-                <w:rFonts w:ascii="Arial" w:hAnsi="Arial" w:cs="Arial"/>
-                <w:sz w:val="20"/>
-                <w:szCs w:val="20"/>
-              </w:rPr>
-            </w:pPr>
-            <w:r>
-              <w:rPr>
-                <w:rFonts w:ascii="Arial" w:hAnsi="Arial" w:cs="Arial"/>
-                <w:sz w:val="20"/>
-                <w:szCs w:val="20"/>
-              </w:rPr>
-              <w:t>10</w:t>
-            </w:r>
-            <w:r>
-              <w:rPr>
-                <w:rFonts w:ascii="Arial" w:hAnsi="Arial" w:cs="Arial"/>
-                <w:sz w:val="20"/>
-                <w:szCs w:val="20"/>
-              </w:rPr>
-              <w:t>.</w:t>
-            </w:r>
-          </w:p>
-        </w:tc>
-        <w:tc>
-          <w:tcPr>
-            <w:tcW w:w="6520" w:type="dxa"/>
-            <w:vAlign w:val="center"/>
-          </w:tcPr>
-          <w:p>
-            <w:pPr>
-              <w:pStyle w:val="Heading1"/>
-            </w:pPr>
-            <w:bookmarkStart w:id="49" w:name="_Toc184817890"/>
-            <w:r>
-              <w:t>KITOS NUOSTATOS</w:t>
-            </w:r>
-            <w:bookmarkEnd w:id="49"/>
-          </w:p>
-        </w:tc>
-        <w:tc>
-          <w:tcPr>
-            <w:tcW w:w="6488" w:type="dxa"/>
-            <w:vAlign w:val="center"/>
-          </w:tcPr>
-          <w:p>
-            <w:pPr>
-              <w:spacing w:before="120" w:after="120"/>
-              <w:jc w:val="center"/>
-              <w:rPr>
-                <w:rFonts w:ascii="Arial" w:hAnsi="Arial" w:cs="Arial"/>
-                <w:sz w:val="20"/>
-                <w:szCs w:val="20"/>
-              </w:rPr>
-            </w:pPr>
-            <w:r>
-              <w:rPr>
-                <w:rFonts w:ascii="Arial" w:hAnsi="Arial" w:cs="Arial"/>
-                <w:b/>
-                <w:bCs/>
-                <w:iCs/>
-                <w:sz w:val="20"/>
-                <w:szCs w:val="20"/>
-                <w:lang w:val="en-GB"/>
-              </w:rPr>
-              <w:t>OTHER PROVISIONS</w:t>
-            </w:r>
-          </w:p>
-        </w:tc>
-      </w:tr>
-      <w:tr>
-        <w:tc>
-          <w:tcPr>
-            <w:tcW w:w="1413" w:type="dxa"/>
-          </w:tcPr>
-          <w:p>
-            <w:pPr>
-              <w:rPr>
-                <w:rFonts w:ascii="Arial" w:hAnsi="Arial" w:cs="Arial"/>
-                <w:sz w:val="20"/>
-                <w:szCs w:val="20"/>
-              </w:rPr>
-            </w:pPr>
-            <w:r>
-              <w:rPr>
-                <w:rFonts w:ascii="Arial" w:hAnsi="Arial" w:cs="Arial"/>
-                <w:sz w:val="20"/>
-                <w:szCs w:val="20"/>
-              </w:rPr>
-              <w:t>10</w:t>
-            </w:r>
-            <w:r>
-              <w:rPr>
-                <w:rFonts w:ascii="Arial" w:hAnsi="Arial" w:cs="Arial"/>
-                <w:sz w:val="20"/>
-                <w:szCs w:val="20"/>
-              </w:rPr>
-              <w:t>.1.</w:t>
-            </w:r>
-          </w:p>
-        </w:tc>
-        <w:tc>
-          <w:tcPr>
-            <w:tcW w:w="6520" w:type="dxa"/>
-          </w:tcPr>
-          <w:p>
-            <w:pPr>
-              <w:jc w:val="both"/>
-              <w:rPr>
-                <w:rFonts w:ascii="Arial" w:hAnsi="Arial" w:cs="Arial"/>
-                <w:sz w:val="20"/>
-                <w:szCs w:val="20"/>
-              </w:rPr>
-            </w:pPr>
-            <w:r>
-              <w:rPr>
-                <w:rFonts w:ascii="Arial" w:hAnsi="Arial" w:cs="Arial"/>
-                <w:iCs/>
-                <w:color w:val="000000" w:themeColor="text1"/>
-                <w:sz w:val="20"/>
-                <w:szCs w:val="20"/>
-              </w:rPr>
-              <w:t>Tiekėjas, kuris pateikė ekonomiškai naudingiausią pasiūlymą ir yra nustatytas galimu laimėtoju/laimėtoju,</w:t>
-            </w:r>
-            <w:r>
-              <w:rPr>
-                <w:rFonts w:ascii="Arial" w:hAnsi="Arial" w:cs="Arial"/>
-                <w:color w:val="000000" w:themeColor="text1"/>
-                <w:sz w:val="20"/>
-                <w:szCs w:val="20"/>
-              </w:rPr>
-              <w:t xml:space="preserve"> Perkančiojo subjekto prašymu per jo nustatytą terminą, kuris negali būti trumpesnis kaip </w:t>
-            </w:r>
-            <w:r>
-              <w:rPr>
-                <w:rFonts w:ascii="Arial" w:hAnsi="Arial" w:cs="Arial"/>
-                <w:color w:val="000000" w:themeColor="text1"/>
-                <w:sz w:val="20"/>
-                <w:szCs w:val="20"/>
-              </w:rPr>
-              <w:t>3</w:t>
-            </w:r>
-            <w:r>
-              <w:rPr>
-                <w:rFonts w:ascii="Arial" w:hAnsi="Arial" w:cs="Arial"/>
-                <w:color w:val="000000" w:themeColor="text1"/>
-                <w:sz w:val="20"/>
-                <w:szCs w:val="20"/>
-              </w:rPr>
-              <w:t xml:space="preserve"> darbo dienos,  privalės pateikti užpildytą </w:t>
-            </w:r>
-            <w:r>
-              <w:rPr>
-                <w:rFonts w:ascii="Arial" w:hAnsi="Arial" w:cs="Arial"/>
-                <w:color w:val="FF0000"/>
-                <w:sz w:val="20"/>
-                <w:szCs w:val="20"/>
-              </w:rPr>
-              <w:t xml:space="preserve">SPS </w:t>
-            </w:r>
-            <w:r>
-              <w:rPr>
-                <w:rFonts w:ascii="Arial" w:hAnsi="Arial" w:cs="Arial"/>
-                <w:color w:val="FF0000"/>
-                <w:sz w:val="20"/>
-                <w:szCs w:val="20"/>
-              </w:rPr>
-              <w:t>x</w:t>
-            </w:r>
-            <w:r>
-              <w:rPr>
-                <w:rFonts w:ascii="Arial" w:hAnsi="Arial" w:cs="Arial"/>
-                <w:color w:val="FF0000"/>
-                <w:sz w:val="20"/>
-                <w:szCs w:val="20"/>
-              </w:rPr>
-              <w:t xml:space="preserve"> priedą </w:t>
-            </w:r>
-            <w:r>
-              <w:rPr>
-                <w:rFonts w:ascii="Arial" w:hAnsi="Arial" w:cs="Arial"/>
-                <w:color w:val="000000" w:themeColor="text1"/>
-                <w:sz w:val="20"/>
-                <w:szCs w:val="20"/>
-              </w:rPr>
-              <w:t>„Konfidenciali informacija“.</w:t>
-            </w:r>
-          </w:p>
-        </w:tc>
-        <w:tc>
-          <w:tcPr>
-            <w:tcW w:w="6488" w:type="dxa"/>
-          </w:tcPr>
-          <w:p>
-            <w:pPr>
-              <w:jc w:val="both"/>
-              <w:rPr>
-                <w:rFonts w:ascii="Arial" w:hAnsi="Arial" w:cs="Arial"/>
-                <w:sz w:val="20"/>
-                <w:szCs w:val="20"/>
-              </w:rPr>
-            </w:pPr>
-            <w:r>
-              <w:rPr>
-                <w:rFonts w:ascii="Arial" w:hAnsi="Arial" w:cs="Arial"/>
-                <w:color w:val="000000" w:themeColor="text1"/>
-                <w:sz w:val="20"/>
-                <w:szCs w:val="20"/>
-                <w:lang w:val="en-GB"/>
-              </w:rPr>
-              <w:t xml:space="preserve">The Supplier who has submitted the most economically advantageous Tender and is identified as the potential winner / winner must submit filled out form of </w:t>
-            </w:r>
-            <w:r>
-              <w:rPr>
-                <w:rFonts w:ascii="Arial" w:hAnsi="Arial" w:cs="Arial"/>
-                <w:color w:val="FF0000"/>
-                <w:sz w:val="20"/>
-                <w:szCs w:val="20"/>
-                <w:lang w:val="en-GB"/>
-              </w:rPr>
-              <w:t xml:space="preserve">Annex </w:t>
-            </w:r>
-            <w:r>
-              <w:rPr>
-                <w:rFonts w:ascii="Arial" w:hAnsi="Arial" w:cs="Arial"/>
-                <w:color w:val="FF0000"/>
-                <w:sz w:val="20"/>
-                <w:szCs w:val="20"/>
-                <w:lang w:val="en-GB"/>
-              </w:rPr>
-              <w:t>x</w:t>
-            </w:r>
-            <w:r>
-              <w:rPr>
-                <w:rFonts w:ascii="Arial" w:hAnsi="Arial" w:cs="Arial"/>
-                <w:color w:val="FF0000"/>
-                <w:sz w:val="20"/>
-                <w:szCs w:val="20"/>
-                <w:lang w:val="en-GB"/>
-              </w:rPr>
-              <w:t xml:space="preserve"> “Confidential information” </w:t>
-            </w:r>
-            <w:r>
-              <w:rPr>
-                <w:rFonts w:ascii="Arial" w:hAnsi="Arial" w:cs="Arial"/>
-                <w:color w:val="000000" w:themeColor="text1"/>
-                <w:sz w:val="20"/>
-                <w:szCs w:val="20"/>
-                <w:lang w:val="en-GB"/>
-              </w:rPr>
-              <w:t xml:space="preserve">at the request of the Contracting Entity within the time limit set by it, which may not be less than </w:t>
-            </w:r>
-            <w:r>
-              <w:rPr>
-                <w:rFonts w:ascii="Arial" w:hAnsi="Arial" w:cs="Arial"/>
-                <w:color w:val="000000" w:themeColor="text1"/>
-                <w:sz w:val="20"/>
-                <w:szCs w:val="20"/>
-                <w:lang w:val="en-GB"/>
-              </w:rPr>
-              <w:t xml:space="preserve">3 </w:t>
-            </w:r>
-            <w:r>
-              <w:rPr>
-                <w:rFonts w:ascii="Arial" w:hAnsi="Arial" w:cs="Arial"/>
-                <w:color w:val="000000" w:themeColor="text1"/>
-                <w:sz w:val="20"/>
-                <w:szCs w:val="20"/>
-                <w:lang w:val="en-GB"/>
-              </w:rPr>
-              <w:t>working days.</w:t>
-            </w:r>
-          </w:p>
-        </w:tc>
-      </w:tr>
-      <w:tr>
-        <w:tc>
-          <w:tcPr>
-            <w:tcW w:w="1413" w:type="dxa"/>
-          </w:tcPr>
-          <w:p>
-            <w:pPr>
-              <w:rPr>
-                <w:rFonts w:ascii="Arial" w:hAnsi="Arial" w:cs="Arial"/>
-                <w:sz w:val="20"/>
-                <w:szCs w:val="20"/>
-              </w:rPr>
-            </w:pPr>
-            <w:r>
-              <w:rPr>
-                <w:rFonts w:ascii="Arial" w:hAnsi="Arial" w:cs="Arial"/>
-                <w:sz w:val="20"/>
-                <w:szCs w:val="20"/>
-              </w:rPr>
-              <w:t>10</w:t>
-            </w:r>
-            <w:r>
-              <w:rPr>
-                <w:rFonts w:ascii="Arial" w:hAnsi="Arial" w:cs="Arial"/>
-                <w:sz w:val="20"/>
-                <w:szCs w:val="20"/>
-              </w:rPr>
-              <w:t>.2.</w:t>
-            </w:r>
-          </w:p>
-        </w:tc>
-        <w:tc>
-          <w:tcPr>
-            <w:tcW w:w="6520" w:type="dxa"/>
-          </w:tcPr>
-          <w:p>
-            <w:pPr>
-              <w:jc w:val="both"/>
-              <w:rPr>
-                <w:rFonts w:ascii="Arial" w:hAnsi="Arial" w:cs="Arial"/>
-                <w:i/>
-                <w:color w:val="FF0000"/>
-                <w:sz w:val="20"/>
-                <w:szCs w:val="20"/>
-              </w:rPr>
-            </w:pPr>
-            <w:r>
-              <w:rPr>
-                <w:rFonts w:ascii="Arial" w:hAnsi="Arial" w:cs="Arial"/>
-                <w:i/>
-                <w:color w:val="FF0000"/>
-                <w:sz w:val="20"/>
-                <w:szCs w:val="20"/>
-              </w:rPr>
-              <w:t>Jei netaikomas Pasiūlymo galiojimo užtikrinimas ir perkame pagal kainą ar sąnaudas:</w:t>
-            </w:r>
-          </w:p>
-          <w:p>
-            <w:pPr>
-              <w:jc w:val="both"/>
-              <w:rPr>
-                <w:rFonts w:ascii="Arial" w:hAnsi="Arial" w:cs="Arial"/>
-                <w:sz w:val="20"/>
-                <w:szCs w:val="20"/>
-              </w:rPr>
-            </w:pPr>
-            <w:bookmarkStart w:id="50" w:name="_Hlk27632140"/>
-            <w:r>
-              <w:rPr>
-                <w:rFonts w:ascii="Arial" w:hAnsi="Arial" w:cs="Arial"/>
-                <w:sz w:val="20"/>
-                <w:szCs w:val="20"/>
-              </w:rPr>
-              <w:t xml:space="preserve">Jei Tiekėjas, kurio Galutinis pasiūlymas pagal vertinimo rezultatus galės būti pripažintas laimėjusiu, nepateiks </w:t>
-            </w:r>
-            <w:r>
-              <w:rPr>
-                <w:rFonts w:ascii="Arial" w:hAnsi="Arial" w:cs="Arial"/>
-                <w:color w:val="FF0000"/>
-                <w:sz w:val="20"/>
-                <w:szCs w:val="20"/>
-              </w:rPr>
-              <w:t>pašalinimo pagrindų nebuvimą ir/ar kvalifikaciją</w:t>
-            </w:r>
-            <w:r>
-              <w:rPr>
-                <w:rFonts w:ascii="Arial" w:hAnsi="Arial" w:cs="Arial"/>
-                <w:color w:val="FF0000"/>
-                <w:sz w:val="20"/>
-                <w:szCs w:val="20"/>
-              </w:rPr>
-              <w:t>, ir/ar kitus reikalavimus</w:t>
-            </w:r>
-            <w:r>
-              <w:rPr>
-                <w:rFonts w:ascii="Arial" w:hAnsi="Arial" w:cs="Arial"/>
-                <w:color w:val="FF0000"/>
-                <w:sz w:val="20"/>
-                <w:szCs w:val="20"/>
-              </w:rPr>
-              <w:t xml:space="preserve"> pagrindžiančių dokumentų, Sutarties įvykdymo užtikrinimo originalo, projektuotojo civilinės atsakomybės privalomojo draudimo liudijimo (poliso) kopijos, </w:t>
-            </w:r>
-            <w:r>
-              <w:rPr>
-                <w:rFonts w:ascii="Arial" w:hAnsi="Arial" w:cs="Arial"/>
-                <w:color w:val="FF0000"/>
-                <w:sz w:val="20"/>
-                <w:szCs w:val="20"/>
-              </w:rPr>
-              <w:lastRenderedPageBreak/>
-              <w:t xml:space="preserve">nepaaiškins pateikto Pasiūlymo </w:t>
-            </w:r>
-            <w:r>
-              <w:rPr>
-                <w:rFonts w:ascii="Arial" w:hAnsi="Arial" w:cs="Arial"/>
-                <w:sz w:val="20"/>
-                <w:szCs w:val="20"/>
-              </w:rPr>
-              <w:t>arba Tiekėjas, kuris bus kviečiamas sudaryti Sutartį, atsisakys ją sudaryti, jis, Perkančiajam subjektui pareikalavus, turės sumokėti Perkančiajam subjektui 10 proc. Tiekėjo Galutinio pasiūlymo kainos Eur be PVM dydžio baudą</w:t>
-            </w:r>
-            <w:bookmarkEnd w:id="50"/>
-            <w:r>
-              <w:rPr>
-                <w:rFonts w:ascii="Arial" w:hAnsi="Arial" w:cs="Arial"/>
-                <w:sz w:val="20"/>
-                <w:szCs w:val="20"/>
-              </w:rPr>
-              <w:t xml:space="preserve"> bei padengti Perkančiojo subjekto patirtus tiesioginius nuostolius, kiek jų nepadengia aukščiau nurodyta bauda. Tiesioginiais nuostoliais bus laikomas kainos skirtumas tarp Sutartį atsisakiusio pasirašyti Tiekėjo Galutinio pasiūlymo kainos Eur be PVM ir kito Tiekėjo, pasiūlymų eilėje esančio po atsisakiusio sudaryti Sutartį Tiekėjo, Galutinio pasiūlymo kainos Eur be PVM.</w:t>
-            </w:r>
-          </w:p>
-        </w:tc>
-        <w:tc>
-          <w:tcPr>
-            <w:tcW w:w="6488" w:type="dxa"/>
-          </w:tcPr>
-          <w:p>
-            <w:pPr>
-              <w:jc w:val="both"/>
-              <w:rPr>
-                <w:rFonts w:ascii="Arial" w:hAnsi="Arial" w:cs="Arial"/>
-                <w:sz w:val="20"/>
-                <w:szCs w:val="20"/>
-              </w:rPr>
-            </w:pPr>
-            <w:r>
-              <w:rPr>
-                <w:rFonts w:ascii="Arial" w:hAnsi="Arial" w:cs="Arial"/>
-                <w:sz w:val="20"/>
-                <w:szCs w:val="20"/>
-                <w:lang w:val="en-GB"/>
-              </w:rPr>
-              <w:lastRenderedPageBreak/>
               <w:t xml:space="preserve">If the Supplier, whose Final </w:t>
             </w:r>
             <w:r>
@@ -39978,17 +40302,7 @@
                 <w:szCs w:val="20"/>
                 <w:lang w:val="en-GB"/>
               </w:rPr>
-              <w:t xml:space="preserve">or the Supplier that is </w:t>
-            </w:r>
-            <w:r>
-              <w:rPr>
-                <w:rFonts w:ascii="Arial" w:hAnsi="Arial" w:cs="Arial"/>
-                <w:sz w:val="20"/>
-                <w:szCs w:val="20"/>
-                <w:lang w:val="en-GB"/>
-              </w:rPr>
-              <w:lastRenderedPageBreak/>
-              <w:t xml:space="preserve">invited to conclude the Contract refuses to conclude the Contract, at a request of the Contracting </w:t>
+              <w:t xml:space="preserve">or the Supplier that is invited to conclude the Contract refuses to conclude the Contract, at a request of the Contracting </w:t>
             </w:r>
             <w:r>
               <w:rPr>
@@ -40630,16 +40944,7 @@
                 <w:sz w:val="20"/>
                 <w:szCs w:val="20"/>
               </w:rPr>
-              <w:t xml:space="preserve">arba Tiekėjas, kuris bus kviečiamas sudaryti Sutartį, atsisakys ją sudaryti, jis, Perkančiajam subjektui pareikalavus, turės sumokėti kainos skirtumą tarp Sutartį atsisakiusio pasirašyti Tiekėjo Galutinio pasiūlymo kainos Eur be PVM ir kito Tiekėjo, pasiūlymų eilėje esančio po atsisakiusio sudaryti Sutartį Tiekėjo, </w:t>
-            </w:r>
-            <w:r>
-              <w:rPr>
-                <w:rFonts w:ascii="Arial" w:hAnsi="Arial" w:cs="Arial"/>
-                <w:sz w:val="20"/>
-                <w:szCs w:val="20"/>
-              </w:rPr>
-              <w:lastRenderedPageBreak/>
-              <w:t>Galutinio pasiūlymo kainos Eur be PVM, kiek to nepadengs Pasiūlymo galiojimo užtikrinimas.</w:t>
+              <w:t>arba Tiekėjas, kuris bus kviečiamas sudaryti Sutartį, atsisakys ją sudaryti, jis, Perkančiajam subjektui pareikalavus, turės sumokėti kainos skirtumą tarp Sutartį atsisakiusio pasirašyti Tiekėjo Galutinio pasiūlymo kainos Eur be PVM ir kito Tiekėjo, pasiūlymų eilėje esančio po atsisakiusio sudaryti Sutartį Tiekėjo, Galutinio pasiūlymo kainos Eur be PVM, kiek to nepadengs Pasiūlymo galiojimo užtikrinimas.</w:t>
             </w:r>
           </w:p>
         </w:tc>
@@ -40663,7 +40968,6 @@
                 <w:szCs w:val="20"/>
                 <w:lang w:val="en-GB"/>
               </w:rPr>
-              <w:lastRenderedPageBreak/>
               <w:t xml:space="preserve">If the Supplier, whose Final </w:t>
             </w:r>
             <w:r>
@@ -40890,17 +41194,7 @@
                 <w:szCs w:val="20"/>
                 <w:lang w:val="en-GB"/>
               </w:rPr>
-              <w:t xml:space="preserve">ender of the Supplier ranking second after the </w:t>
-            </w:r>
-            <w:r>
-              <w:rPr>
-                <w:rFonts w:ascii="Arial" w:hAnsi="Arial" w:cs="Arial"/>
-                <w:sz w:val="20"/>
-                <w:szCs w:val="20"/>
-                <w:lang w:val="en-GB"/>
-              </w:rPr>
-              <w:lastRenderedPageBreak/>
-              <w:t>Supplier that refused to sign the Contract, to the extent that is covered by the security of the Tender.</w:t>
+              <w:t>ender of the Supplier ranking second after the Supplier that refused to sign the Contract, to the extent that is covered by the security of the Tender.</w:t>
             </w:r>
           </w:p>
         </w:tc>
@@ -40924,7 +41218,6 @@
                 <w:sz w:val="20"/>
                 <w:szCs w:val="20"/>
               </w:rPr>
-              <w:lastRenderedPageBreak/>
               <w:t>10</w:t>
             </w:r>
             <w:r>
@@ -41015,7 +41308,17 @@
                 <w:sz w:val="20"/>
                 <w:szCs w:val="20"/>
               </w:rPr>
-              <w:t xml:space="preserve"> skyriaus nuostatomis, įsipareigoja nustatytais terminais pateikti Perkančiajam subjektui ir/ar kompetentingoms institucijoms visus duomenis, dokumentus ir sutikimus, būtinus šiai patikrai atlikti. </w:t>
+              <w:t xml:space="preserve"> skyriaus nuostatomis, įsipareigoja nustatytais terminais pateikti Perkančiajam subjektui ir/ar kompetentingoms </w:t>
+            </w:r>
+            <w:r>
+              <w:rPr>
+                <w:rFonts w:ascii="Arial" w:hAnsi="Arial" w:cs="Arial"/>
+                <w:iCs/>
+                <w:sz w:val="20"/>
+                <w:szCs w:val="20"/>
+              </w:rPr>
+              <w:lastRenderedPageBreak/>
+              <w:t xml:space="preserve">institucijoms visus duomenis, dokumentus ir sutikimus, būtinus šiai patikrai atlikti. </w:t>
             </w:r>
           </w:p>
         </w:tc>
@@ -41040,6 +41343,7 @@
                 <w:szCs w:val="20"/>
                 <w:lang w:val="en-GB"/>
               </w:rPr>
+              <w:lastRenderedPageBreak/>
               <w:t xml:space="preserve">The Contracting Entity will inform the Coordinating Commission of the intention to conclude the Contract in at least one of the circumstances provided for in Clause </w:t>
             </w:r>
             <w:r>
@@ -41080,7 +41384,18 @@
                 <w:szCs w:val="20"/>
                 <w:lang w:val="en-GB"/>
               </w:rPr>
-              <w:t xml:space="preserve"> and / or the competent authorities with all data, documents and consents necessary for such verification in accordance with the provisions of Chapter </w:t>
+              <w:t xml:space="preserve"> and / or the competent authorities with all data, documents and consents </w:t>
+            </w:r>
+            <w:r>
+              <w:rPr>
+                <w:rFonts w:ascii="Arial" w:hAnsi="Arial" w:cs="Arial"/>
+                <w:iCs/>
+                <w:sz w:val="20"/>
+                <w:szCs w:val="20"/>
+                <w:lang w:val="en-GB"/>
+              </w:rPr>
+              <w:lastRenderedPageBreak/>
+              <w:t xml:space="preserve">necessary for such verification in accordance with the provisions of Chapter </w:t>
             </w:r>
             <w:r>
               <w:rPr>
@@ -41124,6 +41439,7 @@
                 <w:sz w:val="20"/>
                 <w:szCs w:val="20"/>
               </w:rPr>
+              <w:lastRenderedPageBreak/>
               <w:t>10</w:t>
             </w:r>
             <w:r>
@@ -42552,6 +42868,7 @@
                 <w:szCs w:val="20"/>
                 <w:lang w:eastAsia="lt-LT"/>
               </w:rPr>
+              <w:lastRenderedPageBreak/>
               <w:t>1</w:t>
             </w:r>
             <w:r>
@@ -45271,7 +45588,6 @@
                 <w:sz w:val="20"/>
                 <w:szCs w:val="20"/>
               </w:rPr>
-              <w:lastRenderedPageBreak/>
               <w:t>1</w:t>
             </w:r>
             <w:r>
@@ -45418,6 +45734,7 @@
                 <w:sz w:val="20"/>
                 <w:szCs w:val="20"/>
               </w:rPr>
+              <w:lastRenderedPageBreak/>
               <w:t>1</w:t>
             </w:r>
             <w:r>
@@ -46020,16 +46337,6 @@
         </w:rPr>
         <w:t xml:space="preserve">  </w:t>
       </w:r>
-      <w:r>
-        <w:rPr>
-          <w:rFonts w:ascii="Arial" w:hAnsi="Arial" w:cs="Arial"/>
-          <w:i/>
-          <w:iCs/>
-          <w:sz w:val="20"/>
-          <w:szCs w:val="20"/>
-        </w:rPr>
-        <w:t>/Pirkimo organizatorius/</w:t>
-      </w:r>
     </w:p>
     <w:p>
       <w:pPr>
@@ -46048,6 +46355,9 @@
       </w:pPr>
     </w:p>
     <w:sectPr>
+      <w:headerReference w:type="default" r:id="rId26"/>
+      <w:footerReference w:type="default" r:id="rId27"/>
+      <w:headerReference w:type="first" r:id="rId28"/>
       <w:pgSz w:w="16838" w:h="11906" w:orient="landscape"/>
       <w:pgMar w:top="1701" w:right="1701" w:bottom="567" w:left="1134" w:header="567" w:footer="567" w:gutter="0"/>
       <w:cols w:space="1296"/>
@@ -46275,18 +46585,7 @@
         <w:rPr>
           <w:color w:val="FF0000"/>
         </w:rPr>
-        <w:t>ČIA IR KITUR:</w:t>
-      </w:r>
-    </w:p>
-    <w:p>
-      <w:pPr>
-        <w:pStyle w:val="CommentText"/>
-      </w:pPr>
-      <w:r>
-        <w:rPr>
-          <w:color w:val="FF0000"/>
-        </w:rPr>
-        <w:t xml:space="preserve">Abejonių kyla ir dokumentų prašome visais atvejais, jei organizacija nėra tikrinusi atitinkamo tiekėjo, subtiekėjo, ūkio subjekto, kurio pajėgumais remiamasi, ar gamintojo kilmės; arba tikrinusi, bet tuo metu gauti dokumentai yra išduoti anksčiau nei prieš 1 metus. </w:t>
+        <w:t>Abejonių kyla ir dokumentų prašome visais atvejais, jei atitinkamas tiekėjas, subtiekėjas, ūkio subjektas, kurio pajėgumais remiamasi, ar gamintojas yra užsienio šalyje registruotas subjektas. Iš Lietuvoje registruotų subjektų dokumentų standartiškai pagal šį reikalavimą neprašome.</w:t>
       </w:r>
     </w:p>
   </w:comment>
@@ -46545,7 +46844,7 @@
   <w15:commentEx w15:paraId="089394F8" w15:done="0"/>
   <w15:commentEx w15:paraId="60885E76" w15:done="0"/>
   <w15:commentEx w15:paraId="59DD5EE1" w15:done="0"/>
-  <w15:commentEx w15:paraId="674A83F2" w15:done="0"/>
+  <w15:commentEx w15:paraId="77201269" w15:done="0"/>
   <w15:commentEx w15:paraId="6D774476" w15:done="0"/>
   <w15:commentEx w15:paraId="4FBEFBFA" w15:done="0"/>
   <w15:commentEx w15:paraId="693F2FBD" w15:paraIdParent="4FBEFBFA" w15:done="0"/>
@@ -46570,7 +46869,7 @@
   <w16cid:commentId w16cid:paraId="089394F8" w16cid:durableId="27721777"/>
   <w16cid:commentId w16cid:paraId="60885E76" w16cid:durableId="27736B21"/>
   <w16cid:commentId w16cid:paraId="59DD5EE1" w16cid:durableId="27C7E092"/>
-  <w16cid:commentId w16cid:paraId="674A83F2" w16cid:durableId="2AB22E8E"/>
+  <w16cid:commentId w16cid:paraId="77201269" w16cid:durableId="27BC6904"/>
   <w16cid:commentId w16cid:paraId="6D774476" w16cid:durableId="5B587657"/>
   <w16cid:commentId w16cid:paraId="4FBEFBFA" w16cid:durableId="275D7CF1"/>
   <w16cid:commentId w16cid:paraId="693F2FBD" w16cid:durableId="27727CCD"/>
@@ -46609,6 +46908,85 @@
     </w:p>
   </w:endnote>
 </w:endnotes>
+</file>
+
+<file path=word/footer1.xml><?xml version="1.0" encoding="utf-8"?>
+<w:ftr xmlns:wpc="http://schemas.microsoft.com/office/word/2010/wordprocessingCanvas" xmlns:cx="http://schemas.microsoft.com/office/drawing/2014/chartex" xmlns:cx1="http://schemas.microsoft.com/office/drawing/2015/9/8/chartex" xmlns:cx2="http://schemas.microsoft.com/office/drawing/2015/10/21/chartex" xmlns:cx3="http://schemas.microsoft.com/office/drawing/2016/5/9/chartex" xmlns:cx4="http://schemas.microsoft.com/office/drawing/2016/5/10/chartex" xmlns:cx5="http://schemas.microsoft.com/office/drawing/2016/5/11/chartex" xmlns:cx6="http://schemas.microsoft.com/office/drawing/2016/5/12/chartex" xmlns:cx7="http://schemas.microsoft.com/office/drawing/2016/5/13/chartex" xmlns:cx8="http://schemas.microsoft.com/office/drawing/2016/5/14/chartex" xmlns:mc="http://schemas.openxmlformats.org/markup-compatibility/2006" xmlns:aink="http://schemas.microsoft.com/office/drawing/2016/ink" xmlns:am3d="http://schemas.microsoft.com/office/drawing/2017/model3d" xmlns:o="urn:schemas-microsoft-com:office:office" xmlns:oel="http://schemas.microsoft.com/office/2019/extlst" xmlns:r="http://schemas.openxmlformats.org/officeDocument/2006/relationships" xmlns:m="http://schemas.openxmlformats.org/officeDocument/2006/math" xmlns:v="urn:schemas-microsoft-com:vml" xmlns:wp14="http://schemas.microsoft.com/office/word/2010/wordprocessingDrawing" xmlns:wp="http://schemas.openxmlformats.org/drawingml/2006/wordprocessingDrawing" xmlns:w10="urn:schemas-microsoft-com:office:word" xmlns:w="http://schemas.openxmlformats.org/wordprocessingml/2006/main" xmlns:w14="http://schemas.microsoft.com/office/word/2010/wordml" xmlns:w15="http://schemas.microsoft.com/office/word/2012/wordml" xmlns:w16cex="http://schemas.microsoft.com/office/word/2018/wordml/cex" xmlns:w16cid="http://schemas.microsoft.com/office/word/2016/wordml/cid" xmlns:w16="http://schemas.microsoft.com/office/word/2018/wordml" xmlns:w16du="http://schemas.microsoft.com/office/word/2023/wordml/word16du" xmlns:w16sdtdh="http://schemas.microsoft.com/office/word/2020/wordml/sdtdatahash" xmlns:w16sdtfl="http://schemas.microsoft.com/office/word/2024/wordml/sdtformatlock" xmlns:w16se="http://schemas.microsoft.com/office/word/2015/wordml/symex" xmlns:wpg="http://schemas.microsoft.com/office/word/2010/wordprocessingGroup" xmlns:wpi="http://schemas.microsoft.com/office/word/2010/wordprocessingInk" xmlns:wne="http://schemas.microsoft.com/office/word/2006/wordml" xmlns:wps="http://schemas.microsoft.com/office/word/2010/wordprocessingShape" mc:Ignorable="w14 w15 w16se w16cid w16 w16cex w16sdtdh w16sdtfl w16du wp14">
+  <w:sdt>
+    <w:sdtPr>
+      <w:id w:val="-259444890"/>
+      <w:docPartObj>
+        <w:docPartGallery w:val="Page Numbers (Bottom of Page)"/>
+        <w:docPartUnique/>
+      </w:docPartObj>
+    </w:sdtPr>
+    <w:sdtEndPr>
+      <w:rPr>
+        <w:rFonts w:ascii="Trebuchet MS" w:hAnsi="Trebuchet MS"/>
+        <w:sz w:val="20"/>
+        <w:szCs w:val="20"/>
+      </w:rPr>
+    </w:sdtEndPr>
+    <w:sdtContent>
+      <w:p>
+        <w:pPr>
+          <w:pStyle w:val="Footer"/>
+          <w:jc w:val="center"/>
+          <w:rPr>
+            <w:rFonts w:ascii="Trebuchet MS" w:hAnsi="Trebuchet MS"/>
+            <w:sz w:val="20"/>
+            <w:szCs w:val="20"/>
+          </w:rPr>
+        </w:pPr>
+        <w:r>
+          <w:rPr>
+            <w:rFonts w:ascii="Trebuchet MS" w:hAnsi="Trebuchet MS"/>
+            <w:sz w:val="20"/>
+            <w:szCs w:val="20"/>
+          </w:rPr>
+          <w:fldChar w:fldCharType="begin"/>
+        </w:r>
+        <w:r>
+          <w:rPr>
+            <w:rFonts w:ascii="Trebuchet MS" w:hAnsi="Trebuchet MS"/>
+            <w:sz w:val="20"/>
+            <w:szCs w:val="20"/>
+          </w:rPr>
+          <w:instrText>PAGE   \* MERGEFORMAT</w:instrText>
+        </w:r>
+        <w:r>
+          <w:rPr>
+            <w:rFonts w:ascii="Trebuchet MS" w:hAnsi="Trebuchet MS"/>
+            <w:sz w:val="20"/>
+            <w:szCs w:val="20"/>
+          </w:rPr>
+          <w:fldChar w:fldCharType="separate"/>
+        </w:r>
+        <w:r>
+          <w:rPr>
+            <w:rFonts w:ascii="Trebuchet MS" w:hAnsi="Trebuchet MS"/>
+            <w:sz w:val="20"/>
+            <w:szCs w:val="20"/>
+          </w:rPr>
+          <w:t>2</w:t>
+        </w:r>
+        <w:r>
+          <w:rPr>
+            <w:rFonts w:ascii="Trebuchet MS" w:hAnsi="Trebuchet MS"/>
+            <w:sz w:val="20"/>
+            <w:szCs w:val="20"/>
+          </w:rPr>
+          <w:fldChar w:fldCharType="end"/>
+        </w:r>
+      </w:p>
+    </w:sdtContent>
+  </w:sdt>
+  <w:p>
+    <w:pPr>
+      <w:pStyle w:val="Footer"/>
+    </w:pPr>
+  </w:p>
+</w:ftr>
 </file>
 
 <file path=word/footnotes.xml><?xml version="1.0" encoding="utf-8"?>
@@ -47803,6 +48181,78 @@
     </w:p>
   </w:footnote>
 </w:footnotes>
+</file>
+
+<file path=word/header1.xml><?xml version="1.0" encoding="utf-8"?>
+<w:hdr xmlns:wpc="http://schemas.microsoft.com/office/word/2010/wordprocessingCanvas" xmlns:cx="http://schemas.microsoft.com/office/drawing/2014/chartex" xmlns:cx1="http://schemas.microsoft.com/office/drawing/2015/9/8/chartex" xmlns:cx2="http://schemas.microsoft.com/office/drawing/2015/10/21/chartex" xmlns:cx3="http://schemas.microsoft.com/office/drawing/2016/5/9/chartex" xmlns:cx4="http://schemas.microsoft.com/office/drawing/2016/5/10/chartex" xmlns:cx5="http://schemas.microsoft.com/office/drawing/2016/5/11/chartex" xmlns:cx6="http://schemas.microsoft.com/office/drawing/2016/5/12/chartex" xmlns:cx7="http://schemas.microsoft.com/office/drawing/2016/5/13/chartex" xmlns:cx8="http://schemas.microsoft.com/office/drawing/2016/5/14/chartex" xmlns:mc="http://schemas.openxmlformats.org/markup-compatibility/2006" xmlns:aink="http://schemas.microsoft.com/office/drawing/2016/ink" xmlns:am3d="http://schemas.microsoft.com/office/drawing/2017/model3d" xmlns:o="urn:schemas-microsoft-com:office:office" xmlns:oel="http://schemas.microsoft.com/office/2019/extlst" xmlns:r="http://schemas.openxmlformats.org/officeDocument/2006/relationships" xmlns:m="http://schemas.openxmlformats.org/officeDocument/2006/math" xmlns:v="urn:schemas-microsoft-com:vml" xmlns:wp14="http://schemas.microsoft.com/office/word/2010/wordprocessingDrawing" xmlns:wp="http://schemas.openxmlformats.org/drawingml/2006/wordprocessingDrawing" xmlns:w10="urn:schemas-microsoft-com:office:word" xmlns:w="http://schemas.openxmlformats.org/wordprocessingml/2006/main" xmlns:w14="http://schemas.microsoft.com/office/word/2010/wordml" xmlns:w15="http://schemas.microsoft.com/office/word/2012/wordml" xmlns:w16cex="http://schemas.microsoft.com/office/word/2018/wordml/cex" xmlns:w16cid="http://schemas.microsoft.com/office/word/2016/wordml/cid" xmlns:w16="http://schemas.microsoft.com/office/word/2018/wordml" xmlns:w16du="http://schemas.microsoft.com/office/word/2023/wordml/word16du" xmlns:w16sdtdh="http://schemas.microsoft.com/office/word/2020/wordml/sdtdatahash" xmlns:w16sdtfl="http://schemas.microsoft.com/office/word/2024/wordml/sdtformatlock" xmlns:w16se="http://schemas.microsoft.com/office/word/2015/wordml/symex" xmlns:wpg="http://schemas.microsoft.com/office/word/2010/wordprocessingGroup" xmlns:wpi="http://schemas.microsoft.com/office/word/2010/wordprocessingInk" xmlns:wne="http://schemas.microsoft.com/office/word/2006/wordml" xmlns:wps="http://schemas.microsoft.com/office/word/2010/wordprocessingShape" mc:Ignorable="w14 w15 w16se w16cid w16 w16cex w16sdtdh w16sdtfl w16du wp14">
+  <w:p>
+    <w:pPr>
+      <w:pStyle w:val="Header"/>
+    </w:pPr>
+  </w:p>
+  <w:p>
+    <w:pPr>
+      <w:pStyle w:val="Header"/>
+    </w:pPr>
+  </w:p>
+</w:hdr>
+</file>
+
+<file path=word/header2.xml><?xml version="1.0" encoding="utf-8"?>
+<w:hdr xmlns:wpc="http://schemas.microsoft.com/office/word/2010/wordprocessingCanvas" xmlns:cx="http://schemas.microsoft.com/office/drawing/2014/chartex" xmlns:cx1="http://schemas.microsoft.com/office/drawing/2015/9/8/chartex" xmlns:cx2="http://schemas.microsoft.com/office/drawing/2015/10/21/chartex" xmlns:cx3="http://schemas.microsoft.com/office/drawing/2016/5/9/chartex" xmlns:cx4="http://schemas.microsoft.com/office/drawing/2016/5/10/chartex" xmlns:cx5="http://schemas.microsoft.com/office/drawing/2016/5/11/chartex" xmlns:cx6="http://schemas.microsoft.com/office/drawing/2016/5/12/chartex" xmlns:cx7="http://schemas.microsoft.com/office/drawing/2016/5/13/chartex" xmlns:cx8="http://schemas.microsoft.com/office/drawing/2016/5/14/chartex" xmlns:mc="http://schemas.openxmlformats.org/markup-compatibility/2006" xmlns:aink="http://schemas.microsoft.com/office/drawing/2016/ink" xmlns:am3d="http://schemas.microsoft.com/office/drawing/2017/model3d" xmlns:o="urn:schemas-microsoft-com:office:office" xmlns:oel="http://schemas.microsoft.com/office/2019/extlst" xmlns:r="http://schemas.openxmlformats.org/officeDocument/2006/relationships" xmlns:m="http://schemas.openxmlformats.org/officeDocument/2006/math" xmlns:v="urn:schemas-microsoft-com:vml" xmlns:wp14="http://schemas.microsoft.com/office/word/2010/wordprocessingDrawing" xmlns:wp="http://schemas.openxmlformats.org/drawingml/2006/wordprocessingDrawing" xmlns:w10="urn:schemas-microsoft-com:office:word" xmlns:w="http://schemas.openxmlformats.org/wordprocessingml/2006/main" xmlns:w14="http://schemas.microsoft.com/office/word/2010/wordml" xmlns:w15="http://schemas.microsoft.com/office/word/2012/wordml" xmlns:w16cex="http://schemas.microsoft.com/office/word/2018/wordml/cex" xmlns:w16cid="http://schemas.microsoft.com/office/word/2016/wordml/cid" xmlns:w16="http://schemas.microsoft.com/office/word/2018/wordml" xmlns:w16du="http://schemas.microsoft.com/office/word/2023/wordml/word16du" xmlns:w16sdtdh="http://schemas.microsoft.com/office/word/2020/wordml/sdtdatahash" xmlns:w16sdtfl="http://schemas.microsoft.com/office/word/2024/wordml/sdtformatlock" xmlns:w16se="http://schemas.microsoft.com/office/word/2015/wordml/symex" xmlns:wpg="http://schemas.microsoft.com/office/word/2010/wordprocessingGroup" xmlns:wpi="http://schemas.microsoft.com/office/word/2010/wordprocessingInk" xmlns:wne="http://schemas.microsoft.com/office/word/2006/wordml" xmlns:wps="http://schemas.microsoft.com/office/word/2010/wordprocessingShape" mc:Ignorable="w14 w15 w16se w16cid w16 w16cex w16sdtdh w16sdtfl w16du wp14">
+  <w:p>
+    <w:pPr>
+      <w:pStyle w:val="Header"/>
+      <w:jc w:val="center"/>
+    </w:pPr>
+    <w:r>
+      <w:rPr>
+        <w:noProof/>
+      </w:rPr>
+      <w:drawing>
+        <wp:inline distT="0" distB="0" distL="0" distR="0" wp14:anchorId="266A440B" wp14:editId="55C11E1B">
+          <wp:extent cx="1080000" cy="397639"/>
+          <wp:effectExtent l="0" t="0" r="0" b="0"/>
+          <wp:docPr id="964352042" name="Graphic 70"/>
+          <wp:cNvGraphicFramePr>
+            <a:graphicFrameLocks xmlns:a="http://schemas.openxmlformats.org/drawingml/2006/main" noChangeAspect="1"/>
+          </wp:cNvGraphicFramePr>
+          <a:graphic xmlns:a="http://schemas.openxmlformats.org/drawingml/2006/main">
+            <a:graphicData uri="http://schemas.openxmlformats.org/drawingml/2006/picture">
+              <pic:pic xmlns:pic="http://schemas.openxmlformats.org/drawingml/2006/picture">
+                <pic:nvPicPr>
+                  <pic:cNvPr id="964352042" name="Graphic 70"/>
+                  <pic:cNvPicPr/>
+                </pic:nvPicPr>
+                <pic:blipFill>
+                  <a:blip r:embed="rId1">
+                    <a:extLst>
+                      <a:ext uri="{96DAC541-7B7A-43D3-8B79-37D633B846F1}">
+                        <asvg:svgBlip xmlns:asvg="http://schemas.microsoft.com/office/drawing/2016/SVG/main" r:embed="rId2"/>
+                      </a:ext>
+                    </a:extLst>
+                  </a:blip>
+                  <a:stretch>
+                    <a:fillRect/>
+                  </a:stretch>
+                </pic:blipFill>
+                <pic:spPr>
+                  <a:xfrm>
+                    <a:off x="0" y="0"/>
+                    <a:ext cx="1080000" cy="397639"/>
+                  </a:xfrm>
+                  <a:prstGeom prst="rect">
+                    <a:avLst/>
+                  </a:prstGeom>
+                </pic:spPr>
+              </pic:pic>
+            </a:graphicData>
+          </a:graphic>
+        </wp:inline>
+      </w:drawing>
+    </w:r>
+  </w:p>
+</w:hdr>
 </file>
 
 <file path=word/numbering.xml><?xml version="1.0" encoding="utf-8"?>
@@ -50864,6 +51314,7 @@
   <w:style w:type="character" w:default="1" w:styleId="DefaultParagraphFont">
     <w:name w:val="Default Paragraph Font"/>
     <w:uiPriority w:val="1"/>
+    <w:semiHidden/>
     <w:unhideWhenUsed/>
   </w:style>
   <w:style w:type="table" w:default="1" w:styleId="TableNormal">
@@ -51520,7 +51971,7 @@
   </w:font>
   <w:font w:name="Courier New">
     <w:panose1 w:val="02070309020205020404"/>
-    <w:charset w:val="BA"/>
+    <w:charset w:val="00"/>
     <w:family w:val="modern"/>
     <w:pitch w:val="fixed"/>
     <w:sig w:usb0="E0002EFF" w:usb1="C0007843" w:usb2="00000009" w:usb3="00000000" w:csb0="000001FF" w:csb1="00000000"/>
@@ -51548,37 +51999,37 @@
   </w:font>
   <w:font w:name="Calibri Light">
     <w:panose1 w:val="020F0302020204030204"/>
-    <w:charset w:val="00"/>
+    <w:charset w:val="BA"/>
     <w:family w:val="swiss"/>
     <w:pitch w:val="variable"/>
     <w:sig w:usb0="E4002EFF" w:usb1="C200247B" w:usb2="00000009" w:usb3="00000000" w:csb0="000001FF" w:csb1="00000000"/>
   </w:font>
   <w:font w:name="Segoe UI">
     <w:panose1 w:val="020B0502040204020203"/>
-    <w:charset w:val="BA"/>
+    <w:charset w:val="00"/>
     <w:family w:val="swiss"/>
     <w:pitch w:val="variable"/>
     <w:sig w:usb0="E4002EFF" w:usb1="C000E47F" w:usb2="00000009" w:usb3="00000000" w:csb0="000001FF" w:csb1="00000000"/>
   </w:font>
   <w:font w:name="Cambria Math">
     <w:panose1 w:val="02040503050406030204"/>
-    <w:charset w:val="BA"/>
+    <w:charset w:val="00"/>
     <w:family w:val="roman"/>
     <w:pitch w:val="variable"/>
     <w:sig w:usb0="E00006FF" w:usb1="420024FF" w:usb2="02000000" w:usb3="00000000" w:csb0="0000019F" w:csb1="00000000"/>
+  </w:font>
+  <w:font w:name="Trebuchet MS">
+    <w:panose1 w:val="020B0603020202020204"/>
+    <w:charset w:val="00"/>
+    <w:family w:val="swiss"/>
+    <w:pitch w:val="variable"/>
+    <w:sig w:usb0="00000687" w:usb1="00000000" w:usb2="00000000" w:usb3="00000000" w:csb0="0000009F" w:csb1="00000000"/>
   </w:font>
   <w:font w:name="Aptos">
     <w:charset w:val="00"/>
     <w:family w:val="swiss"/>
     <w:pitch w:val="variable"/>
     <w:sig w:usb0="20000287" w:usb1="00000003" w:usb2="00000000" w:usb3="00000000" w:csb0="0000019F" w:csb1="00000000"/>
-  </w:font>
-  <w:font w:name="Trebuchet MS">
-    <w:panose1 w:val="020B0603020202020204"/>
-    <w:charset w:val="BA"/>
-    <w:family w:val="swiss"/>
-    <w:pitch w:val="variable"/>
-    <w:sig w:usb0="00000687" w:usb1="00000000" w:usb2="00000000" w:usb3="00000000" w:csb0="0000009F" w:csb1="00000000"/>
   </w:font>
   <w:font w:name="Aptos Display">
     <w:charset w:val="00"/>
@@ -51607,6 +52058,7 @@
   <w:rsids>
     <w:rsidRoot w:val="004B2021"/>
     <w:rsid w:val="00066029"/>
+    <w:rsid w:val="00074CE4"/>
     <w:rsid w:val="000B3587"/>
     <w:rsid w:val="000D2EC6"/>
     <w:rsid w:val="000E071A"/>
@@ -51618,8 +52070,8 @@
     <w:rsid w:val="001A1662"/>
     <w:rsid w:val="001B11C2"/>
     <w:rsid w:val="001B58F6"/>
+    <w:rsid w:val="001E2A26"/>
     <w:rsid w:val="0026777B"/>
-    <w:rsid w:val="002A7772"/>
     <w:rsid w:val="002D1620"/>
     <w:rsid w:val="002F0DA7"/>
     <w:rsid w:val="00313924"/>
@@ -51627,7 +52079,9 @@
     <w:rsid w:val="003565C5"/>
     <w:rsid w:val="003D13CF"/>
     <w:rsid w:val="003D770E"/>
+    <w:rsid w:val="00403424"/>
     <w:rsid w:val="00405EA4"/>
+    <w:rsid w:val="00410D8C"/>
     <w:rsid w:val="00441495"/>
     <w:rsid w:val="004423DA"/>
     <w:rsid w:val="00484238"/>
@@ -51635,7 +52089,10 @@
     <w:rsid w:val="00497F9E"/>
     <w:rsid w:val="004A3352"/>
     <w:rsid w:val="004B2021"/>
+    <w:rsid w:val="0053336A"/>
+    <w:rsid w:val="00537EC4"/>
     <w:rsid w:val="005E377D"/>
+    <w:rsid w:val="006126F2"/>
     <w:rsid w:val="0062006C"/>
     <w:rsid w:val="0066355A"/>
     <w:rsid w:val="006725B4"/>
@@ -51667,6 +52124,8 @@
     <w:rsid w:val="00A82A7D"/>
     <w:rsid w:val="00A91A48"/>
     <w:rsid w:val="00AF4889"/>
+    <w:rsid w:val="00B1233D"/>
+    <w:rsid w:val="00B26EE0"/>
     <w:rsid w:val="00B96A35"/>
     <w:rsid w:val="00BA746B"/>
     <w:rsid w:val="00BD4432"/>
@@ -51680,7 +52139,6 @@
     <w:rsid w:val="00CF37E9"/>
     <w:rsid w:val="00D01E5C"/>
     <w:rsid w:val="00D061B7"/>
-    <w:rsid w:val="00D40E6F"/>
     <w:rsid w:val="00D44DA1"/>
     <w:rsid w:val="00D52AEA"/>
     <w:rsid w:val="00DA2E18"/>
@@ -51689,9 +52147,13 @@
     <w:rsid w:val="00DD4CFE"/>
     <w:rsid w:val="00DD6D7C"/>
     <w:rsid w:val="00E80045"/>
+    <w:rsid w:val="00F27788"/>
     <w:rsid w:val="00F56703"/>
+    <w:rsid w:val="00FC6FFA"/>
     <w:rsid w:val="00FD382D"/>
     <w:rsid w:val="00FE241D"/>
+    <w:rsid w:val="00FF0377"/>
+    <w:rsid w:val="00FF773C"/>
   </w:rsids>
   <m:mathPr>
     <m:mathFont m:val="Cambria Math"/>
@@ -52481,7 +52943,7 @@
 </file>
 
 <file path=customXml/itemProps1.xml><?xml version="1.0" encoding="utf-8"?>
-<ds:datastoreItem xmlns:ds="http://schemas.openxmlformats.org/officeDocument/2006/customXml" ds:itemID="{C4F75F2A-E2C8-4DB7-9F4C-632CC008A3DD}">
+<ds:datastoreItem xmlns:ds="http://schemas.openxmlformats.org/officeDocument/2006/customXml" ds:itemID="{80562B14-53AF-4464-B8A7-6725832F6CFB}">
   <ds:schemaRefs>
     <ds:schemaRef ds:uri="http://schemas.openxmlformats.org/officeDocument/2006/bibliography"/>
   </ds:schemaRefs>

--- a/PP-salygos/templates/SSD_LTEN_SPS.docx
+++ b/PP-salygos/templates/SSD_LTEN_SPS.docx
@@ -14793,7 +14793,7 @@
                 <w:sz w:val="20"/>
                 <w:szCs w:val="20"/>
               </w:rPr>
-              <w:t xml:space="preserve">Nurodyti dokumentai turi būti išduoti ne anksčiau kaip 180 dienų iki tos dienos, kai tiekėjas perkančiojo subjekto prašymu turės pateikti pašalinimo pagrindų nebuvimą patvirtinančius dokumentus. Pavyzdys: Jeigu perkantysis subjektas 2022-10-10 kreipėsi į tiekėją prašydama iki 2022-10-14 pateikti įrodančius dokumentus, jie turi būti išduoti ne anksčiau kaip 180 dienų, jas skaičiuojant atgal nuo 2022-10-14. </w:t>
+              <w:t xml:space="preserve">Nurodyti dokumentai turi būti išduoti ne anksčiau kaip 180 dienų iki tos dienos, kai tiekėjas perkančiojo subjekto prašymu turės pateikti pašalinimo pagrindų nebuvimą patvirtinančius dokumentus. Pavyzdys: Jeigu perkantysis subjektas 2022-10-10 kreipėsi į tiekėją prašydamas iki 2022-10-14 pateikti įrodančius dokumentus, jie turi būti išduoti ne anksčiau kaip 180 dienų, jas skaičiuojant atgal nuo 2022-10-14. </w:t>
             </w:r>
           </w:p>
           <w:p>
@@ -15489,7 +15489,7 @@
                 <w:szCs w:val="20"/>
               </w:rPr>
               <w:lastRenderedPageBreak/>
-              <w:t>Prireikus, Perkantysis subjektas turi teisę prašyti pateikti valstybės įmonės Registrų centro Lietuvos Respublikos Vyriausybės nustatyta tvarka išduoto dokumento, patvirtinančio jungtinius kompetentingų institucijų tvarkomus duomenis. Tokiu atveju dokumentas turi būti  išduotas ne anksčiau kaip 120 dienų iki tos dienos, kai tiekėjas perkančiojo subjekto prašymu turės pateikti pašalinimo pagrindų nebuvimą patvirtinančius dokumentus. Pavyzdys: Jeigu perkantysis subjektas 2022-10-10 kreipėsi į tiekėją prašydama iki 2022-10-14 pateikti įrodančius dokumentus, jie turi būti išduoti ne anksčiau kaip 120 dienų, jas skaičiuojant atgal nuo 2022-10-14.</w:t>
+              <w:t>Prireikus, Perkantysis subjektas turi teisę prašyti pateikti valstybės įmonės Registrų centro Lietuvos Respublikos Vyriausybės nustatyta tvarka išduoto dokumento, patvirtinančio jungtinius kompetentingų institucijų tvarkomus duomenis. Tokiu atveju dokumentas turi būti  išduotas ne anksčiau kaip 120 dienų iki tos dienos, kai tiekėjas perkančiojo subjekto prašymu turės pateikti pašalinimo pagrindų nebuvimą patvirtinančius dokumentus. Pavyzdys: Jeigu perkantysis subjektas 2022-10-10 kreipėsi į tiekėją prašydamas iki 2022-10-14 pateikti įrodančius dokumentus, jie turi būti išduoti ne anksčiau kaip 120 dienų, jas skaičiuojant atgal nuo 2022-10-14.</w:t>
             </w:r>
           </w:p>
           <w:p>

--- a/PP-salygos/templates/SSD_LTEN_SPS.docx
+++ b/PP-salygos/templates/SSD_LTEN_SPS.docx
@@ -15646,7 +15646,7 @@
                 <w:szCs w:val="20"/>
                 <w:lang w:val="en-GB"/>
               </w:rPr>
-              <w:t>For entities established in Lithuania, no supporting documents are required—submission of the ESPD is sufficient. The contracting entity independently verifies the data in the national database at:</w:t>
+              <w:t>For entities established in Lithuania, no supporting documents are required - submission of the ESPD is sufficient. The contracting entity independently verifies the data in the national database at:</w:t>
             </w:r>
           </w:p>
           <w:p>

--- a/PP-salygos/templates/SSD_LTEN_SPS.docx
+++ b/PP-salygos/templates/SSD_LTEN_SPS.docx
@@ -5768,7 +5768,7 @@
                 <w:szCs w:val="20"/>
                 <w:lang w:val="en-GB"/>
               </w:rPr>
-              <w:t>The minimum requirements set by the Contracting entity for the Procurement object  are the following: ___________________________________</w:t>
+              <w:t>The minimum requirements set by the Contracting entity for the Procurement object are the following: ___________________________________</w:t>
             </w:r>
           </w:p>
         </w:tc>
@@ -6146,7 +6146,7 @@
                 <w:szCs w:val="20"/>
                 <w:lang w:val="en-GB"/>
               </w:rPr>
-              <w:t xml:space="preserve"> The Supplier undertakes that the offered goods (including their manufacturers), services or works will not endanger national security,  when on the basis of the contract agreement, the circumstances defined in Article of  13 Part 4 (1) the Law on the Protection of Objects of Importance for Ensuring National Security of the Republic of Lithuania deem to arise, and:</w:t>
+              <w:t xml:space="preserve"> The Supplier undertakes that the offered goods (including their manufacturers), services or works will not endanger national security, when on the basis of the contract agreement, the circumstances defined in Article of 13 Part 4 (1) the Law on the Protection of Objects of Importance for Ensuring National Security of the Republic of Lithuania deem to arise, and:</w:t>
             </w:r>
           </w:p>
         </w:tc>
@@ -7821,7 +7821,7 @@
                 <w:szCs w:val="20"/>
                 <w:lang w:val="en-GB"/>
               </w:rPr>
-              <w:t xml:space="preserve"> </w:t>
+              <w:t xml:space="preserve"/>
             </w:r>
             <w:r>
               <w:rPr>
@@ -8228,6 +8228,22 @@
                 <w:sz w:val="20"/>
                 <w:szCs w:val="20"/>
               </w:rPr>
+              <w:t xml:space="preserve"/>
+            </w:r>
+            <w:r>
+              <w:rPr>
+                <w:rFonts w:ascii="Arial" w:hAnsi="Arial" w:cs="Arial"/>
+                <w:sz w:val="20"/>
+                <w:szCs w:val="20"/>
+              </w:rPr>
+              <w:t>2</w:t>
+            </w:r>
+            <w:r>
+              <w:rPr>
+                <w:rFonts w:ascii="Arial" w:hAnsi="Arial" w:cs="Arial"/>
+                <w:sz w:val="20"/>
+                <w:szCs w:val="20"/>
+              </w:rPr>
               <w:t xml:space="preserve"> </w:t>
             </w:r>
             <w:r>
@@ -8236,23 +8252,7 @@
                 <w:sz w:val="20"/>
                 <w:szCs w:val="20"/>
               </w:rPr>
-              <w:t>2</w:t>
-            </w:r>
-            <w:r>
-              <w:rPr>
-                <w:rFonts w:ascii="Arial" w:hAnsi="Arial" w:cs="Arial"/>
-                <w:sz w:val="20"/>
-                <w:szCs w:val="20"/>
-              </w:rPr>
-              <w:t xml:space="preserve"> </w:t>
-            </w:r>
-            <w:r>
-              <w:rPr>
-                <w:rFonts w:ascii="Arial" w:hAnsi="Arial" w:cs="Arial"/>
-                <w:sz w:val="20"/>
-                <w:szCs w:val="20"/>
-              </w:rPr>
-              <w:t xml:space="preserve"> lentelėse</w:t>
+              <w:t xml:space="preserve">lentelėse</w:t>
             </w:r>
             <w:r>
               <w:rPr>
@@ -8407,7 +8407,7 @@
                 <w:szCs w:val="20"/>
                 <w:lang w:val="en-GB"/>
               </w:rPr>
-              <w:t xml:space="preserve"> (hereinafter – ESPD) </w:t>
+              <w:t xml:space="preserve">(hereinafter – ESPD) </w:t>
             </w:r>
             <w:r>
               <w:rPr>
@@ -9143,7 +9143,7 @@
                 <w:sz w:val="20"/>
                 <w:szCs w:val="20"/>
               </w:rPr>
-              <w:t xml:space="preserve">„e-Certis“ adresu:  </w:t>
+              <w:t xml:space="preserve">„e-Certis“ adresu: </w:t>
             </w:r>
             <w:hyperlink r:id="rId11" w:history="1">
               <w:r>
@@ -10388,7 +10388,7 @@
                 <w:sz w:val="20"/>
                 <w:szCs w:val="20"/>
               </w:rPr>
-              <w:t xml:space="preserve">„e-Certis“ adresu:  </w:t>
+              <w:t xml:space="preserve">„e-Certis“ adresu: </w:t>
             </w:r>
             <w:hyperlink r:id="rId12" w:history="1">
               <w:r>
@@ -10914,7 +10914,7 @@
                 <w:sz w:val="20"/>
                 <w:szCs w:val="20"/>
               </w:rPr>
-              <w:t xml:space="preserve">„e-Certis“ adresu:  </w:t>
+              <w:t xml:space="preserve">„e-Certis“ adresu: </w:t>
             </w:r>
             <w:hyperlink r:id="rId14" w:history="1">
               <w:r>
@@ -11594,7 +11594,7 @@
                 <w:sz w:val="20"/>
                 <w:szCs w:val="20"/>
               </w:rPr>
-              <w:t xml:space="preserve">„e-Certis“ adresu:  </w:t>
+              <w:t xml:space="preserve">„e-Certis“ adresu: </w:t>
             </w:r>
             <w:hyperlink r:id="rId15" w:history="1">
               <w:r>
@@ -12345,7 +12345,7 @@
                 <w:szCs w:val="20"/>
               </w:rPr>
               <w:lastRenderedPageBreak/>
-              <w:t xml:space="preserve">„e-Certis“ adresu:  </w:t>
+              <w:t xml:space="preserve">„e-Certis“ adresu: </w:t>
             </w:r>
             <w:hyperlink r:id="rId18" w:history="1">
               <w:r>
@@ -12950,7 +12950,7 @@
                 <w:sz w:val="20"/>
                 <w:szCs w:val="20"/>
               </w:rPr>
-              <w:t xml:space="preserve">„e-Certis“ adresu:  </w:t>
+              <w:t xml:space="preserve">„e-Certis“ adresu: </w:t>
             </w:r>
             <w:hyperlink r:id="rId22" w:history="1">
               <w:r>
@@ -13458,7 +13458,7 @@
                 <w:sz w:val="20"/>
                 <w:szCs w:val="20"/>
               </w:rPr>
-              <w:t>„e-Certis“ adresu:  https://ec.europa.eu/tools/ecertis/.</w:t>
+              <w:t>„e-Certis“ adresu: https://ec.europa.eu/tools/ecertis/.</w:t>
             </w:r>
           </w:p>
         </w:tc>
@@ -15489,7 +15489,7 @@
                 <w:szCs w:val="20"/>
               </w:rPr>
               <w:lastRenderedPageBreak/>
-              <w:t>Prireikus, Perkantysis subjektas turi teisę prašyti pateikti valstybės įmonės Registrų centro Lietuvos Respublikos Vyriausybės nustatyta tvarka išduoto dokumento, patvirtinančio jungtinius kompetentingų institucijų tvarkomus duomenis. Tokiu atveju dokumentas turi būti  išduotas ne anksčiau kaip 120 dienų iki tos dienos, kai tiekėjas perkančiojo subjekto prašymu turės pateikti pašalinimo pagrindų nebuvimą patvirtinančius dokumentus. Pavyzdys: Jeigu perkantysis subjektas 2022-10-10 kreipėsi į tiekėją prašydamas iki 2022-10-14 pateikti įrodančius dokumentus, jie turi būti išduoti ne anksčiau kaip 120 dienų, jas skaičiuojant atgal nuo 2022-10-14.</w:t>
+              <w:t>Prireikus, Perkantysis subjektas turi teisę prašyti pateikti valstybės įmonės Registrų centro Lietuvos Respublikos Vyriausybės nustatyta tvarka išduoto dokumento, patvirtinančio jungtinius kompetentingų institucijų tvarkomus duomenis. Tokiu atveju dokumentas turi būti išduotas ne anksčiau kaip 120 dienų iki tos dienos, kai tiekėjas perkančiojo subjekto prašymu turės pateikti pašalinimo pagrindų nebuvimą patvirtinančius dokumentus. Pavyzdys: Jeigu perkantysis subjektas 2022-10-10 kreipėsi į tiekėją prašydamas iki 2022-10-14 pateikti įrodančius dokumentus, jie turi būti išduoti ne anksčiau kaip 120 dienų, jas skaičiuojant atgal nuo 2022-10-14.</w:t>
             </w:r>
           </w:p>
           <w:p>
@@ -15996,7 +15996,7 @@
                 <w:sz w:val="20"/>
                 <w:szCs w:val="20"/>
               </w:rPr>
-              <w:t>„e-Certis“ adresu:  https://ec.europa.eu/tools/ecertis/.</w:t>
+              <w:t>„e-Certis“ adresu: https://ec.europa.eu/tools/ecertis/.</w:t>
             </w:r>
           </w:p>
           <w:p>
@@ -17473,7 +17473,7 @@
                 <w:sz w:val="20"/>
                 <w:szCs w:val="20"/>
               </w:rPr>
-              <w:t xml:space="preserve"> netikrinama, tačiau Tiekėjas  įsipareigoja, kad pirkimo sutartį vykdys tik tokią teisę turintys asmenys. Atitinkami reikalavimai nurodyti</w:t>
+              <w:t xml:space="preserve"> netikrinama, tačiau Tiekėjas įsipareigoja, kad pirkimo sutartį vykdys tik tokią teisę turintys asmenys. Atitinkami reikalavimai nurodyti</w:t>
             </w:r>
             <w:r>
               <w:rPr>
@@ -17695,7 +17695,7 @@
                 <w:sz w:val="20"/>
                 <w:szCs w:val="20"/>
               </w:rPr>
-              <w:t xml:space="preserve"> pateikia Tiekėjas/Tiekėjų grupė, tai Tiekėjas/ visi Tiekėjų grupės nariai privalo neturėti SPS 3.1 punkto 1 lentelės 1-</w:t>
+              <w:t xml:space="preserve">pateikia Tiekėjas/Tiekėjų grupė, tai Tiekėjas/ visi Tiekėjų grupės nariai privalo neturėti SPS 3.1 punkto 1 lentelės 1-</w:t>
             </w:r>
             <w:r>
               <w:rPr>
@@ -17804,7 +17804,7 @@
                 <w:szCs w:val="20"/>
                 <w:lang w:val="en-GB"/>
               </w:rPr>
-              <w:t xml:space="preserve"> i</w:t>
+              <w:t xml:space="preserve">i</w:t>
             </w:r>
             <w:r>
               <w:rPr>
@@ -18141,7 +18141,7 @@
                 <w:sz w:val="20"/>
                 <w:szCs w:val="20"/>
               </w:rPr>
-              <w:t xml:space="preserve"> teikia Tiekėjų grupė – reikalavimą turi atitikti kiekvienas Tiekėjų grupės narys, pagal jų prisiimamus įsipareigojimus Sutarčiai vykdyti; </w:t>
+              <w:t xml:space="preserve">teikia Tiekėjų grupė – reikalavimą turi atitikti kiekvienas Tiekėjų grupės narys, pagal jų prisiimamus įsipareigojimus Sutarčiai vykdyti; </w:t>
             </w:r>
           </w:p>
         </w:tc>
@@ -18187,7 +18187,7 @@
                 <w:szCs w:val="20"/>
                 <w:lang w:val="en-US"/>
               </w:rPr>
-              <w:t xml:space="preserve"> is submitted by a group of Suppliers, the requirement must be met by each member (s) of the group of Suppliers, in accordance with their obligations to perform the Contract;  </w:t>
+              <w:t xml:space="preserve">is submitted by a group of Suppliers, the requirement must be met by each member (s) of the group of Suppliers, in accordance with their obligations to perform the Contract;  </w:t>
             </w:r>
           </w:p>
         </w:tc>
@@ -18529,7 +18529,7 @@
                 <w:sz w:val="20"/>
                 <w:szCs w:val="20"/>
               </w:rPr>
-              <w:t xml:space="preserve"> teikia Tiekėjų grupė – reikalavimą turi atitikti visi kartu (pajėgumai sumuojami); </w:t>
+              <w:t xml:space="preserve">teikia Tiekėjų grupė – reikalavimą turi atitikti visi kartu (pajėgumai sumuojami); </w:t>
             </w:r>
           </w:p>
         </w:tc>
@@ -18575,7 +18575,7 @@
                 <w:szCs w:val="20"/>
                 <w:lang w:val="en-US"/>
               </w:rPr>
-              <w:t xml:space="preserve"> is submitted by a group of Suppliers - the requirement must be met by all together (capacities are summed up);</w:t>
+              <w:t xml:space="preserve">is submitted by a group of Suppliers - the requirement must be met by all together (capacities are summed up);</w:t>
             </w:r>
           </w:p>
         </w:tc>
@@ -19189,7 +19189,7 @@
                 <w:szCs w:val="20"/>
                 <w:lang w:val="en-US"/>
               </w:rPr>
-              <w:t xml:space="preserve"> is submitted by a group of Suppliers, the requirement must be met by all members </w:t>
+              <w:t xml:space="preserve">is submitted by a group of Suppliers, the requirement must be met by all members </w:t>
             </w:r>
             <w:r>
               <w:rPr>
@@ -19551,7 +19551,7 @@
                 <w:sz w:val="20"/>
                 <w:szCs w:val="20"/>
               </w:rPr>
-              <w:t xml:space="preserve"> teikia Tiekėjų grupė – reikalavimą turi atitikti Tiekėjų grupės nario specialistai, atsižvelgiant į jų prisiimamus įsipareigojimus Sutarčiai vykdyti; </w:t>
+              <w:t xml:space="preserve">teikia Tiekėjų grupė – reikalavimą turi atitikti Tiekėjų grupės nario specialistai, atsižvelgiant į jų prisiimamus įsipareigojimus Sutarčiai vykdyti; </w:t>
             </w:r>
           </w:p>
         </w:tc>
@@ -19608,7 +19608,7 @@
                 <w:szCs w:val="20"/>
                 <w:lang w:val="en-US"/>
               </w:rPr>
-              <w:t xml:space="preserve"> is </w:t>
+              <w:t xml:space="preserve">is </w:t>
             </w:r>
             <w:r>
               <w:rPr>
@@ -20323,7 +20323,7 @@
                 <w:sz w:val="20"/>
                 <w:szCs w:val="20"/>
               </w:rPr>
-              <w:t xml:space="preserve"> pateikimo termino pabaigos.</w:t>
+              <w:t xml:space="preserve">pateikimo termino pabaigos.</w:t>
             </w:r>
           </w:p>
         </w:tc>
@@ -20811,7 +20811,7 @@
                 <w:szCs w:val="20"/>
                 <w:lang w:val="en-GB"/>
               </w:rPr>
-              <w:t xml:space="preserve">by the Supplier that for  compliance with requirements set in </w:t>
+              <w:t xml:space="preserve">by the Supplier that for compliance with requirements set in </w:t>
             </w:r>
             <w:r>
               <w:rPr>
@@ -23250,7 +23250,7 @@
                 <w:sz w:val="20"/>
                 <w:szCs w:val="20"/>
               </w:rPr>
-              <w:t xml:space="preserve">Tiekėjas arba jo pasitelktas subtiekėjas, arba ūkio subjektas, kurio pajėgumais remiamasi   privalo atitikti bent vieną iš socialinių reikalavimų, nurodytų </w:t>
+              <w:t xml:space="preserve">Tiekėjas arba jo pasitelktas subtiekėjas, arba ūkio subjektas, kurio pajėgumais remiamasi privalo atitikti bent vieną iš socialinių reikalavimų, nurodytų </w:t>
             </w:r>
             <w:r>
               <w:rPr>
@@ -23399,7 +23399,7 @@
                 <w:szCs w:val="20"/>
                 <w:lang w:val="en-GB"/>
               </w:rPr>
-              <w:t>The supplier or his sub-supplier, or economic entity whose capacity is relied on,  must meet at least one social requirement listed in</w:t>
+              <w:t>The supplier or his sub-supplier, or economic entity whose capacity is relied on, must meet at least one social requirement listed in</w:t>
             </w:r>
             <w:r>
               <w:rPr>
@@ -23863,7 +23863,7 @@
                 <w:sz w:val="20"/>
                 <w:szCs w:val="20"/>
               </w:rPr>
-              <w:t xml:space="preserve"> arba jo pasitelkto subtiekėjo, arba  ūkio subjekto, kurio pajėgumais remiamasi, </w:t>
+              <w:t xml:space="preserve"> arba jo pasitelkto subtiekėjo, arba ūkio subjekto, kurio pajėgumais remiamasi, </w:t>
             </w:r>
             <w:r>
               <w:rPr>
@@ -26206,7 +26206,7 @@
                 <w:sz w:val="20"/>
                 <w:szCs w:val="20"/>
               </w:rPr>
-              <w:t xml:space="preserve"> savo darbuotojui (-ams), tiesiogiai vykdantiems pirkimo sutartį, </w:t>
+              <w:t xml:space="preserve">savo darbuotojui (-ams), tiesiogiai vykdantiems pirkimo sutartį, </w:t>
             </w:r>
             <w:r>
               <w:rPr>
@@ -26435,7 +26435,7 @@
                 <w:szCs w:val="20"/>
                 <w:lang w:val="en-GB"/>
               </w:rPr>
-              <w:t>.  Having an agreement with a company providing psychological services to offer consultations to employees directly involved in executing the procurement contract.</w:t>
+              <w:t>. Having an agreement with a company providing psychological services to offer consultations to employees directly involved in executing the procurement contract.</w:t>
             </w:r>
           </w:p>
         </w:tc>
@@ -26964,7 +26964,7 @@
                 <w:sz w:val="20"/>
                 <w:szCs w:val="20"/>
               </w:rPr>
-              <w:t>. Tiekėjai privalo deklaruoti atitiktį kitiems reikalavimams ir  (arba) pateikti dokumentus, pagrindžiančius atitiktį šiems reikalavimams</w:t>
+              <w:t>. Tiekėjai privalo deklaruoti atitiktį kitiems reikalavimams ir (arba) pateikti dokumentus, pagrindžiančius atitiktį šiems reikalavimams</w:t>
             </w:r>
             <w:r>
               <w:rPr>
@@ -28061,7 +28061,7 @@
                 <w:sz w:val="20"/>
                 <w:szCs w:val="20"/>
               </w:rPr>
-              <w:t>Dokumentai, kuriuose nenurodytas galiojimo terminas, turi būti  išduoti ar atspausdinti iš informacinės sistemos ne anksčiau kaip prieš tris mėnesius iki tos dienos, kai Perkančiojo subjekto prašymu Tiekėjas turi pateikti dokumentus.</w:t>
+              <w:t>Dokumentai, kuriuose nenurodytas galiojimo terminas, turi būti išduoti ar atspausdinti iš informacinės sistemos ne anksčiau kaip prieš tris mėnesius iki tos dienos, kai Perkančiojo subjekto prašymu Tiekėjas turi pateikti dokumentus.</w:t>
             </w:r>
           </w:p>
           <w:p>
@@ -28481,7 +28481,7 @@
                 <w:szCs w:val="20"/>
                 <w:lang w:val="en-US"/>
               </w:rPr>
-              <w:t xml:space="preserve"> Economic entity whose capacity is relied on, the manufacturer of the goods offered by the Supplier or the person controlling them is a legal entity:</w:t>
+              <w:t xml:space="preserve">Economic entity whose capacity is relied on, the manufacturer of the goods offered by the Supplier or the person controlling them is a legal entity:</w:t>
             </w:r>
           </w:p>
           <w:p>
@@ -29261,7 +29261,7 @@
                 <w:szCs w:val="20"/>
                 <w:lang w:val="en-GB"/>
               </w:rPr>
-              <w:t>the goods  do not originate or the services are not provided from countries or territories included in the list provided for in Article 92 (15) of the LPP;</w:t>
+              <w:t>the goods do not originate or the services are not provided from countries or territories included in the list provided for in Article 92 (15) of the LPP;</w:t>
             </w:r>
           </w:p>
         </w:tc>
@@ -29463,7 +29463,7 @@
                 <w:sz w:val="20"/>
                 <w:szCs w:val="20"/>
               </w:rPr>
-              <w:t xml:space="preserve"> Perkančiajam subjektui priimtiną</w:t>
+              <w:t xml:space="preserve">Perkančiajam subjektui priimtiną</w:t>
             </w:r>
             <w:r>
               <w:rPr>
@@ -29807,7 +29807,7 @@
                 <w:szCs w:val="20"/>
                 <w:lang w:val="en-GB"/>
               </w:rPr>
-              <w:t>The Government of the Republic of Lithuania, in accordance with the criteria established in the Law on the Protection of Objects Important for Ensuring National Security, has adopted a decision confirming that the entities specified in Clauses 1 and / or 2  of this table do not meet national security interests;</w:t>
+              <w:t>The Government of the Republic of Lithuania, in accordance with the criteria established in the Law on the Protection of Objects Important for Ensuring National Security, has adopted a decision confirming that the entities specified in Clauses 1 and / or 2 of this table do not meet national security interests;</w:t>
             </w:r>
           </w:p>
         </w:tc>
@@ -30034,7 +30034,7 @@
                 <w:sz w:val="20"/>
                 <w:szCs w:val="20"/>
               </w:rPr>
-              <w:t xml:space="preserve"> ir nėra ūkio subjektų grupės, kurios bet kuris narys vykdo veiklą VPĮ  92 straipsnio 15 dalyje numatytame sąraše nurodytose </w:t>
+              <w:t xml:space="preserve"> ir nėra ūkio subjektų grupės, kurios bet kuris narys vykdo veiklą VPĮ 92 straipsnio 15 dalyje numatytame sąraše nurodytose </w:t>
             </w:r>
             <w:r>
               <w:rPr>
@@ -30653,7 +30653,7 @@
                 <w:lang w:val="en-GB" w:eastAsia="lt-LT"/>
               </w:rPr>
               <w:lastRenderedPageBreak/>
-              <w:t>the manufacturer of the goods  or the person controlling it is not registered (if the manufacturer or the person controlling it is not a natural person, permanently residing or having nationality) in the countries or territories</w:t>
+              <w:t>the manufacturer of the goods or the person controlling it is not registered (if the manufacturer or the person controlling it is not a natural person, permanently residing or having nationality) in the countries or territories</w:t>
             </w:r>
             <w:r>
               <w:rPr>
@@ -31331,7 +31331,7 @@
                 <w:sz w:val="20"/>
                 <w:szCs w:val="20"/>
               </w:rPr>
-              <w:t>Dokumentai, kuriuose nenurodytas galiojimo terminas, turi būti  išduoti ar atspausdinti iš informacinės sistemos ne anksčiau kaip prieš tris mėnesius iki tos dienos, kai Perkančiojo subjekto prašymu Tiekėjas turi pateikti dokumentus.</w:t>
+              <w:t>Dokumentai, kuriuose nenurodytas galiojimo terminas, turi būti išduoti ar atspausdinti iš informacinės sistemos ne anksčiau kaip prieš tris mėnesius iki tos dienos, kai Perkančiojo subjekto prašymu Tiekėjas turi pateikti dokumentus.</w:t>
             </w:r>
           </w:p>
           <w:p>
@@ -31628,7 +31628,7 @@
                 <w:szCs w:val="20"/>
                 <w:lang w:val="en-US"/>
               </w:rPr>
-              <w:t>and their controlling persons,  shall be submitted:</w:t>
+              <w:t>and their controlling persons, shall be submitted:</w:t>
             </w:r>
           </w:p>
           <w:p>
@@ -31685,7 +31685,7 @@
                 <w:szCs w:val="20"/>
                 <w:lang w:val="en-US"/>
               </w:rPr>
-              <w:t xml:space="preserve"> </w:t>
+              <w:t xml:space="preserve"/>
             </w:r>
             <w:r>
               <w:rPr>
@@ -31927,7 +31927,7 @@
                 <w:szCs w:val="20"/>
                 <w:lang w:val="en-US"/>
               </w:rPr>
-              <w:t>If the Supplier, its Sub-suppliers, the members of the Supplier group,  Economic entities whose capacity</w:t>
+              <w:t>If the Supplier, its Sub-suppliers, the members of the Supplier group, Economic entities whose capacity</w:t>
             </w:r>
             <w:r>
               <w:rPr>
@@ -32539,7 +32539,7 @@
                 <w:sz w:val="20"/>
                 <w:szCs w:val="20"/>
               </w:rPr>
-              <w:t xml:space="preserve"> ar </w:t>
+              <w:t xml:space="preserve">ar </w:t>
             </w:r>
             <w:r>
               <w:rPr>
@@ -32932,7 +32932,7 @@
                 <w:sz w:val="20"/>
                 <w:szCs w:val="20"/>
               </w:rPr>
-              <w:t>Pirkime negali dalyvauti Tiekėjai, Subtiekėjai, Tiekėjų grupės nariai, Ūkio subjektai, kurių pajėgumais remiamasi, kuriems ar jų siūlomų prekių gamintojui, juos kontroliuojantiems juridiniams ir (ar) fiziniams  asmenims taikomos Jungtinių Tautų saugumo tarybos, Europos Sąjungos, kitų tarptautinių organizacijų, kurių narė yra arba kuriose dalyvauja Lietuvos Respublika bei Jungtinių Amerikos Valstijų sankcijos (ribojamosios priemonės).</w:t>
+              <w:t>Pirkime negali dalyvauti Tiekėjai, Subtiekėjai, Tiekėjų grupės nariai, Ūkio subjektai, kurių pajėgumais remiamasi, kuriems ar jų siūlomų prekių gamintojui, juos kontroliuojantiems juridiniams ir (ar) fiziniams asmenims taikomos Jungtinių Tautų saugumo tarybos, Europos Sąjungos, kitų tarptautinių organizacijų, kurių narė yra arba kuriose dalyvauja Lietuvos Respublika bei Jungtinių Amerikos Valstijų sankcijos (ribojamosios priemonės).</w:t>
             </w:r>
           </w:p>
         </w:tc>
@@ -33437,7 +33437,7 @@
                 <w:sz w:val="20"/>
                 <w:szCs w:val="20"/>
               </w:rPr>
-              <w:t xml:space="preserve">EPSO-G įmonių grupės  </w:t>
+              <w:t xml:space="preserve">EPSO-G įmonių grupės </w:t>
             </w:r>
             <w:r>
               <w:rPr>
@@ -33636,7 +33636,7 @@
                 <w:szCs w:val="20"/>
                 <w:lang w:val="en-GB"/>
               </w:rPr>
-              <w:t xml:space="preserve"> of August, 2025  and the EPSO-G Company Group Anti-Corruption Policy</w:t>
+              <w:t xml:space="preserve"> of August, 2025 and the EPSO-G Company Group Anti-Corruption Policy</w:t>
             </w:r>
             <w:r>
               <w:rPr>
@@ -34066,7 +34066,7 @@
                 <w:sz w:val="20"/>
                 <w:szCs w:val="20"/>
               </w:rPr>
-              <w:t>Jei ekonomiškai naudingiausią pasiūlymą pateikęs Tiekėjas/Tiekėjų grupės narys šį klausimyną yra pildęs ne anksčiau kaip prieš 12 mėnesių iki Perkančiojo subjekto prašymo pateikimo ir informacija yra nepasikeitusi, jis gali nepildyti klausimyno, bet per klausimynui užpildyti skirtą terminą pateikti laisvos formos patvirtinimą, kad anksčiau šio tiekėjo  užpildytame Veiklos partnerių patikros klausimyne informacija yra nepasikeitusi.</w:t>
+              <w:t>Jei ekonomiškai naudingiausią pasiūlymą pateikęs Tiekėjas/Tiekėjų grupės narys šį klausimyną yra pildęs ne anksčiau kaip prieš 12 mėnesių iki Perkančiojo subjekto prašymo pateikimo ir informacija yra nepasikeitusi, jis gali nepildyti klausimyno, bet per klausimynui užpildyti skirtą terminą pateikti laisvos formos patvirtinimą, kad anksčiau šio tiekėjo užpildytame Veiklos partnerių patikros klausimyne informacija yra nepasikeitusi.</w:t>
             </w:r>
           </w:p>
           <w:p>
@@ -34102,7 +34102,7 @@
                 <w:sz w:val="20"/>
                 <w:szCs w:val="20"/>
               </w:rPr>
-              <w:t xml:space="preserve">Perkantysis subjektas atliks su ekonomiškai naudingiausią pasiūlymą pateikusiu tiekėju (tiekėjų grupės nariais, subtiekėjais) susijusių duomenų iš klausimyno ir (ar) prieinamų šaltinių įvertinimą  veiklos partnerio rizikos aspektu. Per Perkančiojo subjekto nustatytą terminą neužpildžius klausimyno, Tiekėjo pasiūlymas bus atmetamas.  </w:t>
+              <w:t xml:space="preserve">Perkantysis subjektas atliks su ekonomiškai naudingiausią pasiūlymą pateikusiu tiekėju (tiekėjų grupės nariais, subtiekėjais) susijusių duomenų iš klausimyno ir (ar) prieinamų šaltinių įvertinimą veiklos partnerio rizikos aspektu. Per Perkančiojo subjekto nustatytą terminą neužpildžius klausimyno, Tiekėjo pasiūlymas bus atmetamas.  </w:t>
             </w:r>
           </w:p>
           <w:p>
@@ -34200,7 +34200,7 @@
                 <w:sz w:val="20"/>
                 <w:szCs w:val="20"/>
               </w:rPr>
-              <w:t xml:space="preserve"> sudaryti veiksmų vykdymo planą siekiant išvengti ar  mažinti nustatytas rizikas.</w:t>
+              <w:t xml:space="preserve"> sudaryti veiksmų vykdymo planą siekiant išvengti ar mažinti nustatytas rizikas.</w:t>
             </w:r>
           </w:p>
           <w:p>
@@ -38667,7 +38667,7 @@
                 <w:szCs w:val="20"/>
                 <w:lang w:val="en-GB"/>
               </w:rPr>
-              <w:t xml:space="preserve">,  </w:t>
+              <w:t xml:space="preserve">, </w:t>
             </w:r>
             <w:r>
               <w:rPr>
@@ -39759,7 +39759,7 @@
                 <w:szCs w:val="20"/>
                 <w:lang w:val="en-GB"/>
               </w:rPr>
-              <w:t xml:space="preserve">The Successful Supplier does not sign the  Contract or refuses to conclude it under the conditions specified in the Procurement </w:t>
+              <w:t xml:space="preserve">The Successful Supplier does not sign the Contract or refuses to conclude it under the conditions specified in the Procurement </w:t>
             </w:r>
             <w:r>
               <w:rPr>
@@ -39938,7 +39938,7 @@
                 <w:sz w:val="20"/>
                 <w:szCs w:val="20"/>
               </w:rPr>
-              <w:t xml:space="preserve"> darbo dienos,  privalės pateikti užpildytą </w:t>
+              <w:t xml:space="preserve"> darbo dienos, privalės pateikti užpildytą </w:t>
             </w:r>
             <w:r>
               <w:rPr>
@@ -41562,7 +41562,7 @@
                 <w:sz w:val="20"/>
                 <w:szCs w:val="20"/>
               </w:rPr>
-              <w:t>kuris negali būti trumpesnis kaip 3 darbo dienos,  privalės pateikti</w:t>
+              <w:t>kuris negali būti trumpesnis kaip 3 darbo dienos, privalės pateikti</w:t>
             </w:r>
             <w:r>
               <w:rPr>
@@ -41801,7 +41801,7 @@
             </w:r>
             <w:bookmarkEnd w:id="55"/>
             <w:r>
-              <w:t xml:space="preserve">  IR SUTARTIES ĮVYKDYMO UŽTIKRINIMAS</w:t>
+              <w:t xml:space="preserve"> IR SUTARTIES ĮVYKDYMO UŽTIKRINIMAS</w:t>
             </w:r>
             <w:bookmarkEnd w:id="56"/>
           </w:p>
@@ -47275,7 +47275,7 @@
           <w:sz w:val="16"/>
           <w:szCs w:val="16"/>
         </w:rPr>
-        <w:t xml:space="preserve"> dokumentų).</w:t>
+        <w:t xml:space="preserve">dokumentų).</w:t>
       </w:r>
     </w:p>
     <w:p>
@@ -48040,7 +48040,7 @@
           <w:sz w:val="16"/>
           <w:szCs w:val="16"/>
         </w:rPr>
-        <w:t xml:space="preserve"> Tiekėjo finansinis stabilumas ir patikimumas; Tiekėjui taikomos/taikytos sankcijos ir kiti tarptautiniai ribojimai;  Veiklos vykdymas  trečiose šalyse; Veiklos partnerio naudos gavėjų įtakos ir ryšių su Perkančiuoju subjektu; Tiekėjo, jį kontroliuojančių asmenų nusikalstama veika arba ikiteisminiai tyrimai,  vykstantys teismo procesai dėl nusikalstamos veikos; Tiekėjo (ne) taikomos priemonės korupcijos rizikai valdyti, pinigų plovimo ir teroristų finansavimo prevencijai užtikrinti; Tiekėjo akcininkų, dalininkų, dalyvių, vadovų ar kolegialių ir (ar) valdymo organų reputacija.</w:t>
+        <w:t xml:space="preserve"> Tiekėjo finansinis stabilumas ir patikimumas; Tiekėjui taikomos/taikytos sankcijos ir kiti tarptautiniai ribojimai; Veiklos vykdymas trečiose šalyse; Veiklos partnerio naudos gavėjų įtakos ir ryšių su Perkančiuoju subjektu; Tiekėjo, jį kontroliuojančių asmenų nusikalstama veika arba ikiteisminiai tyrimai, vykstantys teismo procesai dėl nusikalstamos veikos; Tiekėjo (ne) taikomos priemonės korupcijos rizikai valdyti, pinigų plovimo ir teroristų finansavimo prevencijai užtikrinti; Tiekėjo akcininkų, dalininkų, dalyvių, vadovų ar kolegialių ir (ar) valdymo organų reputacija.</w:t>
       </w:r>
     </w:p>
     <w:p>

--- a/PP-salygos/templates/SSD_LTEN_SPS.docx
+++ b/PP-salygos/templates/SSD_LTEN_SPS.docx
@@ -7272,7 +7272,7 @@
                 <w:sz w:val="20"/>
                 <w:szCs w:val="20"/>
               </w:rPr>
-              <w:t>, bus prašoma pateikti tik iš Tiekėjo, kuris pagal sudarytą pasiūlymų eilę, pateikė ekonomiškai naudingiausią pasiūlymą.</w:t>
+              <w:t>, bus prašoma pateikti tik iš Tiekėjo, kuris pagal sudarytą pasiūlymų eilę pateikė ekonomiškai naudingiausią pasiūlymą.</w:t>
             </w:r>
           </w:p>
         </w:tc>
@@ -7698,7 +7698,7 @@
                 <w:sz w:val="20"/>
                 <w:szCs w:val="20"/>
               </w:rPr>
-              <w:t>, bus prašoma pateikti tik iš Tiekėjo, kuris pagal sudarytą pasiūlymų eilę, pateikė ekonomiškai naudingiausią pasiūlymą.</w:t>
+              <w:t>, bus prašoma pateikti tik iš Tiekėjo, kuris pagal sudarytą pasiūlymų eilę pateikė ekonomiškai naudingiausią pasiūlymą.</w:t>
             </w:r>
           </w:p>
         </w:tc>
@@ -23250,7 +23250,7 @@
                 <w:sz w:val="20"/>
                 <w:szCs w:val="20"/>
               </w:rPr>
-              <w:t xml:space="preserve">Tiekėjas arba jo pasitelktas subtiekėjas, arba ūkio subjektas, kurio pajėgumais remiamasi privalo atitikti bent vieną iš socialinių reikalavimų, nurodytų </w:t>
+              <w:t xml:space="preserve">Tiekėjas arba jo pasitelktas subtiekėjas, arba ūkio subjektas, kurio pajėgumais remiamasi, privalo atitikti bent vieną iš socialinių reikalavimų, nurodytų </w:t>
             </w:r>
             <w:r>
               <w:rPr>
@@ -23277,7 +23277,7 @@
                 <w:sz w:val="20"/>
                 <w:szCs w:val="20"/>
               </w:rPr>
-              <w:t xml:space="preserve"> t. y., bent vieną iš </w:t>
+              <w:t xml:space="preserve"> t. y. bent vieną iš </w:t>
             </w:r>
             <w:r>
               <w:rPr>
@@ -23298,7 +23298,7 @@
                 <w:sz w:val="20"/>
                 <w:szCs w:val="20"/>
               </w:rPr>
-              <w:t xml:space="preserve"> 1 punkte nurodytų šeimos ir darbo įsipareigojimų derinimo priemonių ir / </w:t>
+              <w:t xml:space="preserve"> 1 punkte nurodytų šeimos ir darbo įsipareigojimų derinimo priemonių ir (a</w:t>
             </w:r>
             <w:r>
               <w:rPr>
@@ -23309,7 +23309,7 @@
                 <w:szCs w:val="20"/>
                 <w:u w:val="single"/>
               </w:rPr>
-              <w:t>arba</w:t>
+              <w:t>rba)</w:t>
             </w:r>
             <w:r>
               <w:rPr>
@@ -23344,7 +23344,7 @@
                 <w:sz w:val="20"/>
                 <w:szCs w:val="20"/>
               </w:rPr>
-              <w:t xml:space="preserve"> (vieno ar kelių), bus prašoma pateikti tik iš Tiekėjo, kuris pagal sudarytą pasiūlymų eilę, pateikė ekonomiškai naudingiausią pasiūlymą.</w:t>
+              <w:t xml:space="preserve"> (vieno ar kelių), bus prašoma pateikti tik iš Tiekėjo, kuris pagal sudarytą pasiūlymų eilę pateikė ekonomiškai naudingiausią pasiūlymą.</w:t>
             </w:r>
           </w:p>
           <w:bookmarkEnd w:id="22"/>
@@ -25066,7 +25066,7 @@
                 <w:sz w:val="20"/>
                 <w:szCs w:val="20"/>
               </w:rPr>
-              <w:t>Kitų dokumentų bus prašoma pateikti tik iš Tiekėjo, kuris pagal sudarytą pasiūlymų eilę, pateikė ekonomiškai naudingiausią pasiūlymą:</w:t>
+              <w:t>Kitų dokumentų bus prašoma pateikti tik iš Tiekėjo, kuris pagal sudarytą pasiūlymų eilę pateikė ekonomiškai naudingiausią pasiūlymą:</w:t>
             </w:r>
             <w:r>
               <w:rPr>
@@ -26521,7 +26521,7 @@
                 <w:sz w:val="20"/>
                 <w:szCs w:val="20"/>
               </w:rPr>
-              <w:t>Kitų dokumentų (vieno ar kelių) bus prašoma pateikti tik iš Tiekėjo, kuris pagal sudarytą pasiūlymų eilę, pateikė ekonomiškai naudingiausią pasiūlymą:</w:t>
+              <w:t>Kitų dokumentų (vieno ar kelių) bus prašoma pateikti tik iš Tiekėjo, kuris pagal sudarytą pasiūlymų eilę pateikė ekonomiškai naudingiausią pasiūlymą:</w:t>
             </w:r>
           </w:p>
           <w:p>
@@ -30828,7 +30828,7 @@
                 <w:sz w:val="20"/>
                 <w:szCs w:val="20"/>
               </w:rPr>
-              <w:t xml:space="preserve">bus prašoma pateikti tik iš Tiekėjo, kuris pagal sudarytą pasiūlymų eilę, pateikė ekonomiškai naudingiausią pasiūlymą: </w:t>
+              <w:t xml:space="preserve">bus prašoma pateikti tik iš Tiekėjo, kuris pagal sudarytą pasiūlymų eilę pateikė ekonomiškai naudingiausią pasiūlymą: </w:t>
             </w:r>
             <w:r>
               <w:rPr>

--- a/PP-salygos/templates/SSD_LTEN_SPS.docx
+++ b/PP-salygos/templates/SSD_LTEN_SPS.docx
@@ -20779,7 +20779,7 @@
                 <w:szCs w:val="20"/>
                 <w:lang w:val="en-GB"/>
               </w:rPr>
-              <w:t xml:space="preserve">are the employees of the Supplier / Economic entity on whose capacities the Supplier relies on to meet the Qualification Requirements (as indicated in </w:t>
+              <w:t xml:space="preserve">are the employees of the Supplier / Economic entity on whose capacities the Supplier relies to meet the Qualification Requirements (as indicated in </w:t>
             </w:r>
             <w:r>
               <w:rPr>
@@ -33193,7 +33193,7 @@
                 <w:szCs w:val="20"/>
                 <w:lang w:val="en-GB"/>
               </w:rPr>
-              <w:t xml:space="preserve"> that are not registered (the Supplier, the Sub-supplier, a member of the Supplier group, the Economic entity on whose capacities the Supplier relies on, the Quasi-Sub-supplier, a natural person is not a permanent resident or has a citizenship) in a member state of the European Union, member state of the North Atlantic Treaty Organization or in a third country which is a signatory to the </w:t>
+              <w:t xml:space="preserve"> that are not registered (the Supplier, the Sub-supplier, a member of the Supplier group, the Economic entity on whose capacities the Supplier relies, the Quasi-Sub-supplier, a natural person is not a permanent resident or has a citizenship) in a member state of the European Union, member state of the North Atlantic Treaty Organization or in a third country which is a signatory to the </w:t>
             </w:r>
             <w:r>
               <w:rPr>

--- a/PP-salygos/templates/SSD_LTEN_SPS.docx
+++ b/PP-salygos/templates/SSD_LTEN_SPS.docx
@@ -32932,7 +32932,7 @@
                 <w:sz w:val="20"/>
                 <w:szCs w:val="20"/>
               </w:rPr>
-              <w:t>Pirkime negali dalyvauti Tiekėjai, Subtiekėjai, Tiekėjų grupės nariai, Ūkio subjektai, kurių pajėgumais remiamasi, kuriems ar jų siūlomų prekių gamintojui, juos kontroliuojantiems juridiniams ir (ar) fiziniams asmenims taikomos Jungtinių Tautų saugumo tarybos, Europos Sąjungos, kitų tarptautinių organizacijų, kurių narė yra arba kuriose dalyvauja Lietuvos Respublika bei Jungtinių Amerikos Valstijų sankcijos (ribojamosios priemonės).</w:t>
+              <w:t>Pirkime negali dalyvauti Tiekėjai, Subtiekėjai, Tiekėjų grupės nariai, Ūkio subjektai, kurių pajėgumais remiamasi, kuriems ar jų siūlomų prekių gamintojui, juos kontroliuojantiems juridiniams ir (ar) fiziniams asmenims taikomos Jungtinių Tautų saugumo tarybos, Europos Sąjungos, kitų tarptautinių organizacijų, kurių narė yra arba kuriose dalyvauja Lietuvos Respublika, bei Jungtinių Amerikos Valstijų sankcijos (ribojamosios priemonės).</w:t>
             </w:r>
           </w:p>
         </w:tc>
@@ -33133,7 +33133,7 @@
                 <w:sz w:val="20"/>
                 <w:szCs w:val="20"/>
               </w:rPr>
-              <w:t xml:space="preserve">Pirkime negali dalyvauti Tiekėjai, Subtiekėjai, Tiekėjų grupės nariai, Ūkio subjektai, kurių pajėgumais remiamasi , kurie nėra registruoti (Tiekėjas, Tiekėjų grupės narys, Subtiekėjas, Ūkio subjektas, kurio pajėgumais remiamasi, Kvazisubtiekėjas, kuris yra fizinis asmuo – nuolat gyvenantis ar turintys pilietybę) Europos Sąjungos valstybėje narėje, Šiaurės Atlanto sutarties organizacijos valstybėje narėje ar trečiojoje šalyje, pasirašiusioje PĮ 29 </w:t>
+              <w:t xml:space="preserve">Pirkime negali dalyvauti Tiekėjai, Subtiekėjai, Tiekėjų grupės nariai, Ūkio subjektai, kurių pajėgumais remiamasi , kurie nėra registruoti (jeigu Tiekėjas, Tiekėjų grupės narys, Subtiekėjas, Ūkio subjektas, kurio pajėgumais remiamasi, ar Kvazisubtiekėjas yra fizinis asmuo – nuolat gyvenantis ar turintis pilietybę) Europos Sąjungos valstybėje narėje, Šiaurės Atlanto sutarties organizacijos valstybėje narėje ar trečiojoje šalyje, pasirašiusioje PĮ 29 </w:t>
             </w:r>
             <w:r>
               <w:rPr>

--- a/PP-salygos/templates/SSD_LTEN_SPS.docx
+++ b/PP-salygos/templates/SSD_LTEN_SPS.docx
@@ -46784,7 +46784,7 @@
         <w:rPr>
           <w:u w:val="single"/>
         </w:rPr>
-        <w:t xml:space="preserve">kurių vertė viršija 803 tūkstančius eurų, </w:t>
+        <w:t xml:space="preserve">kurių vertė viršija vidaus taisyklėse nustatytą ribą, </w:t>
       </w:r>
       <w:r>
         <w:t xml:space="preserve">žemesnės vertės pirkimuose taikoma atsižvelgus į įsipareigojimų nevykdymo riziką. Užtikrinimo priemonių pirkimuose, </w:t>
@@ -46793,7 +46793,7 @@
         <w:rPr>
           <w:u w:val="single"/>
         </w:rPr>
-        <w:t>kurių vertė viršija 803 tūkstančius eurų</w:t>
+        <w:t>kurių vertė viršija vidaus taisyklėse nustatytą ribą</w:t>
       </w:r>
       <w:r>
         <w:t xml:space="preserve"> gali būti neprašoma, jeigu Pirkėjas prieš Pirkimą parengia ir pateikia Grupės iždui raštišką argumentaciją, kodėl Užtikrinimo priemonės konkretaus sandorio atžvilgiu nėra tikslingos arba jei, vadovaujantis teisės aktų nuostatomis, yra vykdoma neskelbiamo Pirkimo procedūra iš vienintelio Tiekėjo. Rekomenduojama užtikrinimo vertė nuo pradinės sutarties vertės – ne mažiau nei 10 proc.“. </w:t>

--- a/PP-salygos/templates/SSD_LTEN_SPS.docx
+++ b/PP-salygos/templates/SSD_LTEN_SPS.docx
@@ -42270,7 +42270,7 @@
                 <w:sz w:val="20"/>
                 <w:szCs w:val="20"/>
               </w:rPr>
-              <w:t xml:space="preserve"> Eur. Laimėjęs Tiekėjas pateikia Sutarties užtikrinimo įvykdymo užtikrinimą iki Sutarties sudarymo</w:t>
+              <w:t xml:space="preserve"> Eur. Laimėjęs Tiekėjas pateikia Sutarties įvykdymo užtikrinimą iki Sutarties sudarymo</w:t>
             </w:r>
             <w:r>
               <w:rPr>

--- a/PP-salygos/templates/SSD_LTEN_SPS.docx
+++ b/PP-salygos/templates/SSD_LTEN_SPS.docx
@@ -20442,7 +20442,7 @@
                 <w:sz w:val="20"/>
                 <w:szCs w:val="20"/>
               </w:rPr>
-              <w:t>SPS 6 priedo 2 priedėlį</w:t>
+              <w:t>SPS 5 priedo 2 priedėlį</w:t>
             </w:r>
             <w:r>
               <w:rPr>
@@ -20522,7 +20522,7 @@
                 <w:szCs w:val="20"/>
                 <w:lang w:val="en-US"/>
               </w:rPr>
-              <w:t xml:space="preserve">Appendix 2 to Annex 6 to the SPC </w:t>
+              <w:t xml:space="preserve">Appendix 2 to Annex 5 to the SPC </w:t>
             </w:r>
             <w:r>
               <w:rPr>
@@ -35736,7 +35736,7 @@
                 <w:sz w:val="20"/>
                 <w:szCs w:val="20"/>
               </w:rPr>
-              <w:t xml:space="preserve">SPS 6 priedo </w:t>
+              <w:t xml:space="preserve">SPS 5 priedo </w:t>
             </w:r>
             <w:r>
               <w:rPr>
@@ -35782,7 +35782,7 @@
                 <w:szCs w:val="20"/>
                 <w:lang w:val="en-US"/>
               </w:rPr>
-              <w:t>Annex 6 to the SPC</w:t>
+              <w:t>Annex 5 to the SPC</w:t>
             </w:r>
             <w:r>
               <w:rPr>

--- a/PP-salygos/templates/SSD_LTEN_SPS.docx
+++ b/PP-salygos/templates/SSD_LTEN_SPS.docx
@@ -29807,7 +29807,7 @@
                 <w:szCs w:val="20"/>
                 <w:lang w:val="en-GB"/>
               </w:rPr>
-              <w:t>The Government of the Republic of Lithuania, in accordance with the criteria established in the Law on the Protection of Objects Important for Ensuring National Security, has adopted a decision confirming that the entities specified in Clauses 1 and / or 2 of this table do not meet national security interests;</w:t>
+              <w:t>The Government of the Republic of Lithuania, in accordance with the criteria established in the Law on the Protection of Objects Important for Ensuring National Security, has not adopted a decision confirming that the entities specified in Clauses 1 and 2 of this table, or the transaction intended to be concluded (concluded) with them, do not meet national security interests;</w:t>
             </w:r>
           </w:p>
         </w:tc>

--- a/PP-salygos/templates/SSD_LTEN_SPS.docx
+++ b/PP-salygos/templates/SSD_LTEN_SPS.docx
@@ -3659,7 +3659,7 @@
                 <w:szCs w:val="20"/>
                 <w:lang w:val="en-GB"/>
               </w:rPr>
-              <w:t xml:space="preserve">The Procurement is carried out for the purpose of concluding a Draft Contract. </w:t>
+              <w:t xml:space="preserve">The Procurement is carried out for the purpose of concluding a Preliminary Contract. </w:t>
             </w:r>
           </w:p>
         </w:tc>

--- a/PP-salygos/templates/SSD_LTEN_SPS.docx
+++ b/PP-salygos/templates/SSD_LTEN_SPS.docx
@@ -15237,7 +15237,7 @@
                 <w:szCs w:val="20"/>
                 <w:lang w:val="en-GB"/>
               </w:rPr>
-              <w:t>Certificates confirming the absence of grounds for exclusion are not required. The contracting authority will request them only if there are reasonable doubts about the supplier's reliability.</w:t>
+              <w:t>Certificates confirming the absence of grounds for exclusion are not required. The contracting entity will request them only if there are reasonable doubts about the supplier's reliability.</w:t>
             </w:r>
           </w:p>
         </w:tc>

--- a/PP-salygos/templates/SSD_LTEN_SPS.docx
+++ b/PP-salygos/templates/SSD_LTEN_SPS.docx
@@ -35727,7 +35727,7 @@
                 <w:sz w:val="20"/>
                 <w:szCs w:val="20"/>
               </w:rPr>
-              <w:t xml:space="preserve">Užpildytas ir pasirašytas deklaracijas, patvirtinančias sutikimą būti Subtiekėju, Ūkio subjektu, kurio pajėgumais remiamasi Perkančiojo subjekto atliekamame Pirkime, ar/ar Kvazisubtiekėjo sutikimą būti įdarbintu Pirkimo laimėjimo atveju pagal </w:t>
+              <w:t xml:space="preserve">Užpildytas ir pasirašytas deklaracijas, patvirtinančias sutikimą būti Subtiekėju, Ūkio subjektu, kurio pajėgumais remiamasi Perkančiojo subjekto atliekamame Pirkime, ir/ar Kvazisubtiekėjo sutikimą būti įdarbintu Pirkimo laimėjimo atveju pagal </w:t>
             </w:r>
             <w:r>
               <w:rPr>
@@ -36179,7 +36179,7 @@
                 <w:szCs w:val="20"/>
                 <w:lang w:val="en-GB"/>
               </w:rPr>
-              <w:t>A duly completed and signed Declaration of Compliance with the National Security Requirements in accordance with the SPS Annex C form.</w:t>
+              <w:t>A duly completed and signed Declaration of Compliance with the National Security Requirements in accordance with the form of Annex 6 to the SPC.</w:t>
             </w:r>
           </w:p>
         </w:tc>

--- a/PP-salygos/templates/SSD_LTEN_SPS.docx
+++ b/PP-salygos/templates/SSD_LTEN_SPS.docx
@@ -39631,47 +39631,47 @@
                 <w:szCs w:val="20"/>
                 <w:lang w:val="en-GB"/>
               </w:rPr>
-              <w:t xml:space="preserve">does not provide a copy of the Procurement Contract </w:t>
-            </w:r>
-            <w:r>
-              <w:rPr>
-                <w:rFonts w:ascii="Arial" w:hAnsi="Arial" w:cs="Arial"/>
-                <w:color w:val="FF0000"/>
-                <w:sz w:val="20"/>
-                <w:szCs w:val="20"/>
-                <w:lang w:val="en-GB"/>
-              </w:rPr>
-              <w:t>s</w:t>
-            </w:r>
-            <w:r>
-              <w:rPr>
-                <w:rFonts w:ascii="Arial" w:hAnsi="Arial" w:cs="Arial"/>
-                <w:color w:val="FF0000"/>
-                <w:sz w:val="20"/>
-                <w:szCs w:val="20"/>
-                <w:lang w:val="en-GB"/>
-              </w:rPr>
-              <w:t xml:space="preserve">ecurity and the designer’s compulsory civil liability insurance certificate (policy) specified in the Procurement </w:t>
-            </w:r>
-            <w:r>
-              <w:rPr>
-                <w:rFonts w:ascii="Arial" w:hAnsi="Arial" w:cs="Arial"/>
-                <w:color w:val="FF0000"/>
-                <w:sz w:val="20"/>
-                <w:szCs w:val="20"/>
-                <w:lang w:val="en-GB"/>
-              </w:rPr>
-              <w:t>d</w:t>
-            </w:r>
-            <w:r>
-              <w:rPr>
-                <w:rFonts w:ascii="Arial" w:hAnsi="Arial" w:cs="Arial"/>
-                <w:color w:val="FF0000"/>
-                <w:sz w:val="20"/>
-                <w:szCs w:val="20"/>
-                <w:lang w:val="en-GB"/>
-              </w:rPr>
-              <w:t>ocuments and the list of managers</w:t>
+              <w:t xml:space="preserve">does not provide the original of the Procurement Contract security and a copy of the designer’s compulsory civil liability insurance certificate (policy) specified in the Procurement documents</w:t>
+            </w:r>
+            <w:r>
+              <w:rPr>
+                <w:rFonts w:ascii="Arial" w:hAnsi="Arial" w:cs="Arial"/>
+                <w:color w:val="FF0000"/>
+                <w:sz w:val="20"/>
+                <w:szCs w:val="20"/>
+                <w:lang w:val="en-GB"/>
+              </w:rPr>
+              <w:t/>
+            </w:r>
+            <w:r>
+              <w:rPr>
+                <w:rFonts w:ascii="Arial" w:hAnsi="Arial" w:cs="Arial"/>
+                <w:color w:val="FF0000"/>
+                <w:sz w:val="20"/>
+                <w:szCs w:val="20"/>
+                <w:lang w:val="en-GB"/>
+              </w:rPr>
+              <w:t xml:space="preserve"/>
+            </w:r>
+            <w:r>
+              <w:rPr>
+                <w:rFonts w:ascii="Arial" w:hAnsi="Arial" w:cs="Arial"/>
+                <w:color w:val="FF0000"/>
+                <w:sz w:val="20"/>
+                <w:szCs w:val="20"/>
+                <w:lang w:val="en-GB"/>
+              </w:rPr>
+              <w:t/>
+            </w:r>
+            <w:r>
+              <w:rPr>
+                <w:rFonts w:ascii="Arial" w:hAnsi="Arial" w:cs="Arial"/>
+                <w:color w:val="FF0000"/>
+                <w:sz w:val="20"/>
+                <w:szCs w:val="20"/>
+                <w:lang w:val="en-GB"/>
+              </w:rPr>
+              <w:t/>
             </w:r>
             <w:r>
               <w:rPr>
@@ -40293,7 +40293,7 @@
                 <w:szCs w:val="20"/>
                 <w:lang w:val="en-GB"/>
               </w:rPr>
-              <w:t xml:space="preserve"> Contract performance guarantee, a copy of the designer's compulsory civil liability insurance certificate (policy) and the list of managers, fails to provide the required explanations of the Tender, </w:t>
+              <w:t xml:space="preserve"> Contract performance guarantee, a copy of the designer's compulsory civil liability insurance certificate (policy), fails to provide the required explanations of the Tender, </w:t>
             </w:r>
             <w:r>
               <w:rPr>
@@ -40697,7 +40697,7 @@
                 <w:szCs w:val="20"/>
                 <w:lang w:val="en-GB"/>
               </w:rPr>
-              <w:t>Contract performance guarantee, a copy of the designer's compulsory civil liability insurance certificate (policy) and the list of managers, fails to provide the required explanations of the Tender</w:t>
+              <w:t>Contract performance guarantee, a copy of the designer's compulsory civil liability insurance certificate (policy), fails to provide the required explanations of the Tender</w:t>
             </w:r>
             <w:r>
               <w:rPr>
@@ -41076,7 +41076,7 @@
                 <w:szCs w:val="20"/>
                 <w:lang w:val="en-GB"/>
               </w:rPr>
-              <w:t>Contract performance guarantee, a copy of the designer's compulsory civil liability insurance certificate (policy) and the list of managers</w:t>
+              <w:t>Contract performance guarantee, a copy of the designer's compulsory civil liability insurance certificate (policy)</w:t>
             </w:r>
             <w:r>
               <w:rPr>

--- a/PP-salygos/templates/SSD_LTEN_SPS.docx
+++ b/PP-salygos/templates/SSD_LTEN_SPS.docx
@@ -38259,7 +38259,7 @@
                 <w:sz w:val="20"/>
                 <w:szCs w:val="20"/>
               </w:rPr>
-              <w:t xml:space="preserve">Galutiniu </w:t>
+              <w:t xml:space="preserve">Pirminiu </w:t>
             </w:r>
             <w:r>
               <w:rPr>
@@ -38310,7 +38310,7 @@
                 <w:sz w:val="20"/>
                 <w:szCs w:val="20"/>
               </w:rPr>
-              <w:t xml:space="preserve">Galutinių </w:t>
+              <w:t xml:space="preserve">Pirminių </w:t>
             </w:r>
             <w:r>
               <w:rPr>
@@ -38458,15 +38458,15 @@
                 <w:sz w:val="20"/>
                 <w:szCs w:val="20"/>
               </w:rPr>
-              <w:t xml:space="preserve">Galutinių </w:t>
-            </w:r>
-            <w:r>
-              <w:rPr>
-                <w:rFonts w:ascii="Arial" w:hAnsi="Arial" w:cs="Arial"/>
-                <w:sz w:val="20"/>
-                <w:szCs w:val="20"/>
-              </w:rPr>
-              <w:t>pasiūlymų pateikimo termino pabaigos ir joje turi būti nurodytas garantijos galiojimo terminas.</w:t>
+              <w:t xml:space="preserve">Pirminių </w:t>
+            </w:r>
+            <w:r>
+              <w:rPr>
+                <w:rFonts w:ascii="Arial" w:hAnsi="Arial" w:cs="Arial"/>
+                <w:sz w:val="20"/>
+                <w:szCs w:val="20"/>
+              </w:rPr>
+              <w:t>pasiūlymų pateikimo termino pabaigos ir joje turi būti nurodytas garantijos galiojimo terminas. Jeigu bus prašoma pateikti Galutinį pasiūlymą, banko garantija turi galioti tiek pat dienų po Galutinių pasiūlymų pateikimo termino pabaigos; prireikus Tiekėjas ją pratęsia ir pratęsimą pateikia kartu su Galutiniu pasiūlymu.</w:t>
             </w:r>
           </w:p>
         </w:tc>
@@ -38521,7 +38521,7 @@
                 <w:szCs w:val="20"/>
                 <w:lang w:val="en-GB"/>
               </w:rPr>
-              <w:t xml:space="preserve">Final </w:t>
+              <w:t xml:space="preserve">Initial </w:t>
             </w:r>
             <w:r>
               <w:rPr>
@@ -38640,7 +38640,7 @@
                 <w:szCs w:val="20"/>
                 <w:lang w:val="en-GB"/>
               </w:rPr>
-              <w:t xml:space="preserve">Final </w:t>
+              <w:t xml:space="preserve">Initial </w:t>
             </w:r>
             <w:r>
               <w:rPr>
@@ -38913,16 +38913,16 @@
                 <w:szCs w:val="20"/>
                 <w:lang w:val="en-GB"/>
               </w:rPr>
-              <w:t xml:space="preserve">Final </w:t>
-            </w:r>
-            <w:r>
-              <w:rPr>
-                <w:rFonts w:ascii="Arial" w:hAnsi="Arial" w:cs="Arial"/>
-                <w:sz w:val="20"/>
-                <w:szCs w:val="20"/>
-                <w:lang w:val="en-GB"/>
-              </w:rPr>
-              <w:t>Tenders and must specify the term of validity of the guarantee.</w:t>
+              <w:t xml:space="preserve">Initial </w:t>
+            </w:r>
+            <w:r>
+              <w:rPr>
+                <w:rFonts w:ascii="Arial" w:hAnsi="Arial" w:cs="Arial"/>
+                <w:sz w:val="20"/>
+                <w:szCs w:val="20"/>
+                <w:lang w:val="en-GB"/>
+              </w:rPr>
+              <w:t>Tenders and must specify the term of validity of the guarantee. If the Final Tender is requested, the bank guarantee must remain valid for the same number of days after the deadline for submission of Final Tenders; if necessary, the Supplier shall extend it and submit the extension together with the Final Tender.</w:t>
             </w:r>
           </w:p>
         </w:tc>
